--- a/report/Group7_Final_Report_DRAFT.docx
+++ b/report/Group7_Final_Report_DRAFT.docx
@@ -47,7 +47,7 @@
           <w:color w:val="5A6070"/>
           <w:sz w:val="22"/>
         </w:rPr>
-        <w:t>Walk-forward evidence from 176 tokens and five machine-learning models</w:t>
+        <w:t>Walk-forward evidence from 176 tokens and six machine-learning models</w:t>
       </w:r>
     </w:p>
     <w:p>
@@ -140,7 +140,7 @@
           <w:i w:val="0"/>
           <w:sz w:val="22"/>
         </w:rPr>
-        <w:t>We ask whether a token's published unlock (emission) schedule adds forecasting power for its forward 14-day realized volatility beyond what trailing volatility and the market regime already explain. On a panel of 176 tokens over 2024-09 to 2026-08 (101,393 token-days) we run K-nearest neighbours, Random Forest, Ridge, Elastic Net and logistic regression twice, once on nine control features and once on controls plus 23 emission and static features, under a five-fold walk-forward protocol with embargo. Every regressor beats both the persistence forecast and the pooled-mean baseline (R</w:t>
+        <w:t>We ask whether a token's published unlock (emission) schedule adds forecasting power for its forward 14-day realized volatility beyond what trailing volatility and the market regime already explain. On a panel of 176 tokens over 2024-09 to 2026-08 (101,393 token-days) we run K-nearest neighbours, Random Forest, LightGBM, Ridge, Elastic Net and logistic regression twice, once on nine control features and once on controls plus 23 emission and static features, under a five-fold walk-forward protocol with embargo. Every regressor beats both the persistence forecast and the pooled-mean baseline (R</w:t>
       </w:r>
       <w:r>
         <w:rPr>
@@ -169,7 +169,7 @@
           <w:i w:val="0"/>
           <w:sz w:val="22"/>
         </w:rPr>
-        <w:t xml:space="preserve"> of 0.23 to 0.27 against persistence), but that gain comes from the controls. Adding the unlock features changes R</w:t>
+        <w:t xml:space="preserve"> of 0.22 to 0.27 against persistence), but that gain comes from the controls. Adding the unlock features changes R</w:t>
       </w:r>
       <w:r>
         <w:rPr>
@@ -383,7 +383,7 @@
           <w:i w:val="0"/>
           <w:sz w:val="22"/>
         </w:rPr>
-        <w:t xml:space="preserve"> Forecast Y with four regression models (KNN, Random Forest, Ridge, Elastic Net) and compare them with two simple baselines on the same test cases.</w:t>
+        <w:t xml:space="preserve"> Forecast Y with five regression models (KNN, Random Forest, LightGBM, Ridge, Elastic Net) and compare them with two simple baselines on the same test cases.</w:t>
       </w:r>
     </w:p>
     <w:p>
@@ -1095,7 +1095,7 @@
       <w:r>
         <w:drawing>
           <wp:inline xmlns:a="http://schemas.openxmlformats.org/drawingml/2006/main" xmlns:pic="http://schemas.openxmlformats.org/drawingml/2006/picture">
-            <wp:extent cx="3600000" cy="2275826"/>
+            <wp:extent cx="3600000" cy="2301127"/>
             <wp:docPr id="1" name="Picture 1"/>
             <wp:cNvGraphicFramePr>
               <a:graphicFrameLocks noChangeAspect="1"/>
@@ -1116,7 +1116,7 @@
                   <pic:spPr>
                     <a:xfrm>
                       <a:off x="0" y="0"/>
-                      <a:ext cx="3600000" cy="2275826"/>
+                      <a:ext cx="3600000" cy="2301127"/>
                     </a:xfrm>
                     <a:prstGeom prst="rect"/>
                   </pic:spPr>
@@ -2235,6 +2235,29 @@
           <w:i w:val="0"/>
           <w:sz w:val="22"/>
         </w:rPr>
+        <w:t xml:space="preserve">LightGBM. </w:t>
+      </w:r>
+      <w:r>
+        <w:rPr>
+          <w:rFonts w:ascii="Calibri" w:hAnsi="Calibri"/>
+          <w:b w:val="0"/>
+          <w:i w:val="0"/>
+          <w:sz w:val="22"/>
+        </w:rPr>
+        <w:t>Gradient-boosted regression trees (Ke et al., 2017), each tree fit to the residuals of the previous ones. Grid: n_estimators ∈ {200, 500} × learning_rate ∈ {0.02, 0.05} × num_leaves ∈ {7, 15} × min_child_samples ∈ {100, 400} × reg_lambda ∈ {1, 10}, shifted toward strong regularization after a first grid overfit the small weekly folds; daily runs evaluate a fixed seeded subset of 12 configurations. Validation chose the slowest setting (learning rate 0.02, 200 trees) in nine of the ten daily runs.</w:t>
+      </w:r>
+    </w:p>
+    <w:p>
+      <w:pPr>
+        <w:jc w:val="both"/>
+      </w:pPr>
+      <w:r>
+        <w:rPr>
+          <w:rFonts w:ascii="Calibri" w:hAnsi="Calibri"/>
+          <w:b/>
+          <w:i w:val="0"/>
+          <w:sz w:val="22"/>
+        </w:rPr>
         <w:t xml:space="preserve">Ridge and Elastic Net. </w:t>
       </w:r>
       <w:r>
@@ -3228,7 +3251,7 @@
                 <w:i w:val="0"/>
                 <w:sz w:val="18"/>
               </w:rPr>
-              <w:t>Ridge</w:t>
+              <w:t>LightGBM</w:t>
             </w:r>
           </w:p>
         </w:tc>
@@ -3250,7 +3273,7 @@
                 <w:i w:val="0"/>
                 <w:sz w:val="18"/>
               </w:rPr>
-              <w:t>0.266</w:t>
+              <w:t>0.225</w:t>
             </w:r>
           </w:p>
         </w:tc>
@@ -3272,7 +3295,7 @@
                 <w:i w:val="0"/>
                 <w:sz w:val="18"/>
               </w:rPr>
-              <w:t>0.266</w:t>
+              <w:t>0.230</w:t>
             </w:r>
           </w:p>
         </w:tc>
@@ -3294,7 +3317,7 @@
                 <w:i w:val="0"/>
                 <w:sz w:val="18"/>
               </w:rPr>
-              <w:t>+0.001</w:t>
+              <w:t>+0.005</w:t>
             </w:r>
           </w:p>
         </w:tc>
@@ -3316,7 +3339,7 @@
                 <w:i w:val="0"/>
                 <w:sz w:val="18"/>
               </w:rPr>
-              <w:t>3/5</w:t>
+              <w:t>1/5</w:t>
             </w:r>
           </w:p>
         </w:tc>
@@ -3338,7 +3361,7 @@
                 <w:i w:val="0"/>
                 <w:sz w:val="18"/>
               </w:rPr>
-              <w:t>0.4428</w:t>
+              <w:t>0.4559</w:t>
             </w:r>
           </w:p>
         </w:tc>
@@ -3360,7 +3383,7 @@
                 <w:i w:val="0"/>
                 <w:sz w:val="18"/>
               </w:rPr>
-              <w:t>0.4428</w:t>
+              <w:t>0.4530</w:t>
             </w:r>
           </w:p>
         </w:tc>
@@ -3382,7 +3405,7 @@
                 <w:i w:val="0"/>
                 <w:sz w:val="18"/>
               </w:rPr>
-              <w:t>0.343</w:t>
+              <w:t>0.279</w:t>
             </w:r>
           </w:p>
         </w:tc>
@@ -3404,7 +3427,7 @@
                 <w:i w:val="0"/>
                 <w:sz w:val="18"/>
               </w:rPr>
-              <w:t>0.335</w:t>
+              <w:t>0.288</w:t>
             </w:r>
           </w:p>
         </w:tc>
@@ -3429,7 +3452,7 @@
                 <w:i w:val="0"/>
                 <w:sz w:val="18"/>
               </w:rPr>
-              <w:t>Elastic Net</w:t>
+              <w:t>Ridge</w:t>
             </w:r>
           </w:p>
         </w:tc>
@@ -3452,7 +3475,7 @@
                 <w:i w:val="0"/>
                 <w:sz w:val="18"/>
               </w:rPr>
-              <w:t>0.254</w:t>
+              <w:t>0.266</w:t>
             </w:r>
           </w:p>
         </w:tc>
@@ -3475,7 +3498,7 @@
                 <w:i w:val="0"/>
                 <w:sz w:val="18"/>
               </w:rPr>
-              <w:t>0.255</w:t>
+              <w:t>0.266</w:t>
             </w:r>
           </w:p>
         </w:tc>
@@ -3544,7 +3567,7 @@
                 <w:i w:val="0"/>
                 <w:sz w:val="18"/>
               </w:rPr>
-              <w:t>0.4471</w:t>
+              <w:t>0.4428</w:t>
             </w:r>
           </w:p>
         </w:tc>
@@ -3567,7 +3590,7 @@
                 <w:i w:val="0"/>
                 <w:sz w:val="18"/>
               </w:rPr>
-              <w:t>0.4468</w:t>
+              <w:t>0.4428</w:t>
             </w:r>
           </w:p>
         </w:tc>
@@ -3590,7 +3613,7 @@
                 <w:i w:val="0"/>
                 <w:sz w:val="18"/>
               </w:rPr>
-              <w:t>0.317</w:t>
+              <w:t>0.343</w:t>
             </w:r>
           </w:p>
         </w:tc>
@@ -3613,7 +3636,7 @@
                 <w:i w:val="0"/>
                 <w:sz w:val="18"/>
               </w:rPr>
-              <w:t>0.321</w:t>
+              <w:t>0.335</w:t>
             </w:r>
           </w:p>
         </w:tc>
@@ -3637,7 +3660,7 @@
                 <w:i w:val="0"/>
                 <w:sz w:val="18"/>
               </w:rPr>
-              <w:t>Train mean</w:t>
+              <w:t>Elastic Net</w:t>
             </w:r>
           </w:p>
         </w:tc>
@@ -3659,7 +3682,7 @@
                 <w:i w:val="0"/>
                 <w:sz w:val="18"/>
               </w:rPr>
-              <w:t>0.170</w:t>
+              <w:t>0.254</w:t>
             </w:r>
           </w:p>
         </w:tc>
@@ -3681,7 +3704,7 @@
                 <w:i w:val="0"/>
                 <w:sz w:val="18"/>
               </w:rPr>
-              <w:t>–</w:t>
+              <w:t>0.255</w:t>
             </w:r>
           </w:p>
         </w:tc>
@@ -3703,7 +3726,7 @@
                 <w:i w:val="0"/>
                 <w:sz w:val="18"/>
               </w:rPr>
-              <w:t>–</w:t>
+              <w:t>+0.001</w:t>
             </w:r>
           </w:p>
         </w:tc>
@@ -3725,7 +3748,7 @@
                 <w:i w:val="0"/>
                 <w:sz w:val="18"/>
               </w:rPr>
-              <w:t>–</w:t>
+              <w:t>3/5</w:t>
             </w:r>
           </w:p>
         </w:tc>
@@ -3747,7 +3770,7 @@
                 <w:i w:val="0"/>
                 <w:sz w:val="18"/>
               </w:rPr>
-              <w:t>0.4713</w:t>
+              <w:t>0.4471</w:t>
             </w:r>
           </w:p>
         </w:tc>
@@ -3769,7 +3792,7 @@
                 <w:i w:val="0"/>
                 <w:sz w:val="18"/>
               </w:rPr>
-              <w:t>–</w:t>
+              <w:t>0.4468</w:t>
             </w:r>
           </w:p>
         </w:tc>
@@ -3791,7 +3814,7 @@
                 <w:i w:val="0"/>
                 <w:sz w:val="18"/>
               </w:rPr>
-              <w:t>–</w:t>
+              <w:t>0.317</w:t>
             </w:r>
           </w:p>
         </w:tc>
@@ -3813,7 +3836,7 @@
                 <w:i w:val="0"/>
                 <w:sz w:val="18"/>
               </w:rPr>
-              <w:t>–</w:t>
+              <w:t>0.321</w:t>
             </w:r>
           </w:p>
         </w:tc>
@@ -3826,7 +3849,7 @@
           </w:tcPr>
           <w:p>
             <w:pPr>
-              <w:keepNext w:val="0"/>
+              <w:keepNext/>
               <w:spacing w:after="0" w:line="240" w:lineRule="auto"/>
               <w:jc w:val="left"/>
             </w:pPr>
@@ -3838,7 +3861,7 @@
                 <w:i w:val="0"/>
                 <w:sz w:val="18"/>
               </w:rPr>
-              <w:t>Persistence</w:t>
+              <w:t>Train mean</w:t>
             </w:r>
           </w:p>
         </w:tc>
@@ -3849,19 +3872,19 @@
           </w:tcPr>
           <w:p>
             <w:pPr>
-              <w:keepNext w:val="0"/>
-              <w:spacing w:after="0" w:line="240" w:lineRule="auto"/>
-              <w:jc w:val="center"/>
-            </w:pPr>
-            <w:r/>
-            <w:r>
-              <w:rPr>
-                <w:rFonts w:ascii="Calibri" w:hAnsi="Calibri"/>
-                <w:b w:val="0"/>
-                <w:i w:val="0"/>
-                <w:sz w:val="18"/>
-              </w:rPr>
-              <w:t>0.000</w:t>
+              <w:keepNext/>
+              <w:spacing w:after="0" w:line="240" w:lineRule="auto"/>
+              <w:jc w:val="center"/>
+            </w:pPr>
+            <w:r/>
+            <w:r>
+              <w:rPr>
+                <w:rFonts w:ascii="Calibri" w:hAnsi="Calibri"/>
+                <w:b w:val="0"/>
+                <w:i w:val="0"/>
+                <w:sz w:val="18"/>
+              </w:rPr>
+              <w:t>0.170</w:t>
             </w:r>
           </w:p>
         </w:tc>
@@ -3872,7 +3895,7 @@
           </w:tcPr>
           <w:p>
             <w:pPr>
-              <w:keepNext w:val="0"/>
+              <w:keepNext/>
               <w:spacing w:after="0" w:line="240" w:lineRule="auto"/>
               <w:jc w:val="center"/>
             </w:pPr>
@@ -3895,7 +3918,7 @@
           </w:tcPr>
           <w:p>
             <w:pPr>
-              <w:keepNext w:val="0"/>
+              <w:keepNext/>
               <w:spacing w:after="0" w:line="240" w:lineRule="auto"/>
               <w:jc w:val="center"/>
             </w:pPr>
@@ -3918,7 +3941,7 @@
           </w:tcPr>
           <w:p>
             <w:pPr>
-              <w:keepNext w:val="0"/>
+              <w:keepNext/>
               <w:spacing w:after="0" w:line="240" w:lineRule="auto"/>
               <w:jc w:val="center"/>
             </w:pPr>
@@ -3941,19 +3964,19 @@
           </w:tcPr>
           <w:p>
             <w:pPr>
-              <w:keepNext w:val="0"/>
-              <w:spacing w:after="0" w:line="240" w:lineRule="auto"/>
-              <w:jc w:val="center"/>
-            </w:pPr>
-            <w:r/>
-            <w:r>
-              <w:rPr>
-                <w:rFonts w:ascii="Calibri" w:hAnsi="Calibri"/>
-                <w:b w:val="0"/>
-                <w:i w:val="0"/>
-                <w:sz w:val="18"/>
-              </w:rPr>
-              <w:t>0.5269</w:t>
+              <w:keepNext/>
+              <w:spacing w:after="0" w:line="240" w:lineRule="auto"/>
+              <w:jc w:val="center"/>
+            </w:pPr>
+            <w:r/>
+            <w:r>
+              <w:rPr>
+                <w:rFonts w:ascii="Calibri" w:hAnsi="Calibri"/>
+                <w:b w:val="0"/>
+                <w:i w:val="0"/>
+                <w:sz w:val="18"/>
+              </w:rPr>
+              <w:t>0.4713</w:t>
             </w:r>
           </w:p>
         </w:tc>
@@ -3964,7 +3987,7 @@
           </w:tcPr>
           <w:p>
             <w:pPr>
-              <w:keepNext w:val="0"/>
+              <w:keepNext/>
               <w:spacing w:after="0" w:line="240" w:lineRule="auto"/>
               <w:jc w:val="center"/>
             </w:pPr>
@@ -3987,7 +4010,7 @@
           </w:tcPr>
           <w:p>
             <w:pPr>
-              <w:keepNext w:val="0"/>
+              <w:keepNext/>
               <w:spacing w:after="0" w:line="240" w:lineRule="auto"/>
               <w:jc w:val="center"/>
             </w:pPr>
@@ -4007,6 +4030,206 @@
           <w:tcPr>
             <w:tcW w:type="dxa" w:w="907"/>
             <w:shd w:val="clear" w:color="auto" w:fill="F1F3F6"/>
+          </w:tcPr>
+          <w:p>
+            <w:pPr>
+              <w:keepNext/>
+              <w:spacing w:after="0" w:line="240" w:lineRule="auto"/>
+              <w:jc w:val="center"/>
+            </w:pPr>
+            <w:r/>
+            <w:r>
+              <w:rPr>
+                <w:rFonts w:ascii="Calibri" w:hAnsi="Calibri"/>
+                <w:b w:val="0"/>
+                <w:i w:val="0"/>
+                <w:sz w:val="18"/>
+              </w:rPr>
+              <w:t>–</w:t>
+            </w:r>
+          </w:p>
+        </w:tc>
+      </w:tr>
+      <w:tr>
+        <w:tc>
+          <w:tcPr>
+            <w:tcW w:type="dxa" w:w="1587"/>
+          </w:tcPr>
+          <w:p>
+            <w:pPr>
+              <w:keepNext w:val="0"/>
+              <w:spacing w:after="0" w:line="240" w:lineRule="auto"/>
+              <w:jc w:val="left"/>
+            </w:pPr>
+            <w:r/>
+            <w:r>
+              <w:rPr>
+                <w:rFonts w:ascii="Calibri" w:hAnsi="Calibri"/>
+                <w:b w:val="0"/>
+                <w:i w:val="0"/>
+                <w:sz w:val="18"/>
+              </w:rPr>
+              <w:t>Persistence</w:t>
+            </w:r>
+          </w:p>
+        </w:tc>
+        <w:tc>
+          <w:tcPr>
+            <w:tcW w:type="dxa" w:w="1020"/>
+          </w:tcPr>
+          <w:p>
+            <w:pPr>
+              <w:keepNext w:val="0"/>
+              <w:spacing w:after="0" w:line="240" w:lineRule="auto"/>
+              <w:jc w:val="center"/>
+            </w:pPr>
+            <w:r/>
+            <w:r>
+              <w:rPr>
+                <w:rFonts w:ascii="Calibri" w:hAnsi="Calibri"/>
+                <w:b w:val="0"/>
+                <w:i w:val="0"/>
+                <w:sz w:val="18"/>
+              </w:rPr>
+              <w:t>0.000</w:t>
+            </w:r>
+          </w:p>
+        </w:tc>
+        <w:tc>
+          <w:tcPr>
+            <w:tcW w:type="dxa" w:w="1020"/>
+          </w:tcPr>
+          <w:p>
+            <w:pPr>
+              <w:keepNext w:val="0"/>
+              <w:spacing w:after="0" w:line="240" w:lineRule="auto"/>
+              <w:jc w:val="center"/>
+            </w:pPr>
+            <w:r/>
+            <w:r>
+              <w:rPr>
+                <w:rFonts w:ascii="Calibri" w:hAnsi="Calibri"/>
+                <w:b w:val="0"/>
+                <w:i w:val="0"/>
+                <w:sz w:val="18"/>
+              </w:rPr>
+              <w:t>–</w:t>
+            </w:r>
+          </w:p>
+        </w:tc>
+        <w:tc>
+          <w:tcPr>
+            <w:tcW w:type="dxa" w:w="794"/>
+          </w:tcPr>
+          <w:p>
+            <w:pPr>
+              <w:keepNext w:val="0"/>
+              <w:spacing w:after="0" w:line="240" w:lineRule="auto"/>
+              <w:jc w:val="center"/>
+            </w:pPr>
+            <w:r/>
+            <w:r>
+              <w:rPr>
+                <w:rFonts w:ascii="Calibri" w:hAnsi="Calibri"/>
+                <w:b w:val="0"/>
+                <w:i w:val="0"/>
+                <w:sz w:val="18"/>
+              </w:rPr>
+              <w:t>–</w:t>
+            </w:r>
+          </w:p>
+        </w:tc>
+        <w:tc>
+          <w:tcPr>
+            <w:tcW w:type="dxa" w:w="850"/>
+          </w:tcPr>
+          <w:p>
+            <w:pPr>
+              <w:keepNext w:val="0"/>
+              <w:spacing w:after="0" w:line="240" w:lineRule="auto"/>
+              <w:jc w:val="center"/>
+            </w:pPr>
+            <w:r/>
+            <w:r>
+              <w:rPr>
+                <w:rFonts w:ascii="Calibri" w:hAnsi="Calibri"/>
+                <w:b w:val="0"/>
+                <w:i w:val="0"/>
+                <w:sz w:val="18"/>
+              </w:rPr>
+              <w:t>–</w:t>
+            </w:r>
+          </w:p>
+        </w:tc>
+        <w:tc>
+          <w:tcPr>
+            <w:tcW w:type="dxa" w:w="1077"/>
+          </w:tcPr>
+          <w:p>
+            <w:pPr>
+              <w:keepNext w:val="0"/>
+              <w:spacing w:after="0" w:line="240" w:lineRule="auto"/>
+              <w:jc w:val="center"/>
+            </w:pPr>
+            <w:r/>
+            <w:r>
+              <w:rPr>
+                <w:rFonts w:ascii="Calibri" w:hAnsi="Calibri"/>
+                <w:b w:val="0"/>
+                <w:i w:val="0"/>
+                <w:sz w:val="18"/>
+              </w:rPr>
+              <w:t>0.5269</w:t>
+            </w:r>
+          </w:p>
+        </w:tc>
+        <w:tc>
+          <w:tcPr>
+            <w:tcW w:type="dxa" w:w="1077"/>
+          </w:tcPr>
+          <w:p>
+            <w:pPr>
+              <w:keepNext w:val="0"/>
+              <w:spacing w:after="0" w:line="240" w:lineRule="auto"/>
+              <w:jc w:val="center"/>
+            </w:pPr>
+            <w:r/>
+            <w:r>
+              <w:rPr>
+                <w:rFonts w:ascii="Calibri" w:hAnsi="Calibri"/>
+                <w:b w:val="0"/>
+                <w:i w:val="0"/>
+                <w:sz w:val="18"/>
+              </w:rPr>
+              <w:t>–</w:t>
+            </w:r>
+          </w:p>
+        </w:tc>
+        <w:tc>
+          <w:tcPr>
+            <w:tcW w:type="dxa" w:w="907"/>
+          </w:tcPr>
+          <w:p>
+            <w:pPr>
+              <w:keepNext w:val="0"/>
+              <w:spacing w:after="0" w:line="240" w:lineRule="auto"/>
+              <w:jc w:val="center"/>
+            </w:pPr>
+            <w:r/>
+            <w:r>
+              <w:rPr>
+                <w:rFonts w:ascii="Calibri" w:hAnsi="Calibri"/>
+                <w:b w:val="0"/>
+                <w:i w:val="0"/>
+                <w:sz w:val="18"/>
+              </w:rPr>
+              <w:t>–</w:t>
+            </w:r>
+          </w:p>
+        </w:tc>
+        <w:tc>
+          <w:tcPr>
+            <w:tcW w:type="dxa" w:w="907"/>
           </w:tcPr>
           <w:p>
             <w:pPr>
@@ -4053,7 +4276,7 @@
           <w:i w:val="0"/>
           <w:sz w:val="22"/>
         </w:rPr>
-        <w:t>All four regressors beat both baselines</w:t>
+        <w:t>All five regressors beat both baselines</w:t>
       </w:r>
       <w:r>
         <w:rPr>
@@ -4091,7 +4314,7 @@
           <w:i w:val="0"/>
           <w:sz w:val="22"/>
         </w:rPr>
-        <w:t xml:space="preserve"> is 0.23 to 0.27 on controls alone, against 0.17 for the training mean, and RMSE falls from 0.527 (persistence) to about 0.443. Linear models are as good as non-linear ones: Ridge on controls (0.266) ties the Random Forest on all features (0.268). </w:t>
+        <w:t xml:space="preserve"> is 0.22 to 0.27 on controls alone, against 0.17 for the training mean, and RMSE falls from 0.527 (persistence) to about 0.443. Linear models are as good as non-linear ones: Ridge on controls (0.266) ties the Random Forest on all features (0.268). </w:t>
       </w:r>
       <w:r>
         <w:rPr>
@@ -4138,7 +4361,7 @@
           <w:i w:val="0"/>
           <w:sz w:val="22"/>
         </w:rPr>
-        <w:t xml:space="preserve"> is 0.14 to 0.17, and FULL wins in only two or three of five folds. Table 4 shows why the small averages are not a signal: for the Random Forest the gain is +0.031 and +0.030 in the two oldest folds and negative in the three most recent ones (which are trained on the most data); KNN swings more; the linear models keep the unlock coefficients near zero, so their |Δ| stays below 0.008.</w:t>
+        <w:t xml:space="preserve"> is 0.14 to 0.17, and FULL wins in only one to three of five folds. Table 4 shows why the small averages are not a signal: for the Random Forest the gain is +0.031 and +0.030 in the two oldest folds and negative in the three most recent ones (which are trained on the most data); KNN swings more, and LightGBM gains only in fold 2; the linear models keep the unlock coefficients near zero, so their |Δ| stays below 0.008.</w:t>
       </w:r>
     </w:p>
     <w:p>
@@ -4150,7 +4373,7 @@
       <w:r>
         <w:drawing>
           <wp:inline xmlns:a="http://schemas.openxmlformats.org/drawingml/2006/main" xmlns:pic="http://schemas.openxmlformats.org/drawingml/2006/picture">
-            <wp:extent cx="5400000" cy="2179961"/>
+            <wp:extent cx="5400000" cy="1879245"/>
             <wp:docPr id="2" name="Picture 2"/>
             <wp:cNvGraphicFramePr>
               <a:graphicFrameLocks noChangeAspect="1"/>
@@ -4171,7 +4394,7 @@
                   <pic:spPr>
                     <a:xfrm>
                       <a:off x="0" y="0"/>
-                      <a:ext cx="5400000" cy="2179961"/>
+                      <a:ext cx="5400000" cy="1879245"/>
                     </a:xfrm>
                     <a:prstGeom prst="rect"/>
                   </pic:spPr>
@@ -4827,7 +5050,7 @@
                 <w:i w:val="0"/>
                 <w:sz w:val="18"/>
               </w:rPr>
-              <w:t>Ridge</w:t>
+              <w:t>LightGBM</w:t>
             </w:r>
           </w:p>
         </w:tc>
@@ -4849,7 +5072,7 @@
                 <w:i w:val="0"/>
                 <w:sz w:val="18"/>
               </w:rPr>
-              <w:t>+0.001</w:t>
+              <w:t>-0.013</w:t>
             </w:r>
           </w:p>
         </w:tc>
@@ -4871,7 +5094,7 @@
                 <w:i w:val="0"/>
                 <w:sz w:val="18"/>
               </w:rPr>
-              <w:t>-0.006</w:t>
+              <w:t>+0.044</w:t>
             </w:r>
           </w:p>
         </w:tc>
@@ -4893,7 +5116,7 @@
                 <w:i w:val="0"/>
                 <w:sz w:val="18"/>
               </w:rPr>
-              <w:t>-0.003</w:t>
+              <w:t>+0.000</w:t>
             </w:r>
           </w:p>
         </w:tc>
@@ -4915,7 +5138,7 @@
                 <w:i w:val="0"/>
                 <w:sz w:val="18"/>
               </w:rPr>
-              <w:t>+0.008</w:t>
+              <w:t>-0.005</w:t>
             </w:r>
           </w:p>
         </w:tc>
@@ -4937,7 +5160,7 @@
                 <w:i w:val="0"/>
                 <w:sz w:val="18"/>
               </w:rPr>
-              <w:t>+0.004</w:t>
+              <w:t>-0.002</w:t>
             </w:r>
           </w:p>
         </w:tc>
@@ -4959,7 +5182,7 @@
                 <w:i w:val="0"/>
                 <w:sz w:val="18"/>
               </w:rPr>
-              <w:t>+0.001</w:t>
+              <w:t>+0.005</w:t>
             </w:r>
           </w:p>
         </w:tc>
@@ -4972,7 +5195,7 @@
           </w:tcPr>
           <w:p>
             <w:pPr>
-              <w:keepNext w:val="0"/>
+              <w:keepNext/>
               <w:spacing w:after="0" w:line="240" w:lineRule="auto"/>
               <w:jc w:val="left"/>
             </w:pPr>
@@ -4984,7 +5207,7 @@
                 <w:i w:val="0"/>
                 <w:sz w:val="18"/>
               </w:rPr>
-              <w:t>Elastic Net</w:t>
+              <w:t>Ridge</w:t>
             </w:r>
           </w:p>
         </w:tc>
@@ -4995,19 +5218,19 @@
           </w:tcPr>
           <w:p>
             <w:pPr>
-              <w:keepNext w:val="0"/>
-              <w:spacing w:after="0" w:line="240" w:lineRule="auto"/>
-              <w:jc w:val="center"/>
-            </w:pPr>
-            <w:r/>
-            <w:r>
-              <w:rPr>
-                <w:rFonts w:ascii="Calibri" w:hAnsi="Calibri"/>
-                <w:b w:val="0"/>
-                <w:i w:val="0"/>
-                <w:sz w:val="18"/>
-              </w:rPr>
-              <w:t>+0.000</w:t>
+              <w:keepNext/>
+              <w:spacing w:after="0" w:line="240" w:lineRule="auto"/>
+              <w:jc w:val="center"/>
+            </w:pPr>
+            <w:r/>
+            <w:r>
+              <w:rPr>
+                <w:rFonts w:ascii="Calibri" w:hAnsi="Calibri"/>
+                <w:b w:val="0"/>
+                <w:i w:val="0"/>
+                <w:sz w:val="18"/>
+              </w:rPr>
+              <w:t>+0.001</w:t>
             </w:r>
           </w:p>
         </w:tc>
@@ -5018,19 +5241,19 @@
           </w:tcPr>
           <w:p>
             <w:pPr>
-              <w:keepNext w:val="0"/>
-              <w:spacing w:after="0" w:line="240" w:lineRule="auto"/>
-              <w:jc w:val="center"/>
-            </w:pPr>
-            <w:r/>
-            <w:r>
-              <w:rPr>
-                <w:rFonts w:ascii="Calibri" w:hAnsi="Calibri"/>
-                <w:b w:val="0"/>
-                <w:i w:val="0"/>
-                <w:sz w:val="18"/>
-              </w:rPr>
-              <w:t>+0.000</w:t>
+              <w:keepNext/>
+              <w:spacing w:after="0" w:line="240" w:lineRule="auto"/>
+              <w:jc w:val="center"/>
+            </w:pPr>
+            <w:r/>
+            <w:r>
+              <w:rPr>
+                <w:rFonts w:ascii="Calibri" w:hAnsi="Calibri"/>
+                <w:b w:val="0"/>
+                <w:i w:val="0"/>
+                <w:sz w:val="18"/>
+              </w:rPr>
+              <w:t>-0.006</w:t>
             </w:r>
           </w:p>
         </w:tc>
@@ -5041,19 +5264,19 @@
           </w:tcPr>
           <w:p>
             <w:pPr>
-              <w:keepNext w:val="0"/>
-              <w:spacing w:after="0" w:line="240" w:lineRule="auto"/>
-              <w:jc w:val="center"/>
-            </w:pPr>
-            <w:r/>
-            <w:r>
-              <w:rPr>
-                <w:rFonts w:ascii="Calibri" w:hAnsi="Calibri"/>
-                <w:b w:val="0"/>
-                <w:i w:val="0"/>
-                <w:sz w:val="18"/>
-              </w:rPr>
-              <w:t>+0.000</w:t>
+              <w:keepNext/>
+              <w:spacing w:after="0" w:line="240" w:lineRule="auto"/>
+              <w:jc w:val="center"/>
+            </w:pPr>
+            <w:r/>
+            <w:r>
+              <w:rPr>
+                <w:rFonts w:ascii="Calibri" w:hAnsi="Calibri"/>
+                <w:b w:val="0"/>
+                <w:i w:val="0"/>
+                <w:sz w:val="18"/>
+              </w:rPr>
+              <w:t>-0.003</w:t>
             </w:r>
           </w:p>
         </w:tc>
@@ -5064,19 +5287,19 @@
           </w:tcPr>
           <w:p>
             <w:pPr>
-              <w:keepNext w:val="0"/>
-              <w:spacing w:after="0" w:line="240" w:lineRule="auto"/>
-              <w:jc w:val="center"/>
-            </w:pPr>
-            <w:r/>
-            <w:r>
-              <w:rPr>
-                <w:rFonts w:ascii="Calibri" w:hAnsi="Calibri"/>
-                <w:b w:val="0"/>
-                <w:i w:val="0"/>
-                <w:sz w:val="18"/>
-              </w:rPr>
-              <w:t>+0.001</w:t>
+              <w:keepNext/>
+              <w:spacing w:after="0" w:line="240" w:lineRule="auto"/>
+              <w:jc w:val="center"/>
+            </w:pPr>
+            <w:r/>
+            <w:r>
+              <w:rPr>
+                <w:rFonts w:ascii="Calibri" w:hAnsi="Calibri"/>
+                <w:b w:val="0"/>
+                <w:i w:val="0"/>
+                <w:sz w:val="18"/>
+              </w:rPr>
+              <w:t>+0.008</w:t>
             </w:r>
           </w:p>
         </w:tc>
@@ -5087,19 +5310,19 @@
           </w:tcPr>
           <w:p>
             <w:pPr>
-              <w:keepNext w:val="0"/>
-              <w:spacing w:after="0" w:line="240" w:lineRule="auto"/>
-              <w:jc w:val="center"/>
-            </w:pPr>
-            <w:r/>
-            <w:r>
-              <w:rPr>
-                <w:rFonts w:ascii="Calibri" w:hAnsi="Calibri"/>
-                <w:b w:val="0"/>
-                <w:i w:val="0"/>
-                <w:sz w:val="18"/>
-              </w:rPr>
-              <w:t>+0.003</w:t>
+              <w:keepNext/>
+              <w:spacing w:after="0" w:line="240" w:lineRule="auto"/>
+              <w:jc w:val="center"/>
+            </w:pPr>
+            <w:r/>
+            <w:r>
+              <w:rPr>
+                <w:rFonts w:ascii="Calibri" w:hAnsi="Calibri"/>
+                <w:b w:val="0"/>
+                <w:i w:val="0"/>
+                <w:sz w:val="18"/>
+              </w:rPr>
+              <w:t>+0.004</w:t>
             </w:r>
           </w:p>
         </w:tc>
@@ -5107,6 +5330,162 @@
           <w:tcPr>
             <w:tcW w:type="dxa" w:w="1020"/>
             <w:shd w:val="clear" w:color="auto" w:fill="F1F3F6"/>
+          </w:tcPr>
+          <w:p>
+            <w:pPr>
+              <w:keepNext/>
+              <w:spacing w:after="0" w:line="240" w:lineRule="auto"/>
+              <w:jc w:val="center"/>
+            </w:pPr>
+            <w:r/>
+            <w:r>
+              <w:rPr>
+                <w:rFonts w:ascii="Calibri" w:hAnsi="Calibri"/>
+                <w:b w:val="0"/>
+                <w:i w:val="0"/>
+                <w:sz w:val="18"/>
+              </w:rPr>
+              <w:t>+0.001</w:t>
+            </w:r>
+          </w:p>
+        </w:tc>
+      </w:tr>
+      <w:tr>
+        <w:tc>
+          <w:tcPr>
+            <w:tcW w:type="dxa" w:w="1701"/>
+          </w:tcPr>
+          <w:p>
+            <w:pPr>
+              <w:keepNext w:val="0"/>
+              <w:spacing w:after="0" w:line="240" w:lineRule="auto"/>
+              <w:jc w:val="left"/>
+            </w:pPr>
+            <w:r/>
+            <w:r>
+              <w:rPr>
+                <w:rFonts w:ascii="Calibri" w:hAnsi="Calibri"/>
+                <w:b w:val="0"/>
+                <w:i w:val="0"/>
+                <w:sz w:val="18"/>
+              </w:rPr>
+              <w:t>Elastic Net</w:t>
+            </w:r>
+          </w:p>
+        </w:tc>
+        <w:tc>
+          <w:tcPr>
+            <w:tcW w:type="dxa" w:w="1020"/>
+          </w:tcPr>
+          <w:p>
+            <w:pPr>
+              <w:keepNext w:val="0"/>
+              <w:spacing w:after="0" w:line="240" w:lineRule="auto"/>
+              <w:jc w:val="center"/>
+            </w:pPr>
+            <w:r/>
+            <w:r>
+              <w:rPr>
+                <w:rFonts w:ascii="Calibri" w:hAnsi="Calibri"/>
+                <w:b w:val="0"/>
+                <w:i w:val="0"/>
+                <w:sz w:val="18"/>
+              </w:rPr>
+              <w:t>+0.000</w:t>
+            </w:r>
+          </w:p>
+        </w:tc>
+        <w:tc>
+          <w:tcPr>
+            <w:tcW w:type="dxa" w:w="1020"/>
+          </w:tcPr>
+          <w:p>
+            <w:pPr>
+              <w:keepNext w:val="0"/>
+              <w:spacing w:after="0" w:line="240" w:lineRule="auto"/>
+              <w:jc w:val="center"/>
+            </w:pPr>
+            <w:r/>
+            <w:r>
+              <w:rPr>
+                <w:rFonts w:ascii="Calibri" w:hAnsi="Calibri"/>
+                <w:b w:val="0"/>
+                <w:i w:val="0"/>
+                <w:sz w:val="18"/>
+              </w:rPr>
+              <w:t>+0.000</w:t>
+            </w:r>
+          </w:p>
+        </w:tc>
+        <w:tc>
+          <w:tcPr>
+            <w:tcW w:type="dxa" w:w="1020"/>
+          </w:tcPr>
+          <w:p>
+            <w:pPr>
+              <w:keepNext w:val="0"/>
+              <w:spacing w:after="0" w:line="240" w:lineRule="auto"/>
+              <w:jc w:val="center"/>
+            </w:pPr>
+            <w:r/>
+            <w:r>
+              <w:rPr>
+                <w:rFonts w:ascii="Calibri" w:hAnsi="Calibri"/>
+                <w:b w:val="0"/>
+                <w:i w:val="0"/>
+                <w:sz w:val="18"/>
+              </w:rPr>
+              <w:t>+0.000</w:t>
+            </w:r>
+          </w:p>
+        </w:tc>
+        <w:tc>
+          <w:tcPr>
+            <w:tcW w:type="dxa" w:w="1020"/>
+          </w:tcPr>
+          <w:p>
+            <w:pPr>
+              <w:keepNext w:val="0"/>
+              <w:spacing w:after="0" w:line="240" w:lineRule="auto"/>
+              <w:jc w:val="center"/>
+            </w:pPr>
+            <w:r/>
+            <w:r>
+              <w:rPr>
+                <w:rFonts w:ascii="Calibri" w:hAnsi="Calibri"/>
+                <w:b w:val="0"/>
+                <w:i w:val="0"/>
+                <w:sz w:val="18"/>
+              </w:rPr>
+              <w:t>+0.001</w:t>
+            </w:r>
+          </w:p>
+        </w:tc>
+        <w:tc>
+          <w:tcPr>
+            <w:tcW w:type="dxa" w:w="1020"/>
+          </w:tcPr>
+          <w:p>
+            <w:pPr>
+              <w:keepNext w:val="0"/>
+              <w:spacing w:after="0" w:line="240" w:lineRule="auto"/>
+              <w:jc w:val="center"/>
+            </w:pPr>
+            <w:r/>
+            <w:r>
+              <w:rPr>
+                <w:rFonts w:ascii="Calibri" w:hAnsi="Calibri"/>
+                <w:b w:val="0"/>
+                <w:i w:val="0"/>
+                <w:sz w:val="18"/>
+              </w:rPr>
+              <w:t>+0.003</w:t>
+            </w:r>
+          </w:p>
+        </w:tc>
+        <w:tc>
+          <w:tcPr>
+            <w:tcW w:type="dxa" w:w="1020"/>
           </w:tcPr>
           <w:p>
             <w:pPr>
@@ -5166,19 +5545,20 @@
         <w:tblLook w:firstColumn="1" w:firstRow="1" w:lastColumn="0" w:lastRow="0" w:noHBand="0" w:noVBand="1" w:val="04A0"/>
       </w:tblPr>
       <w:tblGrid>
-        <w:gridCol w:w="1205"/>
-        <w:gridCol w:w="1205"/>
-        <w:gridCol w:w="1205"/>
-        <w:gridCol w:w="1205"/>
-        <w:gridCol w:w="1205"/>
-        <w:gridCol w:w="1205"/>
-        <w:gridCol w:w="1205"/>
-        <w:gridCol w:w="1205"/>
+        <w:gridCol w:w="1071"/>
+        <w:gridCol w:w="1071"/>
+        <w:gridCol w:w="1071"/>
+        <w:gridCol w:w="1071"/>
+        <w:gridCol w:w="1071"/>
+        <w:gridCol w:w="1071"/>
+        <w:gridCol w:w="1071"/>
+        <w:gridCol w:w="1071"/>
+        <w:gridCol w:w="1071"/>
       </w:tblGrid>
       <w:tr>
         <w:tc>
           <w:tcPr>
-            <w:tcW w:type="dxa" w:w="2835"/>
+            <w:tcW w:type="dxa" w:w="2494"/>
             <w:shd w:val="clear" w:color="auto" w:fill="1F2433"/>
           </w:tcPr>
           <w:p>
@@ -5201,6 +5581,202 @@
                 <w:sz w:val="18"/>
               </w:rPr>
               <w:t>Test rows</w:t>
+            </w:r>
+          </w:p>
+        </w:tc>
+        <w:tc>
+          <w:tcPr>
+            <w:tcW w:type="dxa" w:w="850"/>
+            <w:shd w:val="clear" w:color="auto" w:fill="1F2433"/>
+          </w:tcPr>
+          <w:p>
+            <w:pPr>
+              <w:keepNext/>
+              <w:spacing w:after="0" w:line="240" w:lineRule="auto"/>
+              <w:jc w:val="center"/>
+            </w:pPr>
+            <w:r>
+              <w:rPr>
+                <w:color w:val="FFFFFF"/>
+              </w:rPr>
+            </w:r>
+            <w:r>
+              <w:rPr>
+                <w:rFonts w:ascii="Calibri" w:hAnsi="Calibri"/>
+                <w:b/>
+                <w:i w:val="0"/>
+                <w:color w:val="FFFFFF"/>
+                <w:sz w:val="18"/>
+              </w:rPr>
+              <w:t>n</w:t>
+            </w:r>
+          </w:p>
+        </w:tc>
+        <w:tc>
+          <w:tcPr>
+            <w:tcW w:type="dxa" w:w="850"/>
+            <w:shd w:val="clear" w:color="auto" w:fill="1F2433"/>
+          </w:tcPr>
+          <w:p>
+            <w:pPr>
+              <w:keepNext/>
+              <w:spacing w:after="0" w:line="240" w:lineRule="auto"/>
+              <w:jc w:val="center"/>
+            </w:pPr>
+            <w:r>
+              <w:rPr>
+                <w:color w:val="FFFFFF"/>
+              </w:rPr>
+            </w:r>
+            <w:r>
+              <w:rPr>
+                <w:rFonts w:ascii="Calibri" w:hAnsi="Calibri"/>
+                <w:b/>
+                <w:i w:val="0"/>
+                <w:color w:val="FFFFFF"/>
+                <w:sz w:val="18"/>
+              </w:rPr>
+              <w:t>Persist.</w:t>
+            </w:r>
+          </w:p>
+        </w:tc>
+        <w:tc>
+          <w:tcPr>
+            <w:tcW w:type="dxa" w:w="964"/>
+            <w:shd w:val="clear" w:color="auto" w:fill="1F2433"/>
+          </w:tcPr>
+          <w:p>
+            <w:pPr>
+              <w:keepNext/>
+              <w:spacing w:after="0" w:line="240" w:lineRule="auto"/>
+              <w:jc w:val="center"/>
+            </w:pPr>
+            <w:r>
+              <w:rPr>
+                <w:color w:val="FFFFFF"/>
+              </w:rPr>
+            </w:r>
+            <w:r>
+              <w:rPr>
+                <w:rFonts w:ascii="Calibri" w:hAnsi="Calibri"/>
+                <w:b/>
+                <w:i w:val="0"/>
+                <w:color w:val="FFFFFF"/>
+                <w:sz w:val="18"/>
+              </w:rPr>
+              <w:t>Train mean</w:t>
+            </w:r>
+          </w:p>
+        </w:tc>
+        <w:tc>
+          <w:tcPr>
+            <w:tcW w:type="dxa" w:w="964"/>
+            <w:shd w:val="clear" w:color="auto" w:fill="1F2433"/>
+          </w:tcPr>
+          <w:p>
+            <w:pPr>
+              <w:keepNext/>
+              <w:spacing w:after="0" w:line="240" w:lineRule="auto"/>
+              <w:jc w:val="center"/>
+            </w:pPr>
+            <w:r>
+              <w:rPr>
+                <w:color w:val="FFFFFF"/>
+              </w:rPr>
+            </w:r>
+            <w:r>
+              <w:rPr>
+                <w:rFonts w:ascii="Calibri" w:hAnsi="Calibri"/>
+                <w:b/>
+                <w:i w:val="0"/>
+                <w:color w:val="FFFFFF"/>
+                <w:sz w:val="18"/>
+              </w:rPr>
+              <w:t>Ridge CTRL</w:t>
+            </w:r>
+          </w:p>
+        </w:tc>
+        <w:tc>
+          <w:tcPr>
+            <w:tcW w:type="dxa" w:w="850"/>
+            <w:shd w:val="clear" w:color="auto" w:fill="1F2433"/>
+          </w:tcPr>
+          <w:p>
+            <w:pPr>
+              <w:keepNext/>
+              <w:spacing w:after="0" w:line="240" w:lineRule="auto"/>
+              <w:jc w:val="center"/>
+            </w:pPr>
+            <w:r>
+              <w:rPr>
+                <w:color w:val="FFFFFF"/>
+              </w:rPr>
+            </w:r>
+            <w:r>
+              <w:rPr>
+                <w:rFonts w:ascii="Calibri" w:hAnsi="Calibri"/>
+                <w:b/>
+                <w:i w:val="0"/>
+                <w:color w:val="FFFFFF"/>
+                <w:sz w:val="18"/>
+              </w:rPr>
+              <w:t>RF FULL</w:t>
+            </w:r>
+          </w:p>
+        </w:tc>
+        <w:tc>
+          <w:tcPr>
+            <w:tcW w:type="dxa" w:w="850"/>
+            <w:shd w:val="clear" w:color="auto" w:fill="1F2433"/>
+          </w:tcPr>
+          <w:p>
+            <w:pPr>
+              <w:keepNext/>
+              <w:spacing w:after="0" w:line="240" w:lineRule="auto"/>
+              <w:jc w:val="center"/>
+            </w:pPr>
+            <w:r>
+              <w:rPr>
+                <w:color w:val="FFFFFF"/>
+              </w:rPr>
+            </w:r>
+            <w:r>
+              <w:rPr>
+                <w:rFonts w:ascii="Calibri" w:hAnsi="Calibri"/>
+                <w:b/>
+                <w:i w:val="0"/>
+                <w:color w:val="FFFFFF"/>
+                <w:sz w:val="18"/>
+              </w:rPr>
+              <w:t>Δ Ridge</w:t>
+            </w:r>
+          </w:p>
+        </w:tc>
+        <w:tc>
+          <w:tcPr>
+            <w:tcW w:type="dxa" w:w="850"/>
+            <w:shd w:val="clear" w:color="auto" w:fill="1F2433"/>
+          </w:tcPr>
+          <w:p>
+            <w:pPr>
+              <w:keepNext/>
+              <w:spacing w:after="0" w:line="240" w:lineRule="auto"/>
+              <w:jc w:val="center"/>
+            </w:pPr>
+            <w:r>
+              <w:rPr>
+                <w:color w:val="FFFFFF"/>
+              </w:rPr>
+            </w:r>
+            <w:r>
+              <w:rPr>
+                <w:rFonts w:ascii="Calibri" w:hAnsi="Calibri"/>
+                <w:b/>
+                <w:i w:val="0"/>
+                <w:color w:val="FFFFFF"/>
+                <w:sz w:val="18"/>
+              </w:rPr>
+              <w:t>Δ RF</w:t>
             </w:r>
           </w:p>
         </w:tc>
@@ -5228,175 +5804,7 @@
                 <w:color w:val="FFFFFF"/>
                 <w:sz w:val="18"/>
               </w:rPr>
-              <w:t>n</w:t>
-            </w:r>
-          </w:p>
-        </w:tc>
-        <w:tc>
-          <w:tcPr>
-            <w:tcW w:type="dxa" w:w="907"/>
-            <w:shd w:val="clear" w:color="auto" w:fill="1F2433"/>
-          </w:tcPr>
-          <w:p>
-            <w:pPr>
-              <w:keepNext/>
-              <w:spacing w:after="0" w:line="240" w:lineRule="auto"/>
-              <w:jc w:val="center"/>
-            </w:pPr>
-            <w:r>
-              <w:rPr>
-                <w:color w:val="FFFFFF"/>
-              </w:rPr>
-            </w:r>
-            <w:r>
-              <w:rPr>
-                <w:rFonts w:ascii="Calibri" w:hAnsi="Calibri"/>
-                <w:b/>
-                <w:i w:val="0"/>
-                <w:color w:val="FFFFFF"/>
-                <w:sz w:val="18"/>
-              </w:rPr>
-              <w:t>Persist.</w:t>
-            </w:r>
-          </w:p>
-        </w:tc>
-        <w:tc>
-          <w:tcPr>
-            <w:tcW w:type="dxa" w:w="1020"/>
-            <w:shd w:val="clear" w:color="auto" w:fill="1F2433"/>
-          </w:tcPr>
-          <w:p>
-            <w:pPr>
-              <w:keepNext/>
-              <w:spacing w:after="0" w:line="240" w:lineRule="auto"/>
-              <w:jc w:val="center"/>
-            </w:pPr>
-            <w:r>
-              <w:rPr>
-                <w:color w:val="FFFFFF"/>
-              </w:rPr>
-            </w:r>
-            <w:r>
-              <w:rPr>
-                <w:rFonts w:ascii="Calibri" w:hAnsi="Calibri"/>
-                <w:b/>
-                <w:i w:val="0"/>
-                <w:color w:val="FFFFFF"/>
-                <w:sz w:val="18"/>
-              </w:rPr>
-              <w:t>Train mean</w:t>
-            </w:r>
-          </w:p>
-        </w:tc>
-        <w:tc>
-          <w:tcPr>
-            <w:tcW w:type="dxa" w:w="1020"/>
-            <w:shd w:val="clear" w:color="auto" w:fill="1F2433"/>
-          </w:tcPr>
-          <w:p>
-            <w:pPr>
-              <w:keepNext/>
-              <w:spacing w:after="0" w:line="240" w:lineRule="auto"/>
-              <w:jc w:val="center"/>
-            </w:pPr>
-            <w:r>
-              <w:rPr>
-                <w:color w:val="FFFFFF"/>
-              </w:rPr>
-            </w:r>
-            <w:r>
-              <w:rPr>
-                <w:rFonts w:ascii="Calibri" w:hAnsi="Calibri"/>
-                <w:b/>
-                <w:i w:val="0"/>
-                <w:color w:val="FFFFFF"/>
-                <w:sz w:val="18"/>
-              </w:rPr>
-              <w:t>Ridge CTRL</w:t>
-            </w:r>
-          </w:p>
-        </w:tc>
-        <w:tc>
-          <w:tcPr>
-            <w:tcW w:type="dxa" w:w="907"/>
-            <w:shd w:val="clear" w:color="auto" w:fill="1F2433"/>
-          </w:tcPr>
-          <w:p>
-            <w:pPr>
-              <w:keepNext/>
-              <w:spacing w:after="0" w:line="240" w:lineRule="auto"/>
-              <w:jc w:val="center"/>
-            </w:pPr>
-            <w:r>
-              <w:rPr>
-                <w:color w:val="FFFFFF"/>
-              </w:rPr>
-            </w:r>
-            <w:r>
-              <w:rPr>
-                <w:rFonts w:ascii="Calibri" w:hAnsi="Calibri"/>
-                <w:b/>
-                <w:i w:val="0"/>
-                <w:color w:val="FFFFFF"/>
-                <w:sz w:val="18"/>
-              </w:rPr>
-              <w:t>RF FULL</w:t>
-            </w:r>
-          </w:p>
-        </w:tc>
-        <w:tc>
-          <w:tcPr>
-            <w:tcW w:type="dxa" w:w="907"/>
-            <w:shd w:val="clear" w:color="auto" w:fill="1F2433"/>
-          </w:tcPr>
-          <w:p>
-            <w:pPr>
-              <w:keepNext/>
-              <w:spacing w:after="0" w:line="240" w:lineRule="auto"/>
-              <w:jc w:val="center"/>
-            </w:pPr>
-            <w:r>
-              <w:rPr>
-                <w:color w:val="FFFFFF"/>
-              </w:rPr>
-            </w:r>
-            <w:r>
-              <w:rPr>
-                <w:rFonts w:ascii="Calibri" w:hAnsi="Calibri"/>
-                <w:b/>
-                <w:i w:val="0"/>
-                <w:color w:val="FFFFFF"/>
-                <w:sz w:val="18"/>
-              </w:rPr>
-              <w:t>Δ Ridge</w:t>
-            </w:r>
-          </w:p>
-        </w:tc>
-        <w:tc>
-          <w:tcPr>
-            <w:tcW w:type="dxa" w:w="907"/>
-            <w:shd w:val="clear" w:color="auto" w:fill="1F2433"/>
-          </w:tcPr>
-          <w:p>
-            <w:pPr>
-              <w:keepNext/>
-              <w:spacing w:after="0" w:line="240" w:lineRule="auto"/>
-              <w:jc w:val="center"/>
-            </w:pPr>
-            <w:r>
-              <w:rPr>
-                <w:color w:val="FFFFFF"/>
-              </w:rPr>
-            </w:r>
-            <w:r>
-              <w:rPr>
-                <w:rFonts w:ascii="Calibri" w:hAnsi="Calibri"/>
-                <w:b/>
-                <w:i w:val="0"/>
-                <w:color w:val="FFFFFF"/>
-                <w:sz w:val="18"/>
-              </w:rPr>
-              <w:t>Δ RF</w:t>
+              <w:t>Δ LGBM</w:t>
             </w:r>
           </w:p>
         </w:tc>
@@ -5404,7 +5812,7 @@
       <w:tr>
         <w:tc>
           <w:tcPr>
-            <w:tcW w:type="dxa" w:w="2835"/>
+            <w:tcW w:type="dxa" w:w="2494"/>
           </w:tcPr>
           <w:p>
             <w:pPr>
@@ -5426,7 +5834,7 @@
         </w:tc>
         <w:tc>
           <w:tcPr>
-            <w:tcW w:type="dxa" w:w="907"/>
+            <w:tcW w:type="dxa" w:w="850"/>
           </w:tcPr>
           <w:p>
             <w:pPr>
@@ -5448,7 +5856,7 @@
         </w:tc>
         <w:tc>
           <w:tcPr>
-            <w:tcW w:type="dxa" w:w="907"/>
+            <w:tcW w:type="dxa" w:w="850"/>
           </w:tcPr>
           <w:p>
             <w:pPr>
@@ -5470,7 +5878,7 @@
         </w:tc>
         <w:tc>
           <w:tcPr>
-            <w:tcW w:type="dxa" w:w="1020"/>
+            <w:tcW w:type="dxa" w:w="964"/>
           </w:tcPr>
           <w:p>
             <w:pPr>
@@ -5492,7 +5900,7 @@
         </w:tc>
         <w:tc>
           <w:tcPr>
-            <w:tcW w:type="dxa" w:w="1020"/>
+            <w:tcW w:type="dxa" w:w="964"/>
           </w:tcPr>
           <w:p>
             <w:pPr>
@@ -5514,7 +5922,7 @@
         </w:tc>
         <w:tc>
           <w:tcPr>
-            <w:tcW w:type="dxa" w:w="907"/>
+            <w:tcW w:type="dxa" w:w="850"/>
           </w:tcPr>
           <w:p>
             <w:pPr>
@@ -5536,7 +5944,7 @@
         </w:tc>
         <w:tc>
           <w:tcPr>
-            <w:tcW w:type="dxa" w:w="907"/>
+            <w:tcW w:type="dxa" w:w="850"/>
           </w:tcPr>
           <w:p>
             <w:pPr>
@@ -5553,6 +5961,28 @@
                 <w:sz w:val="18"/>
               </w:rPr>
               <w:t>-0.004</w:t>
+            </w:r>
+          </w:p>
+        </w:tc>
+        <w:tc>
+          <w:tcPr>
+            <w:tcW w:type="dxa" w:w="850"/>
+          </w:tcPr>
+          <w:p>
+            <w:pPr>
+              <w:keepNext/>
+              <w:spacing w:after="0" w:line="240" w:lineRule="auto"/>
+              <w:jc w:val="center"/>
+            </w:pPr>
+            <w:r/>
+            <w:r>
+              <w:rPr>
+                <w:rFonts w:ascii="Calibri" w:hAnsi="Calibri"/>
+                <w:b w:val="0"/>
+                <w:i w:val="0"/>
+                <w:sz w:val="18"/>
+              </w:rPr>
+              <w:t>-0.005</w:t>
             </w:r>
           </w:p>
         </w:tc>
@@ -5582,7 +6012,7 @@
       <w:tr>
         <w:tc>
           <w:tcPr>
-            <w:tcW w:type="dxa" w:w="2835"/>
+            <w:tcW w:type="dxa" w:w="2494"/>
             <w:shd w:val="clear" w:color="auto" w:fill="F1F3F6"/>
           </w:tcPr>
           <w:p>
@@ -5600,6 +6030,167 @@
                 <w:sz w:val="18"/>
               </w:rPr>
               <w:t>Unlock 0.5–2%</w:t>
+            </w:r>
+          </w:p>
+        </w:tc>
+        <w:tc>
+          <w:tcPr>
+            <w:tcW w:type="dxa" w:w="850"/>
+            <w:shd w:val="clear" w:color="auto" w:fill="F1F3F6"/>
+          </w:tcPr>
+          <w:p>
+            <w:pPr>
+              <w:keepNext/>
+              <w:spacing w:after="0" w:line="240" w:lineRule="auto"/>
+              <w:jc w:val="center"/>
+            </w:pPr>
+            <w:r/>
+            <w:r>
+              <w:rPr>
+                <w:rFonts w:ascii="Calibri" w:hAnsi="Calibri"/>
+                <w:b w:val="0"/>
+                <w:i w:val="0"/>
+                <w:sz w:val="18"/>
+              </w:rPr>
+              <w:t>16,329</w:t>
+            </w:r>
+          </w:p>
+        </w:tc>
+        <w:tc>
+          <w:tcPr>
+            <w:tcW w:type="dxa" w:w="850"/>
+            <w:shd w:val="clear" w:color="auto" w:fill="F1F3F6"/>
+          </w:tcPr>
+          <w:p>
+            <w:pPr>
+              <w:keepNext/>
+              <w:spacing w:after="0" w:line="240" w:lineRule="auto"/>
+              <w:jc w:val="center"/>
+            </w:pPr>
+            <w:r/>
+            <w:r>
+              <w:rPr>
+                <w:rFonts w:ascii="Calibri" w:hAnsi="Calibri"/>
+                <w:b w:val="0"/>
+                <w:i w:val="0"/>
+                <w:sz w:val="18"/>
+              </w:rPr>
+              <w:t>0.535</w:t>
+            </w:r>
+          </w:p>
+        </w:tc>
+        <w:tc>
+          <w:tcPr>
+            <w:tcW w:type="dxa" w:w="964"/>
+            <w:shd w:val="clear" w:color="auto" w:fill="F1F3F6"/>
+          </w:tcPr>
+          <w:p>
+            <w:pPr>
+              <w:keepNext/>
+              <w:spacing w:after="0" w:line="240" w:lineRule="auto"/>
+              <w:jc w:val="center"/>
+            </w:pPr>
+            <w:r/>
+            <w:r>
+              <w:rPr>
+                <w:rFonts w:ascii="Calibri" w:hAnsi="Calibri"/>
+                <w:b w:val="0"/>
+                <w:i w:val="0"/>
+                <w:sz w:val="18"/>
+              </w:rPr>
+              <w:t>0.481</w:t>
+            </w:r>
+          </w:p>
+        </w:tc>
+        <w:tc>
+          <w:tcPr>
+            <w:tcW w:type="dxa" w:w="964"/>
+            <w:shd w:val="clear" w:color="auto" w:fill="F1F3F6"/>
+          </w:tcPr>
+          <w:p>
+            <w:pPr>
+              <w:keepNext/>
+              <w:spacing w:after="0" w:line="240" w:lineRule="auto"/>
+              <w:jc w:val="center"/>
+            </w:pPr>
+            <w:r/>
+            <w:r>
+              <w:rPr>
+                <w:rFonts w:ascii="Calibri" w:hAnsi="Calibri"/>
+                <w:b w:val="0"/>
+                <w:i w:val="0"/>
+                <w:sz w:val="18"/>
+              </w:rPr>
+              <w:t>0.446</w:t>
+            </w:r>
+          </w:p>
+        </w:tc>
+        <w:tc>
+          <w:tcPr>
+            <w:tcW w:type="dxa" w:w="850"/>
+            <w:shd w:val="clear" w:color="auto" w:fill="F1F3F6"/>
+          </w:tcPr>
+          <w:p>
+            <w:pPr>
+              <w:keepNext/>
+              <w:spacing w:after="0" w:line="240" w:lineRule="auto"/>
+              <w:jc w:val="center"/>
+            </w:pPr>
+            <w:r/>
+            <w:r>
+              <w:rPr>
+                <w:rFonts w:ascii="Calibri" w:hAnsi="Calibri"/>
+                <w:b w:val="0"/>
+                <w:i w:val="0"/>
+                <w:sz w:val="18"/>
+              </w:rPr>
+              <w:t>0.443</w:t>
+            </w:r>
+          </w:p>
+        </w:tc>
+        <w:tc>
+          <w:tcPr>
+            <w:tcW w:type="dxa" w:w="850"/>
+            <w:shd w:val="clear" w:color="auto" w:fill="F1F3F6"/>
+          </w:tcPr>
+          <w:p>
+            <w:pPr>
+              <w:keepNext/>
+              <w:spacing w:after="0" w:line="240" w:lineRule="auto"/>
+              <w:jc w:val="center"/>
+            </w:pPr>
+            <w:r/>
+            <w:r>
+              <w:rPr>
+                <w:rFonts w:ascii="Calibri" w:hAnsi="Calibri"/>
+                <w:b w:val="0"/>
+                <w:i w:val="0"/>
+                <w:sz w:val="18"/>
+              </w:rPr>
+              <w:t>-0.004</w:t>
+            </w:r>
+          </w:p>
+        </w:tc>
+        <w:tc>
+          <w:tcPr>
+            <w:tcW w:type="dxa" w:w="850"/>
+            <w:shd w:val="clear" w:color="auto" w:fill="F1F3F6"/>
+          </w:tcPr>
+          <w:p>
+            <w:pPr>
+              <w:keepNext/>
+              <w:spacing w:after="0" w:line="240" w:lineRule="auto"/>
+              <w:jc w:val="center"/>
+            </w:pPr>
+            <w:r/>
+            <w:r>
+              <w:rPr>
+                <w:rFonts w:ascii="Calibri" w:hAnsi="Calibri"/>
+                <w:b w:val="0"/>
+                <w:i w:val="0"/>
+                <w:sz w:val="18"/>
+              </w:rPr>
+              <w:t>-0.006</w:t>
             </w:r>
           </w:p>
         </w:tc>
@@ -5622,7 +6213,393 @@
                 <w:i w:val="0"/>
                 <w:sz w:val="18"/>
               </w:rPr>
-              <w:t>16,329</w:t>
+              <w:t>-0.005</w:t>
+            </w:r>
+          </w:p>
+        </w:tc>
+      </w:tr>
+      <w:tr>
+        <w:tc>
+          <w:tcPr>
+            <w:tcW w:type="dxa" w:w="2494"/>
+          </w:tcPr>
+          <w:p>
+            <w:pPr>
+              <w:keepNext/>
+              <w:spacing w:after="0" w:line="240" w:lineRule="auto"/>
+              <w:jc w:val="left"/>
+            </w:pPr>
+            <w:r/>
+            <w:r>
+              <w:rPr>
+                <w:rFonts w:ascii="Calibri" w:hAnsi="Calibri"/>
+                <w:b w:val="0"/>
+                <w:i w:val="0"/>
+                <w:sz w:val="18"/>
+              </w:rPr>
+              <w:t>Unlock 2–5%</w:t>
+            </w:r>
+          </w:p>
+        </w:tc>
+        <w:tc>
+          <w:tcPr>
+            <w:tcW w:type="dxa" w:w="850"/>
+          </w:tcPr>
+          <w:p>
+            <w:pPr>
+              <w:keepNext/>
+              <w:spacing w:after="0" w:line="240" w:lineRule="auto"/>
+              <w:jc w:val="center"/>
+            </w:pPr>
+            <w:r/>
+            <w:r>
+              <w:rPr>
+                <w:rFonts w:ascii="Calibri" w:hAnsi="Calibri"/>
+                <w:b w:val="0"/>
+                <w:i w:val="0"/>
+                <w:sz w:val="18"/>
+              </w:rPr>
+              <w:t>18,464</w:t>
+            </w:r>
+          </w:p>
+        </w:tc>
+        <w:tc>
+          <w:tcPr>
+            <w:tcW w:type="dxa" w:w="850"/>
+          </w:tcPr>
+          <w:p>
+            <w:pPr>
+              <w:keepNext/>
+              <w:spacing w:after="0" w:line="240" w:lineRule="auto"/>
+              <w:jc w:val="center"/>
+            </w:pPr>
+            <w:r/>
+            <w:r>
+              <w:rPr>
+                <w:rFonts w:ascii="Calibri" w:hAnsi="Calibri"/>
+                <w:b w:val="0"/>
+                <w:i w:val="0"/>
+                <w:sz w:val="18"/>
+              </w:rPr>
+              <w:t>0.540</w:t>
+            </w:r>
+          </w:p>
+        </w:tc>
+        <w:tc>
+          <w:tcPr>
+            <w:tcW w:type="dxa" w:w="964"/>
+          </w:tcPr>
+          <w:p>
+            <w:pPr>
+              <w:keepNext/>
+              <w:spacing w:after="0" w:line="240" w:lineRule="auto"/>
+              <w:jc w:val="center"/>
+            </w:pPr>
+            <w:r/>
+            <w:r>
+              <w:rPr>
+                <w:rFonts w:ascii="Calibri" w:hAnsi="Calibri"/>
+                <w:b w:val="0"/>
+                <w:i w:val="0"/>
+                <w:sz w:val="18"/>
+              </w:rPr>
+              <w:t>0.463</w:t>
+            </w:r>
+          </w:p>
+        </w:tc>
+        <w:tc>
+          <w:tcPr>
+            <w:tcW w:type="dxa" w:w="964"/>
+          </w:tcPr>
+          <w:p>
+            <w:pPr>
+              <w:keepNext/>
+              <w:spacing w:after="0" w:line="240" w:lineRule="auto"/>
+              <w:jc w:val="center"/>
+            </w:pPr>
+            <w:r/>
+            <w:r>
+              <w:rPr>
+                <w:rFonts w:ascii="Calibri" w:hAnsi="Calibri"/>
+                <w:b w:val="0"/>
+                <w:i w:val="0"/>
+                <w:sz w:val="18"/>
+              </w:rPr>
+              <w:t>0.442</w:t>
+            </w:r>
+          </w:p>
+        </w:tc>
+        <w:tc>
+          <w:tcPr>
+            <w:tcW w:type="dxa" w:w="850"/>
+          </w:tcPr>
+          <w:p>
+            <w:pPr>
+              <w:keepNext/>
+              <w:spacing w:after="0" w:line="240" w:lineRule="auto"/>
+              <w:jc w:val="center"/>
+            </w:pPr>
+            <w:r/>
+            <w:r>
+              <w:rPr>
+                <w:rFonts w:ascii="Calibri" w:hAnsi="Calibri"/>
+                <w:b w:val="0"/>
+                <w:i w:val="0"/>
+                <w:sz w:val="18"/>
+              </w:rPr>
+              <w:t>0.454</w:t>
+            </w:r>
+          </w:p>
+        </w:tc>
+        <w:tc>
+          <w:tcPr>
+            <w:tcW w:type="dxa" w:w="850"/>
+          </w:tcPr>
+          <w:p>
+            <w:pPr>
+              <w:keepNext/>
+              <w:spacing w:after="0" w:line="240" w:lineRule="auto"/>
+              <w:jc w:val="center"/>
+            </w:pPr>
+            <w:r/>
+            <w:r>
+              <w:rPr>
+                <w:rFonts w:ascii="Calibri" w:hAnsi="Calibri"/>
+                <w:b w:val="0"/>
+                <w:i w:val="0"/>
+                <w:sz w:val="18"/>
+              </w:rPr>
+              <w:t>+0.003</w:t>
+            </w:r>
+          </w:p>
+        </w:tc>
+        <w:tc>
+          <w:tcPr>
+            <w:tcW w:type="dxa" w:w="850"/>
+          </w:tcPr>
+          <w:p>
+            <w:pPr>
+              <w:keepNext/>
+              <w:spacing w:after="0" w:line="240" w:lineRule="auto"/>
+              <w:jc w:val="center"/>
+            </w:pPr>
+            <w:r/>
+            <w:r>
+              <w:rPr>
+                <w:rFonts w:ascii="Calibri" w:hAnsi="Calibri"/>
+                <w:b w:val="0"/>
+                <w:i w:val="0"/>
+                <w:sz w:val="18"/>
+              </w:rPr>
+              <w:t>+0.004</w:t>
+            </w:r>
+          </w:p>
+        </w:tc>
+        <w:tc>
+          <w:tcPr>
+            <w:tcW w:type="dxa" w:w="907"/>
+          </w:tcPr>
+          <w:p>
+            <w:pPr>
+              <w:keepNext/>
+              <w:spacing w:after="0" w:line="240" w:lineRule="auto"/>
+              <w:jc w:val="center"/>
+            </w:pPr>
+            <w:r/>
+            <w:r>
+              <w:rPr>
+                <w:rFonts w:ascii="Calibri" w:hAnsi="Calibri"/>
+                <w:b w:val="0"/>
+                <w:i w:val="0"/>
+                <w:sz w:val="18"/>
+              </w:rPr>
+              <w:t>+0.000</w:t>
+            </w:r>
+          </w:p>
+        </w:tc>
+      </w:tr>
+      <w:tr>
+        <w:tc>
+          <w:tcPr>
+            <w:tcW w:type="dxa" w:w="2494"/>
+            <w:shd w:val="clear" w:color="auto" w:fill="F1F3F6"/>
+          </w:tcPr>
+          <w:p>
+            <w:pPr>
+              <w:keepNext/>
+              <w:spacing w:after="0" w:line="240" w:lineRule="auto"/>
+              <w:jc w:val="left"/>
+            </w:pPr>
+            <w:r/>
+            <w:r>
+              <w:rPr>
+                <w:rFonts w:ascii="Calibri" w:hAnsi="Calibri"/>
+                <w:b w:val="0"/>
+                <w:i w:val="0"/>
+                <w:sz w:val="18"/>
+              </w:rPr>
+              <w:t>Unlock &gt; 5%</w:t>
+            </w:r>
+          </w:p>
+        </w:tc>
+        <w:tc>
+          <w:tcPr>
+            <w:tcW w:type="dxa" w:w="850"/>
+            <w:shd w:val="clear" w:color="auto" w:fill="F1F3F6"/>
+          </w:tcPr>
+          <w:p>
+            <w:pPr>
+              <w:keepNext/>
+              <w:spacing w:after="0" w:line="240" w:lineRule="auto"/>
+              <w:jc w:val="center"/>
+            </w:pPr>
+            <w:r/>
+            <w:r>
+              <w:rPr>
+                <w:rFonts w:ascii="Calibri" w:hAnsi="Calibri"/>
+                <w:b w:val="0"/>
+                <w:i w:val="0"/>
+                <w:sz w:val="18"/>
+              </w:rPr>
+              <w:t>9,946</w:t>
+            </w:r>
+          </w:p>
+        </w:tc>
+        <w:tc>
+          <w:tcPr>
+            <w:tcW w:type="dxa" w:w="850"/>
+            <w:shd w:val="clear" w:color="auto" w:fill="F1F3F6"/>
+          </w:tcPr>
+          <w:p>
+            <w:pPr>
+              <w:keepNext/>
+              <w:spacing w:after="0" w:line="240" w:lineRule="auto"/>
+              <w:jc w:val="center"/>
+            </w:pPr>
+            <w:r/>
+            <w:r>
+              <w:rPr>
+                <w:rFonts w:ascii="Calibri" w:hAnsi="Calibri"/>
+                <w:b w:val="0"/>
+                <w:i w:val="0"/>
+                <w:sz w:val="18"/>
+              </w:rPr>
+              <w:t>0.537</w:t>
+            </w:r>
+          </w:p>
+        </w:tc>
+        <w:tc>
+          <w:tcPr>
+            <w:tcW w:type="dxa" w:w="964"/>
+            <w:shd w:val="clear" w:color="auto" w:fill="F1F3F6"/>
+          </w:tcPr>
+          <w:p>
+            <w:pPr>
+              <w:keepNext/>
+              <w:spacing w:after="0" w:line="240" w:lineRule="auto"/>
+              <w:jc w:val="center"/>
+            </w:pPr>
+            <w:r/>
+            <w:r>
+              <w:rPr>
+                <w:rFonts w:ascii="Calibri" w:hAnsi="Calibri"/>
+                <w:b w:val="0"/>
+                <w:i w:val="0"/>
+                <w:sz w:val="18"/>
+              </w:rPr>
+              <w:t>0.456</w:t>
+            </w:r>
+          </w:p>
+        </w:tc>
+        <w:tc>
+          <w:tcPr>
+            <w:tcW w:type="dxa" w:w="964"/>
+            <w:shd w:val="clear" w:color="auto" w:fill="F1F3F6"/>
+          </w:tcPr>
+          <w:p>
+            <w:pPr>
+              <w:keepNext/>
+              <w:spacing w:after="0" w:line="240" w:lineRule="auto"/>
+              <w:jc w:val="center"/>
+            </w:pPr>
+            <w:r/>
+            <w:r>
+              <w:rPr>
+                <w:rFonts w:ascii="Calibri" w:hAnsi="Calibri"/>
+                <w:b w:val="0"/>
+                <w:i w:val="0"/>
+                <w:sz w:val="18"/>
+              </w:rPr>
+              <w:t>0.438</w:t>
+            </w:r>
+          </w:p>
+        </w:tc>
+        <w:tc>
+          <w:tcPr>
+            <w:tcW w:type="dxa" w:w="850"/>
+            <w:shd w:val="clear" w:color="auto" w:fill="F1F3F6"/>
+          </w:tcPr>
+          <w:p>
+            <w:pPr>
+              <w:keepNext/>
+              <w:spacing w:after="0" w:line="240" w:lineRule="auto"/>
+              <w:jc w:val="center"/>
+            </w:pPr>
+            <w:r/>
+            <w:r>
+              <w:rPr>
+                <w:rFonts w:ascii="Calibri" w:hAnsi="Calibri"/>
+                <w:b w:val="0"/>
+                <w:i w:val="0"/>
+                <w:sz w:val="18"/>
+              </w:rPr>
+              <w:t>0.446</w:t>
+            </w:r>
+          </w:p>
+        </w:tc>
+        <w:tc>
+          <w:tcPr>
+            <w:tcW w:type="dxa" w:w="850"/>
+            <w:shd w:val="clear" w:color="auto" w:fill="F1F3F6"/>
+          </w:tcPr>
+          <w:p>
+            <w:pPr>
+              <w:keepNext/>
+              <w:spacing w:after="0" w:line="240" w:lineRule="auto"/>
+              <w:jc w:val="center"/>
+            </w:pPr>
+            <w:r/>
+            <w:r>
+              <w:rPr>
+                <w:rFonts w:ascii="Calibri" w:hAnsi="Calibri"/>
+                <w:b w:val="0"/>
+                <w:i w:val="0"/>
+                <w:sz w:val="18"/>
+              </w:rPr>
+              <w:t>+0.013</w:t>
+            </w:r>
+          </w:p>
+        </w:tc>
+        <w:tc>
+          <w:tcPr>
+            <w:tcW w:type="dxa" w:w="850"/>
+            <w:shd w:val="clear" w:color="auto" w:fill="F1F3F6"/>
+          </w:tcPr>
+          <w:p>
+            <w:pPr>
+              <w:keepNext/>
+              <w:spacing w:after="0" w:line="240" w:lineRule="auto"/>
+              <w:jc w:val="center"/>
+            </w:pPr>
+            <w:r/>
+            <w:r>
+              <w:rPr>
+                <w:rFonts w:ascii="Calibri" w:hAnsi="Calibri"/>
+                <w:b w:val="0"/>
+                <w:i w:val="0"/>
+                <w:sz w:val="18"/>
+              </w:rPr>
+              <w:t>+0.004</w:t>
             </w:r>
           </w:p>
         </w:tc>
@@ -5645,36 +6622,238 @@
                 <w:i w:val="0"/>
                 <w:sz w:val="18"/>
               </w:rPr>
-              <w:t>0.535</w:t>
-            </w:r>
-          </w:p>
-        </w:tc>
-        <w:tc>
-          <w:tcPr>
-            <w:tcW w:type="dxa" w:w="1020"/>
+              <w:t>+0.000</w:t>
+            </w:r>
+          </w:p>
+        </w:tc>
+      </w:tr>
+      <w:tr>
+        <w:tc>
+          <w:tcPr>
+            <w:tcW w:type="dxa" w:w="2494"/>
+          </w:tcPr>
+          <w:p>
+            <w:pPr>
+              <w:keepNext/>
+              <w:spacing w:after="0" w:line="240" w:lineRule="auto"/>
+              <w:jc w:val="left"/>
+            </w:pPr>
+            <w:r/>
+            <w:r>
+              <w:rPr>
+                <w:rFonts w:ascii="Calibri" w:hAnsi="Calibri"/>
+                <w:b w:val="0"/>
+                <w:i w:val="0"/>
+                <w:sz w:val="18"/>
+              </w:rPr>
+              <w:t>Cliff unlock within 14 days</w:t>
+            </w:r>
+          </w:p>
+        </w:tc>
+        <w:tc>
+          <w:tcPr>
+            <w:tcW w:type="dxa" w:w="850"/>
+          </w:tcPr>
+          <w:p>
+            <w:pPr>
+              <w:keepNext/>
+              <w:spacing w:after="0" w:line="240" w:lineRule="auto"/>
+              <w:jc w:val="center"/>
+            </w:pPr>
+            <w:r/>
+            <w:r>
+              <w:rPr>
+                <w:rFonts w:ascii="Calibri" w:hAnsi="Calibri"/>
+                <w:b w:val="0"/>
+                <w:i w:val="0"/>
+                <w:sz w:val="18"/>
+              </w:rPr>
+              <w:t>12,125</w:t>
+            </w:r>
+          </w:p>
+        </w:tc>
+        <w:tc>
+          <w:tcPr>
+            <w:tcW w:type="dxa" w:w="850"/>
+          </w:tcPr>
+          <w:p>
+            <w:pPr>
+              <w:keepNext/>
+              <w:spacing w:after="0" w:line="240" w:lineRule="auto"/>
+              <w:jc w:val="center"/>
+            </w:pPr>
+            <w:r/>
+            <w:r>
+              <w:rPr>
+                <w:rFonts w:ascii="Calibri" w:hAnsi="Calibri"/>
+                <w:b w:val="0"/>
+                <w:i w:val="0"/>
+                <w:sz w:val="18"/>
+              </w:rPr>
+              <w:t>0.513</w:t>
+            </w:r>
+          </w:p>
+        </w:tc>
+        <w:tc>
+          <w:tcPr>
+            <w:tcW w:type="dxa" w:w="964"/>
+          </w:tcPr>
+          <w:p>
+            <w:pPr>
+              <w:keepNext/>
+              <w:spacing w:after="0" w:line="240" w:lineRule="auto"/>
+              <w:jc w:val="center"/>
+            </w:pPr>
+            <w:r/>
+            <w:r>
+              <w:rPr>
+                <w:rFonts w:ascii="Calibri" w:hAnsi="Calibri"/>
+                <w:b w:val="0"/>
+                <w:i w:val="0"/>
+                <w:sz w:val="18"/>
+              </w:rPr>
+              <w:t>0.457</w:t>
+            </w:r>
+          </w:p>
+        </w:tc>
+        <w:tc>
+          <w:tcPr>
+            <w:tcW w:type="dxa" w:w="964"/>
+          </w:tcPr>
+          <w:p>
+            <w:pPr>
+              <w:keepNext/>
+              <w:spacing w:after="0" w:line="240" w:lineRule="auto"/>
+              <w:jc w:val="center"/>
+            </w:pPr>
+            <w:r/>
+            <w:r>
+              <w:rPr>
+                <w:rFonts w:ascii="Calibri" w:hAnsi="Calibri"/>
+                <w:b w:val="0"/>
+                <w:i w:val="0"/>
+                <w:sz w:val="18"/>
+              </w:rPr>
+              <w:t>0.425</w:t>
+            </w:r>
+          </w:p>
+        </w:tc>
+        <w:tc>
+          <w:tcPr>
+            <w:tcW w:type="dxa" w:w="850"/>
+          </w:tcPr>
+          <w:p>
+            <w:pPr>
+              <w:keepNext/>
+              <w:spacing w:after="0" w:line="240" w:lineRule="auto"/>
+              <w:jc w:val="center"/>
+            </w:pPr>
+            <w:r/>
+            <w:r>
+              <w:rPr>
+                <w:rFonts w:ascii="Calibri" w:hAnsi="Calibri"/>
+                <w:b w:val="0"/>
+                <w:i w:val="0"/>
+                <w:sz w:val="18"/>
+              </w:rPr>
+              <w:t>0.437</w:t>
+            </w:r>
+          </w:p>
+        </w:tc>
+        <w:tc>
+          <w:tcPr>
+            <w:tcW w:type="dxa" w:w="850"/>
+          </w:tcPr>
+          <w:p>
+            <w:pPr>
+              <w:keepNext/>
+              <w:spacing w:after="0" w:line="240" w:lineRule="auto"/>
+              <w:jc w:val="center"/>
+            </w:pPr>
+            <w:r/>
+            <w:r>
+              <w:rPr>
+                <w:rFonts w:ascii="Calibri" w:hAnsi="Calibri"/>
+                <w:b w:val="0"/>
+                <w:i w:val="0"/>
+                <w:sz w:val="18"/>
+              </w:rPr>
+              <w:t>+0.007</w:t>
+            </w:r>
+          </w:p>
+        </w:tc>
+        <w:tc>
+          <w:tcPr>
+            <w:tcW w:type="dxa" w:w="850"/>
+          </w:tcPr>
+          <w:p>
+            <w:pPr>
+              <w:keepNext/>
+              <w:spacing w:after="0" w:line="240" w:lineRule="auto"/>
+              <w:jc w:val="center"/>
+            </w:pPr>
+            <w:r/>
+            <w:r>
+              <w:rPr>
+                <w:rFonts w:ascii="Calibri" w:hAnsi="Calibri"/>
+                <w:b w:val="0"/>
+                <w:i w:val="0"/>
+                <w:sz w:val="18"/>
+              </w:rPr>
+              <w:t>+0.003</w:t>
+            </w:r>
+          </w:p>
+        </w:tc>
+        <w:tc>
+          <w:tcPr>
+            <w:tcW w:type="dxa" w:w="907"/>
+          </w:tcPr>
+          <w:p>
+            <w:pPr>
+              <w:keepNext/>
+              <w:spacing w:after="0" w:line="240" w:lineRule="auto"/>
+              <w:jc w:val="center"/>
+            </w:pPr>
+            <w:r/>
+            <w:r>
+              <w:rPr>
+                <w:rFonts w:ascii="Calibri" w:hAnsi="Calibri"/>
+                <w:b w:val="0"/>
+                <w:i w:val="0"/>
+                <w:sz w:val="18"/>
+              </w:rPr>
+              <w:t>-0.001</w:t>
+            </w:r>
+          </w:p>
+        </w:tc>
+      </w:tr>
+      <w:tr>
+        <w:tc>
+          <w:tcPr>
+            <w:tcW w:type="dxa" w:w="2494"/>
             <w:shd w:val="clear" w:color="auto" w:fill="F1F3F6"/>
           </w:tcPr>
           <w:p>
             <w:pPr>
               <w:keepNext/>
               <w:spacing w:after="0" w:line="240" w:lineRule="auto"/>
-              <w:jc w:val="center"/>
-            </w:pPr>
-            <w:r/>
-            <w:r>
-              <w:rPr>
-                <w:rFonts w:ascii="Calibri" w:hAnsi="Calibri"/>
-                <w:b w:val="0"/>
-                <w:i w:val="0"/>
-                <w:sz w:val="18"/>
-              </w:rPr>
-              <w:t>0.481</w:t>
-            </w:r>
-          </w:p>
-        </w:tc>
-        <w:tc>
-          <w:tcPr>
-            <w:tcW w:type="dxa" w:w="1020"/>
+              <w:jc w:val="left"/>
+            </w:pPr>
+            <w:r/>
+            <w:r>
+              <w:rPr>
+                <w:rFonts w:ascii="Calibri" w:hAnsi="Calibri"/>
+                <w:b w:val="0"/>
+                <w:i w:val="0"/>
+                <w:sz w:val="18"/>
+              </w:rPr>
+              <w:t>Token younger than 1 year</w:t>
+            </w:r>
+          </w:p>
+        </w:tc>
+        <w:tc>
+          <w:tcPr>
+            <w:tcW w:type="dxa" w:w="850"/>
             <w:shd w:val="clear" w:color="auto" w:fill="F1F3F6"/>
           </w:tcPr>
           <w:p>
@@ -5691,7 +6870,145 @@
                 <w:i w:val="0"/>
                 <w:sz w:val="18"/>
               </w:rPr>
-              <w:t>0.446</w:t>
+              <w:t>18,173</w:t>
+            </w:r>
+          </w:p>
+        </w:tc>
+        <w:tc>
+          <w:tcPr>
+            <w:tcW w:type="dxa" w:w="850"/>
+            <w:shd w:val="clear" w:color="auto" w:fill="F1F3F6"/>
+          </w:tcPr>
+          <w:p>
+            <w:pPr>
+              <w:keepNext/>
+              <w:spacing w:after="0" w:line="240" w:lineRule="auto"/>
+              <w:jc w:val="center"/>
+            </w:pPr>
+            <w:r/>
+            <w:r>
+              <w:rPr>
+                <w:rFonts w:ascii="Calibri" w:hAnsi="Calibri"/>
+                <w:b w:val="0"/>
+                <w:i w:val="0"/>
+                <w:sz w:val="18"/>
+              </w:rPr>
+              <w:t>0.549</w:t>
+            </w:r>
+          </w:p>
+        </w:tc>
+        <w:tc>
+          <w:tcPr>
+            <w:tcW w:type="dxa" w:w="964"/>
+            <w:shd w:val="clear" w:color="auto" w:fill="F1F3F6"/>
+          </w:tcPr>
+          <w:p>
+            <w:pPr>
+              <w:keepNext/>
+              <w:spacing w:after="0" w:line="240" w:lineRule="auto"/>
+              <w:jc w:val="center"/>
+            </w:pPr>
+            <w:r/>
+            <w:r>
+              <w:rPr>
+                <w:rFonts w:ascii="Calibri" w:hAnsi="Calibri"/>
+                <w:b w:val="0"/>
+                <w:i w:val="0"/>
+                <w:sz w:val="18"/>
+              </w:rPr>
+              <w:t>0.468</w:t>
+            </w:r>
+          </w:p>
+        </w:tc>
+        <w:tc>
+          <w:tcPr>
+            <w:tcW w:type="dxa" w:w="964"/>
+            <w:shd w:val="clear" w:color="auto" w:fill="F1F3F6"/>
+          </w:tcPr>
+          <w:p>
+            <w:pPr>
+              <w:keepNext/>
+              <w:spacing w:after="0" w:line="240" w:lineRule="auto"/>
+              <w:jc w:val="center"/>
+            </w:pPr>
+            <w:r/>
+            <w:r>
+              <w:rPr>
+                <w:rFonts w:ascii="Calibri" w:hAnsi="Calibri"/>
+                <w:b w:val="0"/>
+                <w:i w:val="0"/>
+                <w:sz w:val="18"/>
+              </w:rPr>
+              <w:t>0.454</w:t>
+            </w:r>
+          </w:p>
+        </w:tc>
+        <w:tc>
+          <w:tcPr>
+            <w:tcW w:type="dxa" w:w="850"/>
+            <w:shd w:val="clear" w:color="auto" w:fill="F1F3F6"/>
+          </w:tcPr>
+          <w:p>
+            <w:pPr>
+              <w:keepNext/>
+              <w:spacing w:after="0" w:line="240" w:lineRule="auto"/>
+              <w:jc w:val="center"/>
+            </w:pPr>
+            <w:r/>
+            <w:r>
+              <w:rPr>
+                <w:rFonts w:ascii="Calibri" w:hAnsi="Calibri"/>
+                <w:b w:val="0"/>
+                <w:i w:val="0"/>
+                <w:sz w:val="18"/>
+              </w:rPr>
+              <w:t>0.462</w:t>
+            </w:r>
+          </w:p>
+        </w:tc>
+        <w:tc>
+          <w:tcPr>
+            <w:tcW w:type="dxa" w:w="850"/>
+            <w:shd w:val="clear" w:color="auto" w:fill="F1F3F6"/>
+          </w:tcPr>
+          <w:p>
+            <w:pPr>
+              <w:keepNext/>
+              <w:spacing w:after="0" w:line="240" w:lineRule="auto"/>
+              <w:jc w:val="center"/>
+            </w:pPr>
+            <w:r/>
+            <w:r>
+              <w:rPr>
+                <w:rFonts w:ascii="Calibri" w:hAnsi="Calibri"/>
+                <w:b w:val="0"/>
+                <w:i w:val="0"/>
+                <w:sz w:val="18"/>
+              </w:rPr>
+              <w:t>+0.004</w:t>
+            </w:r>
+          </w:p>
+        </w:tc>
+        <w:tc>
+          <w:tcPr>
+            <w:tcW w:type="dxa" w:w="850"/>
+            <w:shd w:val="clear" w:color="auto" w:fill="F1F3F6"/>
+          </w:tcPr>
+          <w:p>
+            <w:pPr>
+              <w:keepNext/>
+              <w:spacing w:after="0" w:line="240" w:lineRule="auto"/>
+              <w:jc w:val="center"/>
+            </w:pPr>
+            <w:r/>
+            <w:r>
+              <w:rPr>
+                <w:rFonts w:ascii="Calibri" w:hAnsi="Calibri"/>
+                <w:b w:val="0"/>
+                <w:i w:val="0"/>
+                <w:sz w:val="18"/>
+              </w:rPr>
+              <w:t>+0.001</w:t>
             </w:r>
           </w:p>
         </w:tc>
@@ -5714,7 +7031,393 @@
                 <w:i w:val="0"/>
                 <w:sz w:val="18"/>
               </w:rPr>
-              <w:t>0.443</w:t>
+              <w:t>-0.005</w:t>
+            </w:r>
+          </w:p>
+        </w:tc>
+      </w:tr>
+      <w:tr>
+        <w:tc>
+          <w:tcPr>
+            <w:tcW w:type="dxa" w:w="2494"/>
+          </w:tcPr>
+          <w:p>
+            <w:pPr>
+              <w:keepNext/>
+              <w:spacing w:after="0" w:line="240" w:lineRule="auto"/>
+              <w:jc w:val="left"/>
+            </w:pPr>
+            <w:r/>
+            <w:r>
+              <w:rPr>
+                <w:rFonts w:ascii="Calibri" w:hAnsi="Calibri"/>
+                <w:b w:val="0"/>
+                <w:i w:val="0"/>
+                <w:sz w:val="18"/>
+              </w:rPr>
+              <w:t>BTC volatility top tercile</w:t>
+            </w:r>
+          </w:p>
+        </w:tc>
+        <w:tc>
+          <w:tcPr>
+            <w:tcW w:type="dxa" w:w="850"/>
+          </w:tcPr>
+          <w:p>
+            <w:pPr>
+              <w:keepNext/>
+              <w:spacing w:after="0" w:line="240" w:lineRule="auto"/>
+              <w:jc w:val="center"/>
+            </w:pPr>
+            <w:r/>
+            <w:r>
+              <w:rPr>
+                <w:rFonts w:ascii="Calibri" w:hAnsi="Calibri"/>
+                <w:b w:val="0"/>
+                <w:i w:val="0"/>
+                <w:sz w:val="18"/>
+              </w:rPr>
+              <w:t>24,414</w:t>
+            </w:r>
+          </w:p>
+        </w:tc>
+        <w:tc>
+          <w:tcPr>
+            <w:tcW w:type="dxa" w:w="850"/>
+          </w:tcPr>
+          <w:p>
+            <w:pPr>
+              <w:keepNext/>
+              <w:spacing w:after="0" w:line="240" w:lineRule="auto"/>
+              <w:jc w:val="center"/>
+            </w:pPr>
+            <w:r/>
+            <w:r>
+              <w:rPr>
+                <w:rFonts w:ascii="Calibri" w:hAnsi="Calibri"/>
+                <w:b w:val="0"/>
+                <w:i w:val="0"/>
+                <w:sz w:val="18"/>
+              </w:rPr>
+              <w:t>0.572</w:t>
+            </w:r>
+          </w:p>
+        </w:tc>
+        <w:tc>
+          <w:tcPr>
+            <w:tcW w:type="dxa" w:w="964"/>
+          </w:tcPr>
+          <w:p>
+            <w:pPr>
+              <w:keepNext/>
+              <w:spacing w:after="0" w:line="240" w:lineRule="auto"/>
+              <w:jc w:val="center"/>
+            </w:pPr>
+            <w:r/>
+            <w:r>
+              <w:rPr>
+                <w:rFonts w:ascii="Calibri" w:hAnsi="Calibri"/>
+                <w:b w:val="0"/>
+                <w:i w:val="0"/>
+                <w:sz w:val="18"/>
+              </w:rPr>
+              <w:t>0.484</w:t>
+            </w:r>
+          </w:p>
+        </w:tc>
+        <w:tc>
+          <w:tcPr>
+            <w:tcW w:type="dxa" w:w="964"/>
+          </w:tcPr>
+          <w:p>
+            <w:pPr>
+              <w:keepNext/>
+              <w:spacing w:after="0" w:line="240" w:lineRule="auto"/>
+              <w:jc w:val="center"/>
+            </w:pPr>
+            <w:r/>
+            <w:r>
+              <w:rPr>
+                <w:rFonts w:ascii="Calibri" w:hAnsi="Calibri"/>
+                <w:b w:val="0"/>
+                <w:i w:val="0"/>
+                <w:sz w:val="18"/>
+              </w:rPr>
+              <w:t>0.444</w:t>
+            </w:r>
+          </w:p>
+        </w:tc>
+        <w:tc>
+          <w:tcPr>
+            <w:tcW w:type="dxa" w:w="850"/>
+          </w:tcPr>
+          <w:p>
+            <w:pPr>
+              <w:keepNext/>
+              <w:spacing w:after="0" w:line="240" w:lineRule="auto"/>
+              <w:jc w:val="center"/>
+            </w:pPr>
+            <w:r/>
+            <w:r>
+              <w:rPr>
+                <w:rFonts w:ascii="Calibri" w:hAnsi="Calibri"/>
+                <w:b w:val="0"/>
+                <w:i w:val="0"/>
+                <w:sz w:val="18"/>
+              </w:rPr>
+              <w:t>0.452</w:t>
+            </w:r>
+          </w:p>
+        </w:tc>
+        <w:tc>
+          <w:tcPr>
+            <w:tcW w:type="dxa" w:w="850"/>
+          </w:tcPr>
+          <w:p>
+            <w:pPr>
+              <w:keepNext/>
+              <w:spacing w:after="0" w:line="240" w:lineRule="auto"/>
+              <w:jc w:val="center"/>
+            </w:pPr>
+            <w:r/>
+            <w:r>
+              <w:rPr>
+                <w:rFonts w:ascii="Calibri" w:hAnsi="Calibri"/>
+                <w:b w:val="0"/>
+                <w:i w:val="0"/>
+                <w:sz w:val="18"/>
+              </w:rPr>
+              <w:t>-0.001</w:t>
+            </w:r>
+          </w:p>
+        </w:tc>
+        <w:tc>
+          <w:tcPr>
+            <w:tcW w:type="dxa" w:w="850"/>
+          </w:tcPr>
+          <w:p>
+            <w:pPr>
+              <w:keepNext/>
+              <w:spacing w:after="0" w:line="240" w:lineRule="auto"/>
+              <w:jc w:val="center"/>
+            </w:pPr>
+            <w:r/>
+            <w:r>
+              <w:rPr>
+                <w:rFonts w:ascii="Calibri" w:hAnsi="Calibri"/>
+                <w:b w:val="0"/>
+                <w:i w:val="0"/>
+                <w:sz w:val="18"/>
+              </w:rPr>
+              <w:t>+0.000</w:t>
+            </w:r>
+          </w:p>
+        </w:tc>
+        <w:tc>
+          <w:tcPr>
+            <w:tcW w:type="dxa" w:w="907"/>
+          </w:tcPr>
+          <w:p>
+            <w:pPr>
+              <w:keepNext/>
+              <w:spacing w:after="0" w:line="240" w:lineRule="auto"/>
+              <w:jc w:val="center"/>
+            </w:pPr>
+            <w:r/>
+            <w:r>
+              <w:rPr>
+                <w:rFonts w:ascii="Calibri" w:hAnsi="Calibri"/>
+                <w:b w:val="0"/>
+                <w:i w:val="0"/>
+                <w:sz w:val="18"/>
+              </w:rPr>
+              <w:t>-0.006</w:t>
+            </w:r>
+          </w:p>
+        </w:tc>
+      </w:tr>
+      <w:tr>
+        <w:tc>
+          <w:tcPr>
+            <w:tcW w:type="dxa" w:w="2494"/>
+            <w:shd w:val="clear" w:color="auto" w:fill="F1F3F6"/>
+          </w:tcPr>
+          <w:p>
+            <w:pPr>
+              <w:keepNext/>
+              <w:spacing w:after="0" w:line="240" w:lineRule="auto"/>
+              <w:jc w:val="left"/>
+            </w:pPr>
+            <w:r/>
+            <w:r>
+              <w:rPr>
+                <w:rFonts w:ascii="Calibri" w:hAnsi="Calibri"/>
+                <w:b w:val="0"/>
+                <w:i w:val="0"/>
+                <w:sz w:val="18"/>
+              </w:rPr>
+              <w:t>Realized vol bottom quintile*</w:t>
+            </w:r>
+          </w:p>
+        </w:tc>
+        <w:tc>
+          <w:tcPr>
+            <w:tcW w:type="dxa" w:w="850"/>
+            <w:shd w:val="clear" w:color="auto" w:fill="F1F3F6"/>
+          </w:tcPr>
+          <w:p>
+            <w:pPr>
+              <w:keepNext/>
+              <w:spacing w:after="0" w:line="240" w:lineRule="auto"/>
+              <w:jc w:val="center"/>
+            </w:pPr>
+            <w:r/>
+            <w:r>
+              <w:rPr>
+                <w:rFonts w:ascii="Calibri" w:hAnsi="Calibri"/>
+                <w:b w:val="0"/>
+                <w:i w:val="0"/>
+                <w:sz w:val="18"/>
+              </w:rPr>
+              <w:t>14,683</w:t>
+            </w:r>
+          </w:p>
+        </w:tc>
+        <w:tc>
+          <w:tcPr>
+            <w:tcW w:type="dxa" w:w="850"/>
+            <w:shd w:val="clear" w:color="auto" w:fill="F1F3F6"/>
+          </w:tcPr>
+          <w:p>
+            <w:pPr>
+              <w:keepNext/>
+              <w:spacing w:after="0" w:line="240" w:lineRule="auto"/>
+              <w:jc w:val="center"/>
+            </w:pPr>
+            <w:r/>
+            <w:r>
+              <w:rPr>
+                <w:rFonts w:ascii="Calibri" w:hAnsi="Calibri"/>
+                <w:b w:val="0"/>
+                <w:i w:val="0"/>
+                <w:sz w:val="18"/>
+              </w:rPr>
+              <w:t>0.578</w:t>
+            </w:r>
+          </w:p>
+        </w:tc>
+        <w:tc>
+          <w:tcPr>
+            <w:tcW w:type="dxa" w:w="964"/>
+            <w:shd w:val="clear" w:color="auto" w:fill="F1F3F6"/>
+          </w:tcPr>
+          <w:p>
+            <w:pPr>
+              <w:keepNext/>
+              <w:spacing w:after="0" w:line="240" w:lineRule="auto"/>
+              <w:jc w:val="center"/>
+            </w:pPr>
+            <w:r/>
+            <w:r>
+              <w:rPr>
+                <w:rFonts w:ascii="Calibri" w:hAnsi="Calibri"/>
+                <w:b w:val="0"/>
+                <w:i w:val="0"/>
+                <w:sz w:val="18"/>
+              </w:rPr>
+              <w:t>0.785</w:t>
+            </w:r>
+          </w:p>
+        </w:tc>
+        <w:tc>
+          <w:tcPr>
+            <w:tcW w:type="dxa" w:w="964"/>
+            <w:shd w:val="clear" w:color="auto" w:fill="F1F3F6"/>
+          </w:tcPr>
+          <w:p>
+            <w:pPr>
+              <w:keepNext/>
+              <w:spacing w:after="0" w:line="240" w:lineRule="auto"/>
+              <w:jc w:val="center"/>
+            </w:pPr>
+            <w:r/>
+            <w:r>
+              <w:rPr>
+                <w:rFonts w:ascii="Calibri" w:hAnsi="Calibri"/>
+                <w:b w:val="0"/>
+                <w:i w:val="0"/>
+                <w:sz w:val="18"/>
+              </w:rPr>
+              <w:t>0.688</w:t>
+            </w:r>
+          </w:p>
+        </w:tc>
+        <w:tc>
+          <w:tcPr>
+            <w:tcW w:type="dxa" w:w="850"/>
+            <w:shd w:val="clear" w:color="auto" w:fill="F1F3F6"/>
+          </w:tcPr>
+          <w:p>
+            <w:pPr>
+              <w:keepNext/>
+              <w:spacing w:after="0" w:line="240" w:lineRule="auto"/>
+              <w:jc w:val="center"/>
+            </w:pPr>
+            <w:r/>
+            <w:r>
+              <w:rPr>
+                <w:rFonts w:ascii="Calibri" w:hAnsi="Calibri"/>
+                <w:b w:val="0"/>
+                <w:i w:val="0"/>
+                <w:sz w:val="18"/>
+              </w:rPr>
+              <w:t>0.683</w:t>
+            </w:r>
+          </w:p>
+        </w:tc>
+        <w:tc>
+          <w:tcPr>
+            <w:tcW w:type="dxa" w:w="850"/>
+            <w:shd w:val="clear" w:color="auto" w:fill="F1F3F6"/>
+          </w:tcPr>
+          <w:p>
+            <w:pPr>
+              <w:keepNext/>
+              <w:spacing w:after="0" w:line="240" w:lineRule="auto"/>
+              <w:jc w:val="center"/>
+            </w:pPr>
+            <w:r/>
+            <w:r>
+              <w:rPr>
+                <w:rFonts w:ascii="Calibri" w:hAnsi="Calibri"/>
+                <w:b w:val="0"/>
+                <w:i w:val="0"/>
+                <w:sz w:val="18"/>
+              </w:rPr>
+              <w:t>-0.003</w:t>
+            </w:r>
+          </w:p>
+        </w:tc>
+        <w:tc>
+          <w:tcPr>
+            <w:tcW w:type="dxa" w:w="850"/>
+            <w:shd w:val="clear" w:color="auto" w:fill="F1F3F6"/>
+          </w:tcPr>
+          <w:p>
+            <w:pPr>
+              <w:keepNext/>
+              <w:spacing w:after="0" w:line="240" w:lineRule="auto"/>
+              <w:jc w:val="center"/>
+            </w:pPr>
+            <w:r/>
+            <w:r>
+              <w:rPr>
+                <w:rFonts w:ascii="Calibri" w:hAnsi="Calibri"/>
+                <w:b w:val="0"/>
+                <w:i w:val="0"/>
+                <w:sz w:val="18"/>
+              </w:rPr>
+              <w:t>+0.008</w:t>
             </w:r>
           </w:p>
         </w:tc>
@@ -5737,30 +7440,7 @@
                 <w:i w:val="0"/>
                 <w:sz w:val="18"/>
               </w:rPr>
-              <w:t>-0.004</w:t>
-            </w:r>
-          </w:p>
-        </w:tc>
-        <w:tc>
-          <w:tcPr>
-            <w:tcW w:type="dxa" w:w="907"/>
-            <w:shd w:val="clear" w:color="auto" w:fill="F1F3F6"/>
-          </w:tcPr>
-          <w:p>
-            <w:pPr>
-              <w:keepNext/>
-              <w:spacing w:after="0" w:line="240" w:lineRule="auto"/>
-              <w:jc w:val="center"/>
-            </w:pPr>
-            <w:r/>
-            <w:r>
-              <w:rPr>
-                <w:rFonts w:ascii="Calibri" w:hAnsi="Calibri"/>
-                <w:b w:val="0"/>
-                <w:i w:val="0"/>
-                <w:sz w:val="18"/>
-              </w:rPr>
-              <w:t>-0.006</w:t>
+              <w:t>+0.004</w:t>
             </w:r>
           </w:p>
         </w:tc>
@@ -5768,11 +7448,11 @@
       <w:tr>
         <w:tc>
           <w:tcPr>
-            <w:tcW w:type="dxa" w:w="2835"/>
-          </w:tcPr>
-          <w:p>
-            <w:pPr>
-              <w:keepNext/>
+            <w:tcW w:type="dxa" w:w="2494"/>
+          </w:tcPr>
+          <w:p>
+            <w:pPr>
+              <w:keepNext w:val="0"/>
               <w:spacing w:after="0" w:line="240" w:lineRule="auto"/>
               <w:jc w:val="left"/>
             </w:pPr>
@@ -5784,7 +7464,161 @@
                 <w:i w:val="0"/>
                 <w:sz w:val="18"/>
               </w:rPr>
-              <w:t>Unlock 2–5%</w:t>
+              <w:t>Realized vol top quintile*</w:t>
+            </w:r>
+          </w:p>
+        </w:tc>
+        <w:tc>
+          <w:tcPr>
+            <w:tcW w:type="dxa" w:w="850"/>
+          </w:tcPr>
+          <w:p>
+            <w:pPr>
+              <w:keepNext w:val="0"/>
+              <w:spacing w:after="0" w:line="240" w:lineRule="auto"/>
+              <w:jc w:val="center"/>
+            </w:pPr>
+            <w:r/>
+            <w:r>
+              <w:rPr>
+                <w:rFonts w:ascii="Calibri" w:hAnsi="Calibri"/>
+                <w:b w:val="0"/>
+                <w:i w:val="0"/>
+                <w:sz w:val="18"/>
+              </w:rPr>
+              <w:t>14,683</w:t>
+            </w:r>
+          </w:p>
+        </w:tc>
+        <w:tc>
+          <w:tcPr>
+            <w:tcW w:type="dxa" w:w="850"/>
+          </w:tcPr>
+          <w:p>
+            <w:pPr>
+              <w:keepNext w:val="0"/>
+              <w:spacing w:after="0" w:line="240" w:lineRule="auto"/>
+              <w:jc w:val="center"/>
+            </w:pPr>
+            <w:r/>
+            <w:r>
+              <w:rPr>
+                <w:rFonts w:ascii="Calibri" w:hAnsi="Calibri"/>
+                <w:b w:val="0"/>
+                <w:i w:val="0"/>
+                <w:sz w:val="18"/>
+              </w:rPr>
+              <w:t>0.739</w:t>
+            </w:r>
+          </w:p>
+        </w:tc>
+        <w:tc>
+          <w:tcPr>
+            <w:tcW w:type="dxa" w:w="964"/>
+          </w:tcPr>
+          <w:p>
+            <w:pPr>
+              <w:keepNext w:val="0"/>
+              <w:spacing w:after="0" w:line="240" w:lineRule="auto"/>
+              <w:jc w:val="center"/>
+            </w:pPr>
+            <w:r/>
+            <w:r>
+              <w:rPr>
+                <w:rFonts w:ascii="Calibri" w:hAnsi="Calibri"/>
+                <w:b w:val="0"/>
+                <w:i w:val="0"/>
+                <w:sz w:val="18"/>
+              </w:rPr>
+              <w:t>0.571</w:t>
+            </w:r>
+          </w:p>
+        </w:tc>
+        <w:tc>
+          <w:tcPr>
+            <w:tcW w:type="dxa" w:w="964"/>
+          </w:tcPr>
+          <w:p>
+            <w:pPr>
+              <w:keepNext w:val="0"/>
+              <w:spacing w:after="0" w:line="240" w:lineRule="auto"/>
+              <w:jc w:val="center"/>
+            </w:pPr>
+            <w:r/>
+            <w:r>
+              <w:rPr>
+                <w:rFonts w:ascii="Calibri" w:hAnsi="Calibri"/>
+                <w:b w:val="0"/>
+                <w:i w:val="0"/>
+                <w:sz w:val="18"/>
+              </w:rPr>
+              <w:t>0.565</w:t>
+            </w:r>
+          </w:p>
+        </w:tc>
+        <w:tc>
+          <w:tcPr>
+            <w:tcW w:type="dxa" w:w="850"/>
+          </w:tcPr>
+          <w:p>
+            <w:pPr>
+              <w:keepNext w:val="0"/>
+              <w:spacing w:after="0" w:line="240" w:lineRule="auto"/>
+              <w:jc w:val="center"/>
+            </w:pPr>
+            <w:r/>
+            <w:r>
+              <w:rPr>
+                <w:rFonts w:ascii="Calibri" w:hAnsi="Calibri"/>
+                <w:b w:val="0"/>
+                <w:i w:val="0"/>
+                <w:sz w:val="18"/>
+              </w:rPr>
+              <w:t>0.567</w:t>
+            </w:r>
+          </w:p>
+        </w:tc>
+        <w:tc>
+          <w:tcPr>
+            <w:tcW w:type="dxa" w:w="850"/>
+          </w:tcPr>
+          <w:p>
+            <w:pPr>
+              <w:keepNext w:val="0"/>
+              <w:spacing w:after="0" w:line="240" w:lineRule="auto"/>
+              <w:jc w:val="center"/>
+            </w:pPr>
+            <w:r/>
+            <w:r>
+              <w:rPr>
+                <w:rFonts w:ascii="Calibri" w:hAnsi="Calibri"/>
+                <w:b w:val="0"/>
+                <w:i w:val="0"/>
+                <w:sz w:val="18"/>
+              </w:rPr>
+              <w:t>-0.002</w:t>
+            </w:r>
+          </w:p>
+        </w:tc>
+        <w:tc>
+          <w:tcPr>
+            <w:tcW w:type="dxa" w:w="850"/>
+          </w:tcPr>
+          <w:p>
+            <w:pPr>
+              <w:keepNext w:val="0"/>
+              <w:spacing w:after="0" w:line="240" w:lineRule="auto"/>
+              <w:jc w:val="center"/>
+            </w:pPr>
+            <w:r/>
+            <w:r>
+              <w:rPr>
+                <w:rFonts w:ascii="Calibri" w:hAnsi="Calibri"/>
+                <w:b w:val="0"/>
+                <w:i w:val="0"/>
+                <w:sz w:val="18"/>
+              </w:rPr>
+              <w:t>-0.008</w:t>
             </w:r>
           </w:p>
         </w:tc>
@@ -5794,1243 +7628,19 @@
           </w:tcPr>
           <w:p>
             <w:pPr>
-              <w:keepNext/>
-              <w:spacing w:after="0" w:line="240" w:lineRule="auto"/>
-              <w:jc w:val="center"/>
-            </w:pPr>
-            <w:r/>
-            <w:r>
-              <w:rPr>
-                <w:rFonts w:ascii="Calibri" w:hAnsi="Calibri"/>
-                <w:b w:val="0"/>
-                <w:i w:val="0"/>
-                <w:sz w:val="18"/>
-              </w:rPr>
-              <w:t>18,464</w:t>
-            </w:r>
-          </w:p>
-        </w:tc>
-        <w:tc>
-          <w:tcPr>
-            <w:tcW w:type="dxa" w:w="907"/>
-          </w:tcPr>
-          <w:p>
-            <w:pPr>
-              <w:keepNext/>
-              <w:spacing w:after="0" w:line="240" w:lineRule="auto"/>
-              <w:jc w:val="center"/>
-            </w:pPr>
-            <w:r/>
-            <w:r>
-              <w:rPr>
-                <w:rFonts w:ascii="Calibri" w:hAnsi="Calibri"/>
-                <w:b w:val="0"/>
-                <w:i w:val="0"/>
-                <w:sz w:val="18"/>
-              </w:rPr>
-              <w:t>0.540</w:t>
-            </w:r>
-          </w:p>
-        </w:tc>
-        <w:tc>
-          <w:tcPr>
-            <w:tcW w:type="dxa" w:w="1020"/>
-          </w:tcPr>
-          <w:p>
-            <w:pPr>
-              <w:keepNext/>
-              <w:spacing w:after="0" w:line="240" w:lineRule="auto"/>
-              <w:jc w:val="center"/>
-            </w:pPr>
-            <w:r/>
-            <w:r>
-              <w:rPr>
-                <w:rFonts w:ascii="Calibri" w:hAnsi="Calibri"/>
-                <w:b w:val="0"/>
-                <w:i w:val="0"/>
-                <w:sz w:val="18"/>
-              </w:rPr>
-              <w:t>0.463</w:t>
-            </w:r>
-          </w:p>
-        </w:tc>
-        <w:tc>
-          <w:tcPr>
-            <w:tcW w:type="dxa" w:w="1020"/>
-          </w:tcPr>
-          <w:p>
-            <w:pPr>
-              <w:keepNext/>
-              <w:spacing w:after="0" w:line="240" w:lineRule="auto"/>
-              <w:jc w:val="center"/>
-            </w:pPr>
-            <w:r/>
-            <w:r>
-              <w:rPr>
-                <w:rFonts w:ascii="Calibri" w:hAnsi="Calibri"/>
-                <w:b w:val="0"/>
-                <w:i w:val="0"/>
-                <w:sz w:val="18"/>
-              </w:rPr>
-              <w:t>0.442</w:t>
-            </w:r>
-          </w:p>
-        </w:tc>
-        <w:tc>
-          <w:tcPr>
-            <w:tcW w:type="dxa" w:w="907"/>
-          </w:tcPr>
-          <w:p>
-            <w:pPr>
-              <w:keepNext/>
-              <w:spacing w:after="0" w:line="240" w:lineRule="auto"/>
-              <w:jc w:val="center"/>
-            </w:pPr>
-            <w:r/>
-            <w:r>
-              <w:rPr>
-                <w:rFonts w:ascii="Calibri" w:hAnsi="Calibri"/>
-                <w:b w:val="0"/>
-                <w:i w:val="0"/>
-                <w:sz w:val="18"/>
-              </w:rPr>
-              <w:t>0.454</w:t>
-            </w:r>
-          </w:p>
-        </w:tc>
-        <w:tc>
-          <w:tcPr>
-            <w:tcW w:type="dxa" w:w="907"/>
-          </w:tcPr>
-          <w:p>
-            <w:pPr>
-              <w:keepNext/>
-              <w:spacing w:after="0" w:line="240" w:lineRule="auto"/>
-              <w:jc w:val="center"/>
-            </w:pPr>
-            <w:r/>
-            <w:r>
-              <w:rPr>
-                <w:rFonts w:ascii="Calibri" w:hAnsi="Calibri"/>
-                <w:b w:val="0"/>
-                <w:i w:val="0"/>
-                <w:sz w:val="18"/>
-              </w:rPr>
-              <w:t>+0.003</w:t>
-            </w:r>
-          </w:p>
-        </w:tc>
-        <w:tc>
-          <w:tcPr>
-            <w:tcW w:type="dxa" w:w="907"/>
-          </w:tcPr>
-          <w:p>
-            <w:pPr>
-              <w:keepNext/>
-              <w:spacing w:after="0" w:line="240" w:lineRule="auto"/>
-              <w:jc w:val="center"/>
-            </w:pPr>
-            <w:r/>
-            <w:r>
-              <w:rPr>
-                <w:rFonts w:ascii="Calibri" w:hAnsi="Calibri"/>
-                <w:b w:val="0"/>
-                <w:i w:val="0"/>
-                <w:sz w:val="18"/>
-              </w:rPr>
-              <w:t>+0.004</w:t>
-            </w:r>
-          </w:p>
-        </w:tc>
-      </w:tr>
-      <w:tr>
-        <w:tc>
-          <w:tcPr>
-            <w:tcW w:type="dxa" w:w="2835"/>
-            <w:shd w:val="clear" w:color="auto" w:fill="F1F3F6"/>
-          </w:tcPr>
-          <w:p>
-            <w:pPr>
-              <w:keepNext/>
-              <w:spacing w:after="0" w:line="240" w:lineRule="auto"/>
-              <w:jc w:val="left"/>
-            </w:pPr>
-            <w:r/>
-            <w:r>
-              <w:rPr>
-                <w:rFonts w:ascii="Calibri" w:hAnsi="Calibri"/>
-                <w:b w:val="0"/>
-                <w:i w:val="0"/>
-                <w:sz w:val="18"/>
-              </w:rPr>
-              <w:t>Unlock &gt; 5%</w:t>
-            </w:r>
-          </w:p>
-        </w:tc>
-        <w:tc>
-          <w:tcPr>
-            <w:tcW w:type="dxa" w:w="907"/>
-            <w:shd w:val="clear" w:color="auto" w:fill="F1F3F6"/>
-          </w:tcPr>
-          <w:p>
-            <w:pPr>
-              <w:keepNext/>
-              <w:spacing w:after="0" w:line="240" w:lineRule="auto"/>
-              <w:jc w:val="center"/>
-            </w:pPr>
-            <w:r/>
-            <w:r>
-              <w:rPr>
-                <w:rFonts w:ascii="Calibri" w:hAnsi="Calibri"/>
-                <w:b w:val="0"/>
-                <w:i w:val="0"/>
-                <w:sz w:val="18"/>
-              </w:rPr>
-              <w:t>9,946</w:t>
-            </w:r>
-          </w:p>
-        </w:tc>
-        <w:tc>
-          <w:tcPr>
-            <w:tcW w:type="dxa" w:w="907"/>
-            <w:shd w:val="clear" w:color="auto" w:fill="F1F3F6"/>
-          </w:tcPr>
-          <w:p>
-            <w:pPr>
-              <w:keepNext/>
-              <w:spacing w:after="0" w:line="240" w:lineRule="auto"/>
-              <w:jc w:val="center"/>
-            </w:pPr>
-            <w:r/>
-            <w:r>
-              <w:rPr>
-                <w:rFonts w:ascii="Calibri" w:hAnsi="Calibri"/>
-                <w:b w:val="0"/>
-                <w:i w:val="0"/>
-                <w:sz w:val="18"/>
-              </w:rPr>
-              <w:t>0.537</w:t>
-            </w:r>
-          </w:p>
-        </w:tc>
-        <w:tc>
-          <w:tcPr>
-            <w:tcW w:type="dxa" w:w="1020"/>
-            <w:shd w:val="clear" w:color="auto" w:fill="F1F3F6"/>
-          </w:tcPr>
-          <w:p>
-            <w:pPr>
-              <w:keepNext/>
-              <w:spacing w:after="0" w:line="240" w:lineRule="auto"/>
-              <w:jc w:val="center"/>
-            </w:pPr>
-            <w:r/>
-            <w:r>
-              <w:rPr>
-                <w:rFonts w:ascii="Calibri" w:hAnsi="Calibri"/>
-                <w:b w:val="0"/>
-                <w:i w:val="0"/>
-                <w:sz w:val="18"/>
-              </w:rPr>
-              <w:t>0.456</w:t>
-            </w:r>
-          </w:p>
-        </w:tc>
-        <w:tc>
-          <w:tcPr>
-            <w:tcW w:type="dxa" w:w="1020"/>
-            <w:shd w:val="clear" w:color="auto" w:fill="F1F3F6"/>
-          </w:tcPr>
-          <w:p>
-            <w:pPr>
-              <w:keepNext/>
-              <w:spacing w:after="0" w:line="240" w:lineRule="auto"/>
-              <w:jc w:val="center"/>
-            </w:pPr>
-            <w:r/>
-            <w:r>
-              <w:rPr>
-                <w:rFonts w:ascii="Calibri" w:hAnsi="Calibri"/>
-                <w:b w:val="0"/>
-                <w:i w:val="0"/>
-                <w:sz w:val="18"/>
-              </w:rPr>
-              <w:t>0.438</w:t>
-            </w:r>
-          </w:p>
-        </w:tc>
-        <w:tc>
-          <w:tcPr>
-            <w:tcW w:type="dxa" w:w="907"/>
-            <w:shd w:val="clear" w:color="auto" w:fill="F1F3F6"/>
-          </w:tcPr>
-          <w:p>
-            <w:pPr>
-              <w:keepNext/>
-              <w:spacing w:after="0" w:line="240" w:lineRule="auto"/>
-              <w:jc w:val="center"/>
-            </w:pPr>
-            <w:r/>
-            <w:r>
-              <w:rPr>
-                <w:rFonts w:ascii="Calibri" w:hAnsi="Calibri"/>
-                <w:b w:val="0"/>
-                <w:i w:val="0"/>
-                <w:sz w:val="18"/>
-              </w:rPr>
-              <w:t>0.446</w:t>
-            </w:r>
-          </w:p>
-        </w:tc>
-        <w:tc>
-          <w:tcPr>
-            <w:tcW w:type="dxa" w:w="907"/>
-            <w:shd w:val="clear" w:color="auto" w:fill="F1F3F6"/>
-          </w:tcPr>
-          <w:p>
-            <w:pPr>
-              <w:keepNext/>
-              <w:spacing w:after="0" w:line="240" w:lineRule="auto"/>
-              <w:jc w:val="center"/>
-            </w:pPr>
-            <w:r/>
-            <w:r>
-              <w:rPr>
-                <w:rFonts w:ascii="Calibri" w:hAnsi="Calibri"/>
-                <w:b w:val="0"/>
-                <w:i w:val="0"/>
-                <w:sz w:val="18"/>
-              </w:rPr>
-              <w:t>+0.013</w:t>
-            </w:r>
-          </w:p>
-        </w:tc>
-        <w:tc>
-          <w:tcPr>
-            <w:tcW w:type="dxa" w:w="907"/>
-            <w:shd w:val="clear" w:color="auto" w:fill="F1F3F6"/>
-          </w:tcPr>
-          <w:p>
-            <w:pPr>
-              <w:keepNext/>
-              <w:spacing w:after="0" w:line="240" w:lineRule="auto"/>
-              <w:jc w:val="center"/>
-            </w:pPr>
-            <w:r/>
-            <w:r>
-              <w:rPr>
-                <w:rFonts w:ascii="Calibri" w:hAnsi="Calibri"/>
-                <w:b w:val="0"/>
-                <w:i w:val="0"/>
-                <w:sz w:val="18"/>
-              </w:rPr>
-              <w:t>+0.004</w:t>
-            </w:r>
-          </w:p>
-        </w:tc>
-      </w:tr>
-      <w:tr>
-        <w:tc>
-          <w:tcPr>
-            <w:tcW w:type="dxa" w:w="2835"/>
-          </w:tcPr>
-          <w:p>
-            <w:pPr>
-              <w:keepNext/>
-              <w:spacing w:after="0" w:line="240" w:lineRule="auto"/>
-              <w:jc w:val="left"/>
-            </w:pPr>
-            <w:r/>
-            <w:r>
-              <w:rPr>
-                <w:rFonts w:ascii="Calibri" w:hAnsi="Calibri"/>
-                <w:b w:val="0"/>
-                <w:i w:val="0"/>
-                <w:sz w:val="18"/>
-              </w:rPr>
-              <w:t>Cliff unlock within 14 days</w:t>
-            </w:r>
-          </w:p>
-        </w:tc>
-        <w:tc>
-          <w:tcPr>
-            <w:tcW w:type="dxa" w:w="907"/>
-          </w:tcPr>
-          <w:p>
-            <w:pPr>
-              <w:keepNext/>
-              <w:spacing w:after="0" w:line="240" w:lineRule="auto"/>
-              <w:jc w:val="center"/>
-            </w:pPr>
-            <w:r/>
-            <w:r>
-              <w:rPr>
-                <w:rFonts w:ascii="Calibri" w:hAnsi="Calibri"/>
-                <w:b w:val="0"/>
-                <w:i w:val="0"/>
-                <w:sz w:val="18"/>
-              </w:rPr>
-              <w:t>12,125</w:t>
-            </w:r>
-          </w:p>
-        </w:tc>
-        <w:tc>
-          <w:tcPr>
-            <w:tcW w:type="dxa" w:w="907"/>
-          </w:tcPr>
-          <w:p>
-            <w:pPr>
-              <w:keepNext/>
-              <w:spacing w:after="0" w:line="240" w:lineRule="auto"/>
-              <w:jc w:val="center"/>
-            </w:pPr>
-            <w:r/>
-            <w:r>
-              <w:rPr>
-                <w:rFonts w:ascii="Calibri" w:hAnsi="Calibri"/>
-                <w:b w:val="0"/>
-                <w:i w:val="0"/>
-                <w:sz w:val="18"/>
-              </w:rPr>
-              <w:t>0.513</w:t>
-            </w:r>
-          </w:p>
-        </w:tc>
-        <w:tc>
-          <w:tcPr>
-            <w:tcW w:type="dxa" w:w="1020"/>
-          </w:tcPr>
-          <w:p>
-            <w:pPr>
-              <w:keepNext/>
-              <w:spacing w:after="0" w:line="240" w:lineRule="auto"/>
-              <w:jc w:val="center"/>
-            </w:pPr>
-            <w:r/>
-            <w:r>
-              <w:rPr>
-                <w:rFonts w:ascii="Calibri" w:hAnsi="Calibri"/>
-                <w:b w:val="0"/>
-                <w:i w:val="0"/>
-                <w:sz w:val="18"/>
-              </w:rPr>
-              <w:t>0.457</w:t>
-            </w:r>
-          </w:p>
-        </w:tc>
-        <w:tc>
-          <w:tcPr>
-            <w:tcW w:type="dxa" w:w="1020"/>
-          </w:tcPr>
-          <w:p>
-            <w:pPr>
-              <w:keepNext/>
-              <w:spacing w:after="0" w:line="240" w:lineRule="auto"/>
-              <w:jc w:val="center"/>
-            </w:pPr>
-            <w:r/>
-            <w:r>
-              <w:rPr>
-                <w:rFonts w:ascii="Calibri" w:hAnsi="Calibri"/>
-                <w:b w:val="0"/>
-                <w:i w:val="0"/>
-                <w:sz w:val="18"/>
-              </w:rPr>
-              <w:t>0.425</w:t>
-            </w:r>
-          </w:p>
-        </w:tc>
-        <w:tc>
-          <w:tcPr>
-            <w:tcW w:type="dxa" w:w="907"/>
-          </w:tcPr>
-          <w:p>
-            <w:pPr>
-              <w:keepNext/>
-              <w:spacing w:after="0" w:line="240" w:lineRule="auto"/>
-              <w:jc w:val="center"/>
-            </w:pPr>
-            <w:r/>
-            <w:r>
-              <w:rPr>
-                <w:rFonts w:ascii="Calibri" w:hAnsi="Calibri"/>
-                <w:b w:val="0"/>
-                <w:i w:val="0"/>
-                <w:sz w:val="18"/>
-              </w:rPr>
-              <w:t>0.437</w:t>
-            </w:r>
-          </w:p>
-        </w:tc>
-        <w:tc>
-          <w:tcPr>
-            <w:tcW w:type="dxa" w:w="907"/>
-          </w:tcPr>
-          <w:p>
-            <w:pPr>
-              <w:keepNext/>
-              <w:spacing w:after="0" w:line="240" w:lineRule="auto"/>
-              <w:jc w:val="center"/>
-            </w:pPr>
-            <w:r/>
-            <w:r>
-              <w:rPr>
-                <w:rFonts w:ascii="Calibri" w:hAnsi="Calibri"/>
-                <w:b w:val="0"/>
-                <w:i w:val="0"/>
-                <w:sz w:val="18"/>
-              </w:rPr>
-              <w:t>+0.007</w:t>
-            </w:r>
-          </w:p>
-        </w:tc>
-        <w:tc>
-          <w:tcPr>
-            <w:tcW w:type="dxa" w:w="907"/>
-          </w:tcPr>
-          <w:p>
-            <w:pPr>
-              <w:keepNext/>
-              <w:spacing w:after="0" w:line="240" w:lineRule="auto"/>
-              <w:jc w:val="center"/>
-            </w:pPr>
-            <w:r/>
-            <w:r>
-              <w:rPr>
-                <w:rFonts w:ascii="Calibri" w:hAnsi="Calibri"/>
-                <w:b w:val="0"/>
-                <w:i w:val="0"/>
-                <w:sz w:val="18"/>
-              </w:rPr>
-              <w:t>+0.003</w:t>
-            </w:r>
-          </w:p>
-        </w:tc>
-      </w:tr>
-      <w:tr>
-        <w:tc>
-          <w:tcPr>
-            <w:tcW w:type="dxa" w:w="2835"/>
-            <w:shd w:val="clear" w:color="auto" w:fill="F1F3F6"/>
-          </w:tcPr>
-          <w:p>
-            <w:pPr>
-              <w:keepNext/>
-              <w:spacing w:after="0" w:line="240" w:lineRule="auto"/>
-              <w:jc w:val="left"/>
-            </w:pPr>
-            <w:r/>
-            <w:r>
-              <w:rPr>
-                <w:rFonts w:ascii="Calibri" w:hAnsi="Calibri"/>
-                <w:b w:val="0"/>
-                <w:i w:val="0"/>
-                <w:sz w:val="18"/>
-              </w:rPr>
-              <w:t>Token younger than 1 year</w:t>
-            </w:r>
-          </w:p>
-        </w:tc>
-        <w:tc>
-          <w:tcPr>
-            <w:tcW w:type="dxa" w:w="907"/>
-            <w:shd w:val="clear" w:color="auto" w:fill="F1F3F6"/>
-          </w:tcPr>
-          <w:p>
-            <w:pPr>
-              <w:keepNext/>
-              <w:spacing w:after="0" w:line="240" w:lineRule="auto"/>
-              <w:jc w:val="center"/>
-            </w:pPr>
-            <w:r/>
-            <w:r>
-              <w:rPr>
-                <w:rFonts w:ascii="Calibri" w:hAnsi="Calibri"/>
-                <w:b w:val="0"/>
-                <w:i w:val="0"/>
-                <w:sz w:val="18"/>
-              </w:rPr>
-              <w:t>18,173</w:t>
-            </w:r>
-          </w:p>
-        </w:tc>
-        <w:tc>
-          <w:tcPr>
-            <w:tcW w:type="dxa" w:w="907"/>
-            <w:shd w:val="clear" w:color="auto" w:fill="F1F3F6"/>
-          </w:tcPr>
-          <w:p>
-            <w:pPr>
-              <w:keepNext/>
-              <w:spacing w:after="0" w:line="240" w:lineRule="auto"/>
-              <w:jc w:val="center"/>
-            </w:pPr>
-            <w:r/>
-            <w:r>
-              <w:rPr>
-                <w:rFonts w:ascii="Calibri" w:hAnsi="Calibri"/>
-                <w:b w:val="0"/>
-                <w:i w:val="0"/>
-                <w:sz w:val="18"/>
-              </w:rPr>
-              <w:t>0.549</w:t>
-            </w:r>
-          </w:p>
-        </w:tc>
-        <w:tc>
-          <w:tcPr>
-            <w:tcW w:type="dxa" w:w="1020"/>
-            <w:shd w:val="clear" w:color="auto" w:fill="F1F3F6"/>
-          </w:tcPr>
-          <w:p>
-            <w:pPr>
-              <w:keepNext/>
-              <w:spacing w:after="0" w:line="240" w:lineRule="auto"/>
-              <w:jc w:val="center"/>
-            </w:pPr>
-            <w:r/>
-            <w:r>
-              <w:rPr>
-                <w:rFonts w:ascii="Calibri" w:hAnsi="Calibri"/>
-                <w:b w:val="0"/>
-                <w:i w:val="0"/>
-                <w:sz w:val="18"/>
-              </w:rPr>
-              <w:t>0.468</w:t>
-            </w:r>
-          </w:p>
-        </w:tc>
-        <w:tc>
-          <w:tcPr>
-            <w:tcW w:type="dxa" w:w="1020"/>
-            <w:shd w:val="clear" w:color="auto" w:fill="F1F3F6"/>
-          </w:tcPr>
-          <w:p>
-            <w:pPr>
-              <w:keepNext/>
-              <w:spacing w:after="0" w:line="240" w:lineRule="auto"/>
-              <w:jc w:val="center"/>
-            </w:pPr>
-            <w:r/>
-            <w:r>
-              <w:rPr>
-                <w:rFonts w:ascii="Calibri" w:hAnsi="Calibri"/>
-                <w:b w:val="0"/>
-                <w:i w:val="0"/>
-                <w:sz w:val="18"/>
-              </w:rPr>
-              <w:t>0.454</w:t>
-            </w:r>
-          </w:p>
-        </w:tc>
-        <w:tc>
-          <w:tcPr>
-            <w:tcW w:type="dxa" w:w="907"/>
-            <w:shd w:val="clear" w:color="auto" w:fill="F1F3F6"/>
-          </w:tcPr>
-          <w:p>
-            <w:pPr>
-              <w:keepNext/>
-              <w:spacing w:after="0" w:line="240" w:lineRule="auto"/>
-              <w:jc w:val="center"/>
-            </w:pPr>
-            <w:r/>
-            <w:r>
-              <w:rPr>
-                <w:rFonts w:ascii="Calibri" w:hAnsi="Calibri"/>
-                <w:b w:val="0"/>
-                <w:i w:val="0"/>
-                <w:sz w:val="18"/>
-              </w:rPr>
-              <w:t>0.462</w:t>
-            </w:r>
-          </w:p>
-        </w:tc>
-        <w:tc>
-          <w:tcPr>
-            <w:tcW w:type="dxa" w:w="907"/>
-            <w:shd w:val="clear" w:color="auto" w:fill="F1F3F6"/>
-          </w:tcPr>
-          <w:p>
-            <w:pPr>
-              <w:keepNext/>
-              <w:spacing w:after="0" w:line="240" w:lineRule="auto"/>
-              <w:jc w:val="center"/>
-            </w:pPr>
-            <w:r/>
-            <w:r>
-              <w:rPr>
-                <w:rFonts w:ascii="Calibri" w:hAnsi="Calibri"/>
-                <w:b w:val="0"/>
-                <w:i w:val="0"/>
-                <w:sz w:val="18"/>
-              </w:rPr>
-              <w:t>+0.004</w:t>
-            </w:r>
-          </w:p>
-        </w:tc>
-        <w:tc>
-          <w:tcPr>
-            <w:tcW w:type="dxa" w:w="907"/>
-            <w:shd w:val="clear" w:color="auto" w:fill="F1F3F6"/>
-          </w:tcPr>
-          <w:p>
-            <w:pPr>
-              <w:keepNext/>
-              <w:spacing w:after="0" w:line="240" w:lineRule="auto"/>
-              <w:jc w:val="center"/>
-            </w:pPr>
-            <w:r/>
-            <w:r>
-              <w:rPr>
-                <w:rFonts w:ascii="Calibri" w:hAnsi="Calibri"/>
-                <w:b w:val="0"/>
-                <w:i w:val="0"/>
-                <w:sz w:val="18"/>
-              </w:rPr>
-              <w:t>+0.001</w:t>
-            </w:r>
-          </w:p>
-        </w:tc>
-      </w:tr>
-      <w:tr>
-        <w:tc>
-          <w:tcPr>
-            <w:tcW w:type="dxa" w:w="2835"/>
-          </w:tcPr>
-          <w:p>
-            <w:pPr>
-              <w:keepNext/>
-              <w:spacing w:after="0" w:line="240" w:lineRule="auto"/>
-              <w:jc w:val="left"/>
-            </w:pPr>
-            <w:r/>
-            <w:r>
-              <w:rPr>
-                <w:rFonts w:ascii="Calibri" w:hAnsi="Calibri"/>
-                <w:b w:val="0"/>
-                <w:i w:val="0"/>
-                <w:sz w:val="18"/>
-              </w:rPr>
-              <w:t>BTC volatility top tercile</w:t>
-            </w:r>
-          </w:p>
-        </w:tc>
-        <w:tc>
-          <w:tcPr>
-            <w:tcW w:type="dxa" w:w="907"/>
-          </w:tcPr>
-          <w:p>
-            <w:pPr>
-              <w:keepNext/>
-              <w:spacing w:after="0" w:line="240" w:lineRule="auto"/>
-              <w:jc w:val="center"/>
-            </w:pPr>
-            <w:r/>
-            <w:r>
-              <w:rPr>
-                <w:rFonts w:ascii="Calibri" w:hAnsi="Calibri"/>
-                <w:b w:val="0"/>
-                <w:i w:val="0"/>
-                <w:sz w:val="18"/>
-              </w:rPr>
-              <w:t>24,414</w:t>
-            </w:r>
-          </w:p>
-        </w:tc>
-        <w:tc>
-          <w:tcPr>
-            <w:tcW w:type="dxa" w:w="907"/>
-          </w:tcPr>
-          <w:p>
-            <w:pPr>
-              <w:keepNext/>
-              <w:spacing w:after="0" w:line="240" w:lineRule="auto"/>
-              <w:jc w:val="center"/>
-            </w:pPr>
-            <w:r/>
-            <w:r>
-              <w:rPr>
-                <w:rFonts w:ascii="Calibri" w:hAnsi="Calibri"/>
-                <w:b w:val="0"/>
-                <w:i w:val="0"/>
-                <w:sz w:val="18"/>
-              </w:rPr>
-              <w:t>0.572</w:t>
-            </w:r>
-          </w:p>
-        </w:tc>
-        <w:tc>
-          <w:tcPr>
-            <w:tcW w:type="dxa" w:w="1020"/>
-          </w:tcPr>
-          <w:p>
-            <w:pPr>
-              <w:keepNext/>
-              <w:spacing w:after="0" w:line="240" w:lineRule="auto"/>
-              <w:jc w:val="center"/>
-            </w:pPr>
-            <w:r/>
-            <w:r>
-              <w:rPr>
-                <w:rFonts w:ascii="Calibri" w:hAnsi="Calibri"/>
-                <w:b w:val="0"/>
-                <w:i w:val="0"/>
-                <w:sz w:val="18"/>
-              </w:rPr>
-              <w:t>0.484</w:t>
-            </w:r>
-          </w:p>
-        </w:tc>
-        <w:tc>
-          <w:tcPr>
-            <w:tcW w:type="dxa" w:w="1020"/>
-          </w:tcPr>
-          <w:p>
-            <w:pPr>
-              <w:keepNext/>
-              <w:spacing w:after="0" w:line="240" w:lineRule="auto"/>
-              <w:jc w:val="center"/>
-            </w:pPr>
-            <w:r/>
-            <w:r>
-              <w:rPr>
-                <w:rFonts w:ascii="Calibri" w:hAnsi="Calibri"/>
-                <w:b w:val="0"/>
-                <w:i w:val="0"/>
-                <w:sz w:val="18"/>
-              </w:rPr>
-              <w:t>0.444</w:t>
-            </w:r>
-          </w:p>
-        </w:tc>
-        <w:tc>
-          <w:tcPr>
-            <w:tcW w:type="dxa" w:w="907"/>
-          </w:tcPr>
-          <w:p>
-            <w:pPr>
-              <w:keepNext/>
-              <w:spacing w:after="0" w:line="240" w:lineRule="auto"/>
-              <w:jc w:val="center"/>
-            </w:pPr>
-            <w:r/>
-            <w:r>
-              <w:rPr>
-                <w:rFonts w:ascii="Calibri" w:hAnsi="Calibri"/>
-                <w:b w:val="0"/>
-                <w:i w:val="0"/>
-                <w:sz w:val="18"/>
-              </w:rPr>
-              <w:t>0.452</w:t>
-            </w:r>
-          </w:p>
-        </w:tc>
-        <w:tc>
-          <w:tcPr>
-            <w:tcW w:type="dxa" w:w="907"/>
-          </w:tcPr>
-          <w:p>
-            <w:pPr>
-              <w:keepNext/>
-              <w:spacing w:after="0" w:line="240" w:lineRule="auto"/>
-              <w:jc w:val="center"/>
-            </w:pPr>
-            <w:r/>
-            <w:r>
-              <w:rPr>
-                <w:rFonts w:ascii="Calibri" w:hAnsi="Calibri"/>
-                <w:b w:val="0"/>
-                <w:i w:val="0"/>
-                <w:sz w:val="18"/>
-              </w:rPr>
-              <w:t>-0.001</w:t>
-            </w:r>
-          </w:p>
-        </w:tc>
-        <w:tc>
-          <w:tcPr>
-            <w:tcW w:type="dxa" w:w="907"/>
-          </w:tcPr>
-          <w:p>
-            <w:pPr>
-              <w:keepNext/>
-              <w:spacing w:after="0" w:line="240" w:lineRule="auto"/>
-              <w:jc w:val="center"/>
-            </w:pPr>
-            <w:r/>
-            <w:r>
-              <w:rPr>
-                <w:rFonts w:ascii="Calibri" w:hAnsi="Calibri"/>
-                <w:b w:val="0"/>
-                <w:i w:val="0"/>
-                <w:sz w:val="18"/>
-              </w:rPr>
-              <w:t>+0.000</w:t>
-            </w:r>
-          </w:p>
-        </w:tc>
-      </w:tr>
-      <w:tr>
-        <w:tc>
-          <w:tcPr>
-            <w:tcW w:type="dxa" w:w="2835"/>
-            <w:shd w:val="clear" w:color="auto" w:fill="F1F3F6"/>
-          </w:tcPr>
-          <w:p>
-            <w:pPr>
-              <w:keepNext/>
-              <w:spacing w:after="0" w:line="240" w:lineRule="auto"/>
-              <w:jc w:val="left"/>
-            </w:pPr>
-            <w:r/>
-            <w:r>
-              <w:rPr>
-                <w:rFonts w:ascii="Calibri" w:hAnsi="Calibri"/>
-                <w:b w:val="0"/>
-                <w:i w:val="0"/>
-                <w:sz w:val="18"/>
-              </w:rPr>
-              <w:t>Realized vol bottom quintile*</w:t>
-            </w:r>
-          </w:p>
-        </w:tc>
-        <w:tc>
-          <w:tcPr>
-            <w:tcW w:type="dxa" w:w="907"/>
-            <w:shd w:val="clear" w:color="auto" w:fill="F1F3F6"/>
-          </w:tcPr>
-          <w:p>
-            <w:pPr>
-              <w:keepNext/>
-              <w:spacing w:after="0" w:line="240" w:lineRule="auto"/>
-              <w:jc w:val="center"/>
-            </w:pPr>
-            <w:r/>
-            <w:r>
-              <w:rPr>
-                <w:rFonts w:ascii="Calibri" w:hAnsi="Calibri"/>
-                <w:b w:val="0"/>
-                <w:i w:val="0"/>
-                <w:sz w:val="18"/>
-              </w:rPr>
-              <w:t>14,683</w:t>
-            </w:r>
-          </w:p>
-        </w:tc>
-        <w:tc>
-          <w:tcPr>
-            <w:tcW w:type="dxa" w:w="907"/>
-            <w:shd w:val="clear" w:color="auto" w:fill="F1F3F6"/>
-          </w:tcPr>
-          <w:p>
-            <w:pPr>
-              <w:keepNext/>
-              <w:spacing w:after="0" w:line="240" w:lineRule="auto"/>
-              <w:jc w:val="center"/>
-            </w:pPr>
-            <w:r/>
-            <w:r>
-              <w:rPr>
-                <w:rFonts w:ascii="Calibri" w:hAnsi="Calibri"/>
-                <w:b w:val="0"/>
-                <w:i w:val="0"/>
-                <w:sz w:val="18"/>
-              </w:rPr>
-              <w:t>0.578</w:t>
-            </w:r>
-          </w:p>
-        </w:tc>
-        <w:tc>
-          <w:tcPr>
-            <w:tcW w:type="dxa" w:w="1020"/>
-            <w:shd w:val="clear" w:color="auto" w:fill="F1F3F6"/>
-          </w:tcPr>
-          <w:p>
-            <w:pPr>
-              <w:keepNext/>
-              <w:spacing w:after="0" w:line="240" w:lineRule="auto"/>
-              <w:jc w:val="center"/>
-            </w:pPr>
-            <w:r/>
-            <w:r>
-              <w:rPr>
-                <w:rFonts w:ascii="Calibri" w:hAnsi="Calibri"/>
-                <w:b w:val="0"/>
-                <w:i w:val="0"/>
-                <w:sz w:val="18"/>
-              </w:rPr>
-              <w:t>0.785</w:t>
-            </w:r>
-          </w:p>
-        </w:tc>
-        <w:tc>
-          <w:tcPr>
-            <w:tcW w:type="dxa" w:w="1020"/>
-            <w:shd w:val="clear" w:color="auto" w:fill="F1F3F6"/>
-          </w:tcPr>
-          <w:p>
-            <w:pPr>
-              <w:keepNext/>
-              <w:spacing w:after="0" w:line="240" w:lineRule="auto"/>
-              <w:jc w:val="center"/>
-            </w:pPr>
-            <w:r/>
-            <w:r>
-              <w:rPr>
-                <w:rFonts w:ascii="Calibri" w:hAnsi="Calibri"/>
-                <w:b w:val="0"/>
-                <w:i w:val="0"/>
-                <w:sz w:val="18"/>
-              </w:rPr>
-              <w:t>0.688</w:t>
-            </w:r>
-          </w:p>
-        </w:tc>
-        <w:tc>
-          <w:tcPr>
-            <w:tcW w:type="dxa" w:w="907"/>
-            <w:shd w:val="clear" w:color="auto" w:fill="F1F3F6"/>
-          </w:tcPr>
-          <w:p>
-            <w:pPr>
-              <w:keepNext/>
-              <w:spacing w:after="0" w:line="240" w:lineRule="auto"/>
-              <w:jc w:val="center"/>
-            </w:pPr>
-            <w:r/>
-            <w:r>
-              <w:rPr>
-                <w:rFonts w:ascii="Calibri" w:hAnsi="Calibri"/>
-                <w:b w:val="0"/>
-                <w:i w:val="0"/>
-                <w:sz w:val="18"/>
-              </w:rPr>
-              <w:t>0.683</w:t>
-            </w:r>
-          </w:p>
-        </w:tc>
-        <w:tc>
-          <w:tcPr>
-            <w:tcW w:type="dxa" w:w="907"/>
-            <w:shd w:val="clear" w:color="auto" w:fill="F1F3F6"/>
-          </w:tcPr>
-          <w:p>
-            <w:pPr>
-              <w:keepNext/>
-              <w:spacing w:after="0" w:line="240" w:lineRule="auto"/>
-              <w:jc w:val="center"/>
-            </w:pPr>
-            <w:r/>
-            <w:r>
-              <w:rPr>
-                <w:rFonts w:ascii="Calibri" w:hAnsi="Calibri"/>
-                <w:b w:val="0"/>
-                <w:i w:val="0"/>
-                <w:sz w:val="18"/>
-              </w:rPr>
-              <w:t>-0.003</w:t>
-            </w:r>
-          </w:p>
-        </w:tc>
-        <w:tc>
-          <w:tcPr>
-            <w:tcW w:type="dxa" w:w="907"/>
-            <w:shd w:val="clear" w:color="auto" w:fill="F1F3F6"/>
-          </w:tcPr>
-          <w:p>
-            <w:pPr>
-              <w:keepNext/>
-              <w:spacing w:after="0" w:line="240" w:lineRule="auto"/>
-              <w:jc w:val="center"/>
-            </w:pPr>
-            <w:r/>
-            <w:r>
-              <w:rPr>
-                <w:rFonts w:ascii="Calibri" w:hAnsi="Calibri"/>
-                <w:b w:val="0"/>
-                <w:i w:val="0"/>
-                <w:sz w:val="18"/>
-              </w:rPr>
-              <w:t>+0.008</w:t>
-            </w:r>
-          </w:p>
-        </w:tc>
-      </w:tr>
-      <w:tr>
-        <w:tc>
-          <w:tcPr>
-            <w:tcW w:type="dxa" w:w="2835"/>
-          </w:tcPr>
-          <w:p>
-            <w:pPr>
               <w:keepNext w:val="0"/>
               <w:spacing w:after="0" w:line="240" w:lineRule="auto"/>
-              <w:jc w:val="left"/>
-            </w:pPr>
-            <w:r/>
-            <w:r>
-              <w:rPr>
-                <w:rFonts w:ascii="Calibri" w:hAnsi="Calibri"/>
-                <w:b w:val="0"/>
-                <w:i w:val="0"/>
-                <w:sz w:val="18"/>
-              </w:rPr>
-              <w:t>Realized vol top quintile*</w:t>
-            </w:r>
-          </w:p>
-        </w:tc>
-        <w:tc>
-          <w:tcPr>
-            <w:tcW w:type="dxa" w:w="907"/>
-          </w:tcPr>
-          <w:p>
-            <w:pPr>
-              <w:keepNext w:val="0"/>
-              <w:spacing w:after="0" w:line="240" w:lineRule="auto"/>
-              <w:jc w:val="center"/>
-            </w:pPr>
-            <w:r/>
-            <w:r>
-              <w:rPr>
-                <w:rFonts w:ascii="Calibri" w:hAnsi="Calibri"/>
-                <w:b w:val="0"/>
-                <w:i w:val="0"/>
-                <w:sz w:val="18"/>
-              </w:rPr>
-              <w:t>14,683</w:t>
-            </w:r>
-          </w:p>
-        </w:tc>
-        <w:tc>
-          <w:tcPr>
-            <w:tcW w:type="dxa" w:w="907"/>
-          </w:tcPr>
-          <w:p>
-            <w:pPr>
-              <w:keepNext w:val="0"/>
-              <w:spacing w:after="0" w:line="240" w:lineRule="auto"/>
-              <w:jc w:val="center"/>
-            </w:pPr>
-            <w:r/>
-            <w:r>
-              <w:rPr>
-                <w:rFonts w:ascii="Calibri" w:hAnsi="Calibri"/>
-                <w:b w:val="0"/>
-                <w:i w:val="0"/>
-                <w:sz w:val="18"/>
-              </w:rPr>
-              <w:t>0.739</w:t>
-            </w:r>
-          </w:p>
-        </w:tc>
-        <w:tc>
-          <w:tcPr>
-            <w:tcW w:type="dxa" w:w="1020"/>
-          </w:tcPr>
-          <w:p>
-            <w:pPr>
-              <w:keepNext w:val="0"/>
-              <w:spacing w:after="0" w:line="240" w:lineRule="auto"/>
-              <w:jc w:val="center"/>
-            </w:pPr>
-            <w:r/>
-            <w:r>
-              <w:rPr>
-                <w:rFonts w:ascii="Calibri" w:hAnsi="Calibri"/>
-                <w:b w:val="0"/>
-                <w:i w:val="0"/>
-                <w:sz w:val="18"/>
-              </w:rPr>
-              <w:t>0.571</w:t>
-            </w:r>
-          </w:p>
-        </w:tc>
-        <w:tc>
-          <w:tcPr>
-            <w:tcW w:type="dxa" w:w="1020"/>
-          </w:tcPr>
-          <w:p>
-            <w:pPr>
-              <w:keepNext w:val="0"/>
-              <w:spacing w:after="0" w:line="240" w:lineRule="auto"/>
-              <w:jc w:val="center"/>
-            </w:pPr>
-            <w:r/>
-            <w:r>
-              <w:rPr>
-                <w:rFonts w:ascii="Calibri" w:hAnsi="Calibri"/>
-                <w:b w:val="0"/>
-                <w:i w:val="0"/>
-                <w:sz w:val="18"/>
-              </w:rPr>
-              <w:t>0.565</w:t>
-            </w:r>
-          </w:p>
-        </w:tc>
-        <w:tc>
-          <w:tcPr>
-            <w:tcW w:type="dxa" w:w="907"/>
-          </w:tcPr>
-          <w:p>
-            <w:pPr>
-              <w:keepNext w:val="0"/>
-              <w:spacing w:after="0" w:line="240" w:lineRule="auto"/>
-              <w:jc w:val="center"/>
-            </w:pPr>
-            <w:r/>
-            <w:r>
-              <w:rPr>
-                <w:rFonts w:ascii="Calibri" w:hAnsi="Calibri"/>
-                <w:b w:val="0"/>
-                <w:i w:val="0"/>
-                <w:sz w:val="18"/>
-              </w:rPr>
-              <w:t>0.567</w:t>
-            </w:r>
-          </w:p>
-        </w:tc>
-        <w:tc>
-          <w:tcPr>
-            <w:tcW w:type="dxa" w:w="907"/>
-          </w:tcPr>
-          <w:p>
-            <w:pPr>
-              <w:keepNext w:val="0"/>
-              <w:spacing w:after="0" w:line="240" w:lineRule="auto"/>
-              <w:jc w:val="center"/>
-            </w:pPr>
-            <w:r/>
-            <w:r>
-              <w:rPr>
-                <w:rFonts w:ascii="Calibri" w:hAnsi="Calibri"/>
-                <w:b w:val="0"/>
-                <w:i w:val="0"/>
-                <w:sz w:val="18"/>
-              </w:rPr>
-              <w:t>-0.002</w:t>
-            </w:r>
-          </w:p>
-        </w:tc>
-        <w:tc>
-          <w:tcPr>
-            <w:tcW w:type="dxa" w:w="907"/>
-          </w:tcPr>
-          <w:p>
-            <w:pPr>
-              <w:keepNext w:val="0"/>
-              <w:spacing w:after="0" w:line="240" w:lineRule="auto"/>
-              <w:jc w:val="center"/>
-            </w:pPr>
-            <w:r/>
-            <w:r>
-              <w:rPr>
-                <w:rFonts w:ascii="Calibri" w:hAnsi="Calibri"/>
-                <w:b w:val="0"/>
-                <w:i w:val="0"/>
-                <w:sz w:val="18"/>
-              </w:rPr>
-              <w:t>-0.008</w:t>
+              <w:jc w:val="center"/>
+            </w:pPr>
+            <w:r/>
+            <w:r>
+              <w:rPr>
+                <w:rFonts w:ascii="Calibri" w:hAnsi="Calibri"/>
+                <w:b w:val="0"/>
+                <w:i w:val="0"/>
+                <w:sz w:val="18"/>
+              </w:rPr>
+              <w:t>-0.006</w:t>
             </w:r>
           </w:p>
         </w:tc>
@@ -7070,7 +7680,7 @@
           <w:i w:val="0"/>
           <w:sz w:val="22"/>
         </w:rPr>
-        <w:t xml:space="preserve">: in the rows where more than 5% of the float unlocks within 30 days, adding them raises RMSE by +0.013 for Ridge and +0.004 for the Random Forest, and they also hurt in the rows with a cliff unlock in the next 14 days; their small gains come from rows with almost no unlocks, i.e. noise. The errors that remain are </w:t>
+        <w:t xml:space="preserve">: in the rows where more than 5% of the float unlocks within 30 days, adding them raises RMSE by +0.013 for Ridge and +0.004 for the Random Forest (LightGBM: +0.000, no gain), and Ridge and RF are also worse in the rows with a cliff unlock in the next 14 days; their small gains come from rows with almost no unlocks, i.e. noise. The errors that remain are </w:t>
       </w:r>
       <w:r>
         <w:rPr>
@@ -7212,6 +7822,29 @@
           <w:i w:val="0"/>
           <w:sz w:val="22"/>
         </w:rPr>
+        <w:t xml:space="preserve">Gain importance (LightGBM). </w:t>
+      </w:r>
+      <w:r>
+        <w:rPr>
+          <w:rFonts w:ascii="Calibri" w:hAnsi="Calibri"/>
+          <w:b w:val="0"/>
+          <w:i w:val="0"/>
+          <w:sz w:val="22"/>
+        </w:rPr>
+        <w:t>Controls account for 92% of LightGBM's total split gain on the last fold, emission features for 4% and static features for 4%; the top three are ETH volatility, BTC volatility and trailing 30-day volatility, and the best emission feature (30-day unlocks as a share of total supply) has 1% (Figure A11).</w:t>
+      </w:r>
+    </w:p>
+    <w:p>
+      <w:pPr>
+        <w:jc w:val="both"/>
+      </w:pPr>
+      <w:r>
+        <w:rPr>
+          <w:rFonts w:ascii="Calibri" w:hAnsi="Calibri"/>
+          <w:b/>
+          <w:i w:val="0"/>
+          <w:sz w:val="22"/>
+        </w:rPr>
         <w:t xml:space="preserve">Neighbours (KNN). </w:t>
       </w:r>
       <w:r>
@@ -7987,7 +8620,7 @@
           <w:i w:val="0"/>
           <w:sz w:val="22"/>
         </w:rPr>
-        <w:t xml:space="preserve">, which removes most overlap between rows, Δ is +0.007 (RF), -0.008 (KNN), +0.014 (Ridge) and +0.002 (Elastic Net); the Ridge gain comes almost entirely from fold 1 (+0.082). For </w:t>
+        <w:t xml:space="preserve">, which removes most overlap between rows, Δ is +0.007 (RF), -0.008 (KNN), +0.014 (Ridge) and +0.002 (Elastic Net) and +0.004 (LightGBM); the Ridge gain comes almost entirely from fold 1 (+0.082). On this smaller panel LightGBM on controls falls just below the training mean (0.164 vs 0.166), with a negative fold 1. For </w:t>
       </w:r>
       <w:r>
         <w:rPr>
@@ -8005,7 +8638,7 @@
           <w:i w:val="0"/>
           <w:sz w:val="22"/>
         </w:rPr>
-        <w:t xml:space="preserve"> (7-day, 30-day and Parkinson high-low 14-day volatility) the linear models' Δ stays between +0.001 and +0.011, while the RF FULL model reaches R</w:t>
+        <w:t xml:space="preserve"> (7-day, 30-day and Parkinson high-low 14-day volatility) the linear models' Δ stays between +0.001 and +0.011 and LightGBM's between +0.002 and +0.017, while the RF FULL model reaches R</w:t>
       </w:r>
       <w:r>
         <w:rPr>
@@ -8052,7 +8685,7 @@
           <w:i w:val="0"/>
           <w:sz w:val="22"/>
         </w:rPr>
-        <w:t xml:space="preserve"> (where schedules should be cleanest) the RF gap is the largest we observe, +0.017, still about a tenth of the fold spread (+0.005 for Ridge, +0.000 for Elastic Net). Full numbers are in Table A2.</w:t>
+        <w:t xml:space="preserve"> (where schedules should be cleanest) the RF gap is the largest we observe, +0.017, still about a tenth of the fold spread (+0.013 for LightGBM, +0.005 for Ridge, +0.000 for Elastic Net). Full numbers are in Table A2.</w:t>
       </w:r>
     </w:p>
     <w:p>
@@ -8101,7 +8734,7 @@
           <w:i w:val="0"/>
           <w:sz w:val="22"/>
         </w:rPr>
-        <w:t xml:space="preserve"> is our recommended model: best or joint-best RMSE, the highest rank correlation, seconds to train and interpretable coefficients. The Random Forest is a close second and better on the 30-day and Parkinson targets; Elastic Net confirms the feature-selection reading; KNN is weakest and sensitive to the dimension of the feature space. For the research question the model does not matter: none extracts reliable incremental information from unlock schedules.</w:t>
+        <w:t xml:space="preserve"> is our recommended model: best or joint-best RMSE, the highest rank correlation, seconds to train and interpretable coefficients. The Random Forest is a close second and better on the 30-day and Parkinson targets; Elastic Net confirms the feature-selection reading. LightGBM, despite boosting, is the weakest daily regressor: validation picked its slowest, most regularized settings, a sign that there is little structure to boost beyond persistence and mean reversion. KNN is next and sensitive to the dimension of the feature space. For the research question the model does not matter: none extracts reliable incremental information from unlock schedules.</w:t>
       </w:r>
     </w:p>
     <w:p>
@@ -8155,7 +8788,7 @@
           <w:i w:val="0"/>
           <w:sz w:val="22"/>
         </w:rPr>
-        <w:t>Once trailing volatility and the market regime are controlled for, scheduled token unlocks do not add reliable forecasting power for 14-day forward realized volatility in this panel. Five model families agree, the average gain is tiny relative to fold-to-fold variation, its sign is unstable, the unlock features hurt where unlocks are largest, and the classification view shows a small loss. Settings were chosen on validation data and the test results were reported without changing the models in response.</w:t>
+        <w:t>Once trailing volatility and the market regime are controlled for, scheduled token unlocks do not add reliable forecasting power for 14-day forward realized volatility in this panel. Six models agree, the average gain is tiny relative to fold-to-fold variation, its sign is unstable, the unlock features hurt where unlocks are largest, and the classification view shows a small loss. Settings were chosen on validation data and the test results were reported without changing the models in response.</w:t>
       </w:r>
     </w:p>
     <w:p>
@@ -8344,6 +8977,22 @@
           <w:i w:val="0"/>
           <w:sz w:val="18"/>
         </w:rPr>
+        <w:t>Ke, G., Meng, Q., Finley, T., Wang, T., Chen, W., Ma, W., Ye, Q., and Liu, T.-Y. (2017). LightGBM: A highly efficient gradient boosting decision tree. Advances in Neural Information Processing Systems, 30.</w:t>
+      </w:r>
+    </w:p>
+    <w:p>
+      <w:pPr>
+        <w:spacing w:after="20"/>
+        <w:ind w:left="340" w:hanging="340"/>
+        <w:jc w:val="left"/>
+      </w:pPr>
+      <w:r>
+        <w:rPr>
+          <w:rFonts w:ascii="Calibri" w:hAnsi="Calibri"/>
+          <w:b w:val="0"/>
+          <w:i w:val="0"/>
+          <w:sz w:val="18"/>
+        </w:rPr>
         <w:t>López de Prado, M. (2018). Advances in Financial Machine Learning. Wiley.</w:t>
       </w:r>
     </w:p>
@@ -10197,7 +10846,7 @@
                 <w:i w:val="0"/>
                 <w:sz w:val="18"/>
               </w:rPr>
-              <w:t>Ridge</w:t>
+              <w:t>LightGBM</w:t>
             </w:r>
           </w:p>
         </w:tc>
@@ -10219,7 +10868,7 @@
                 <w:i w:val="0"/>
                 <w:sz w:val="18"/>
               </w:rPr>
-              <w:t>0.266</w:t>
+              <w:t>0.225</w:t>
             </w:r>
           </w:p>
         </w:tc>
@@ -10241,7 +10890,7 @@
                 <w:i w:val="0"/>
                 <w:sz w:val="18"/>
               </w:rPr>
-              <w:t>0.266</w:t>
+              <w:t>0.230</w:t>
             </w:r>
           </w:p>
         </w:tc>
@@ -10263,7 +10912,7 @@
                 <w:i w:val="0"/>
                 <w:sz w:val="18"/>
               </w:rPr>
-              <w:t>+0.001</w:t>
+              <w:t>+0.005</w:t>
             </w:r>
           </w:p>
         </w:tc>
@@ -10285,7 +10934,7 @@
                 <w:i w:val="0"/>
                 <w:sz w:val="18"/>
               </w:rPr>
-              <w:t>3/5</w:t>
+              <w:t>1/5</w:t>
             </w:r>
           </w:p>
         </w:tc>
@@ -10333,7 +10982,7 @@
                 <w:i w:val="0"/>
                 <w:sz w:val="18"/>
               </w:rPr>
-              <w:t>Elastic Net</w:t>
+              <w:t>Ridge</w:t>
             </w:r>
           </w:p>
         </w:tc>
@@ -10356,7 +11005,7 @@
                 <w:i w:val="0"/>
                 <w:sz w:val="18"/>
               </w:rPr>
-              <w:t>0.254</w:t>
+              <w:t>0.266</w:t>
             </w:r>
           </w:p>
         </w:tc>
@@ -10379,7 +11028,7 @@
                 <w:i w:val="0"/>
                 <w:sz w:val="18"/>
               </w:rPr>
-              <w:t>0.255</w:t>
+              <w:t>0.266</w:t>
             </w:r>
           </w:p>
         </w:tc>
@@ -10449,7 +11098,7 @@
                 <w:i w:val="0"/>
                 <w:sz w:val="18"/>
               </w:rPr>
-              <w:t>Weekly panel</w:t>
+              <w:t>Daily, all tokens (main)</w:t>
             </w:r>
           </w:p>
         </w:tc>
@@ -10471,7 +11120,7 @@
                 <w:i w:val="0"/>
                 <w:sz w:val="18"/>
               </w:rPr>
-              <w:t>KNN</w:t>
+              <w:t>Elastic Net</w:t>
             </w:r>
           </w:p>
         </w:tc>
@@ -10493,7 +11142,7 @@
                 <w:i w:val="0"/>
                 <w:sz w:val="18"/>
               </w:rPr>
-              <w:t>0.232</w:t>
+              <w:t>0.254</w:t>
             </w:r>
           </w:p>
         </w:tc>
@@ -10515,7 +11164,7 @@
                 <w:i w:val="0"/>
                 <w:sz w:val="18"/>
               </w:rPr>
-              <w:t>0.224</w:t>
+              <w:t>0.255</w:t>
             </w:r>
           </w:p>
         </w:tc>
@@ -10537,7 +11186,7 @@
                 <w:i w:val="0"/>
                 <w:sz w:val="18"/>
               </w:rPr>
-              <w:t>-0.008</w:t>
+              <w:t>+0.001</w:t>
             </w:r>
           </w:p>
         </w:tc>
@@ -10607,7 +11256,7 @@
                 <w:i w:val="0"/>
                 <w:sz w:val="18"/>
               </w:rPr>
-              <w:t>Random Forest</w:t>
+              <w:t>KNN</w:t>
             </w:r>
           </w:p>
         </w:tc>
@@ -10630,7 +11279,7 @@
                 <w:i w:val="0"/>
                 <w:sz w:val="18"/>
               </w:rPr>
-              <w:t>0.234</w:t>
+              <w:t>0.232</w:t>
             </w:r>
           </w:p>
         </w:tc>
@@ -10653,7 +11302,7 @@
                 <w:i w:val="0"/>
                 <w:sz w:val="18"/>
               </w:rPr>
-              <w:t>0.241</w:t>
+              <w:t>0.224</w:t>
             </w:r>
           </w:p>
         </w:tc>
@@ -10676,7 +11325,7 @@
                 <w:i w:val="0"/>
                 <w:sz w:val="18"/>
               </w:rPr>
-              <w:t>+0.007</w:t>
+              <w:t>-0.008</w:t>
             </w:r>
           </w:p>
         </w:tc>
@@ -10699,7 +11348,7 @@
                 <w:i w:val="0"/>
                 <w:sz w:val="18"/>
               </w:rPr>
-              <w:t>2/5</w:t>
+              <w:t>3/5</w:t>
             </w:r>
           </w:p>
         </w:tc>
@@ -10745,7 +11394,7 @@
                 <w:i w:val="0"/>
                 <w:sz w:val="18"/>
               </w:rPr>
-              <w:t>Ridge</w:t>
+              <w:t>Random Forest</w:t>
             </w:r>
           </w:p>
         </w:tc>
@@ -10767,7 +11416,7 @@
                 <w:i w:val="0"/>
                 <w:sz w:val="18"/>
               </w:rPr>
-              <w:t>0.269</w:t>
+              <w:t>0.234</w:t>
             </w:r>
           </w:p>
         </w:tc>
@@ -10789,7 +11438,7 @@
                 <w:i w:val="0"/>
                 <w:sz w:val="18"/>
               </w:rPr>
-              <w:t>0.282</w:t>
+              <w:t>0.241</w:t>
             </w:r>
           </w:p>
         </w:tc>
@@ -10811,7 +11460,7 @@
                 <w:i w:val="0"/>
                 <w:sz w:val="18"/>
               </w:rPr>
-              <w:t>+0.014</w:t>
+              <w:t>+0.007</w:t>
             </w:r>
           </w:p>
         </w:tc>
@@ -10833,7 +11482,7 @@
                 <w:i w:val="0"/>
                 <w:sz w:val="18"/>
               </w:rPr>
-              <w:t>3/5</w:t>
+              <w:t>2/5</w:t>
             </w:r>
           </w:p>
         </w:tc>
@@ -10881,7 +11530,7 @@
                 <w:i w:val="0"/>
                 <w:sz w:val="18"/>
               </w:rPr>
-              <w:t>Elastic Net</w:t>
+              <w:t>LightGBM</w:t>
             </w:r>
           </w:p>
         </w:tc>
@@ -10904,7 +11553,7 @@
                 <w:i w:val="0"/>
                 <w:sz w:val="18"/>
               </w:rPr>
-              <w:t>0.267</w:t>
+              <w:t>0.164</w:t>
             </w:r>
           </w:p>
         </w:tc>
@@ -10927,7 +11576,7 @@
                 <w:i w:val="0"/>
                 <w:sz w:val="18"/>
               </w:rPr>
-              <w:t>0.269</w:t>
+              <w:t>0.168</w:t>
             </w:r>
           </w:p>
         </w:tc>
@@ -10950,7 +11599,7 @@
                 <w:i w:val="0"/>
                 <w:sz w:val="18"/>
               </w:rPr>
-              <w:t>+0.002</w:t>
+              <w:t>+0.004</w:t>
             </w:r>
           </w:p>
         </w:tc>
@@ -10973,7 +11622,7 @@
                 <w:i w:val="0"/>
                 <w:sz w:val="18"/>
               </w:rPr>
-              <w:t>3/5</w:t>
+              <w:t>2/5</w:t>
             </w:r>
           </w:p>
         </w:tc>
@@ -10997,7 +11646,7 @@
                 <w:i w:val="0"/>
                 <w:sz w:val="18"/>
               </w:rPr>
-              <w:t>INTERNAL subsample</w:t>
+              <w:t>Weekly panel</w:t>
             </w:r>
           </w:p>
         </w:tc>
@@ -11019,7 +11668,7 @@
                 <w:i w:val="0"/>
                 <w:sz w:val="18"/>
               </w:rPr>
-              <w:t>Random Forest</w:t>
+              <w:t>Ridge</w:t>
             </w:r>
           </w:p>
         </w:tc>
@@ -11041,7 +11690,7 @@
                 <w:i w:val="0"/>
                 <w:sz w:val="18"/>
               </w:rPr>
-              <w:t>0.260</w:t>
+              <w:t>0.269</w:t>
             </w:r>
           </w:p>
         </w:tc>
@@ -11063,7 +11712,7 @@
                 <w:i w:val="0"/>
                 <w:sz w:val="18"/>
               </w:rPr>
-              <w:t>0.276</w:t>
+              <w:t>0.282</w:t>
             </w:r>
           </w:p>
         </w:tc>
@@ -11085,7 +11734,7 @@
                 <w:i w:val="0"/>
                 <w:sz w:val="18"/>
               </w:rPr>
-              <w:t>+0.017</w:t>
+              <w:t>+0.014</w:t>
             </w:r>
           </w:p>
         </w:tc>
@@ -11132,7 +11781,7 @@
                 <w:i w:val="0"/>
                 <w:sz w:val="18"/>
               </w:rPr>
-              <w:t>INTERNAL subsample</w:t>
+              <w:t>Weekly panel</w:t>
             </w:r>
           </w:p>
         </w:tc>
@@ -11155,7 +11804,7 @@
                 <w:i w:val="0"/>
                 <w:sz w:val="18"/>
               </w:rPr>
-              <w:t>Ridge</w:t>
+              <w:t>Elastic Net</w:t>
             </w:r>
           </w:p>
         </w:tc>
@@ -11178,7 +11827,7 @@
                 <w:i w:val="0"/>
                 <w:sz w:val="18"/>
               </w:rPr>
-              <w:t>0.273</w:t>
+              <w:t>0.267</w:t>
             </w:r>
           </w:p>
         </w:tc>
@@ -11201,7 +11850,7 @@
                 <w:i w:val="0"/>
                 <w:sz w:val="18"/>
               </w:rPr>
-              <w:t>0.278</w:t>
+              <w:t>0.269</w:t>
             </w:r>
           </w:p>
         </w:tc>
@@ -11224,7 +11873,7 @@
                 <w:i w:val="0"/>
                 <w:sz w:val="18"/>
               </w:rPr>
-              <w:t>+0.005</w:t>
+              <w:t>+0.002</w:t>
             </w:r>
           </w:p>
         </w:tc>
@@ -11293,7 +11942,7 @@
                 <w:i w:val="0"/>
                 <w:sz w:val="18"/>
               </w:rPr>
-              <w:t>Elastic Net</w:t>
+              <w:t>Random Forest</w:t>
             </w:r>
           </w:p>
         </w:tc>
@@ -11315,7 +11964,7 @@
                 <w:i w:val="0"/>
                 <w:sz w:val="18"/>
               </w:rPr>
-              <w:t>0.264</w:t>
+              <w:t>0.260</w:t>
             </w:r>
           </w:p>
         </w:tc>
@@ -11337,7 +11986,7 @@
                 <w:i w:val="0"/>
                 <w:sz w:val="18"/>
               </w:rPr>
-              <w:t>0.264</w:t>
+              <w:t>0.276</w:t>
             </w:r>
           </w:p>
         </w:tc>
@@ -11359,7 +12008,7 @@
                 <w:i w:val="0"/>
                 <w:sz w:val="18"/>
               </w:rPr>
-              <w:t>+0.000</w:t>
+              <w:t>+0.017</w:t>
             </w:r>
           </w:p>
         </w:tc>
@@ -11381,7 +12030,7 @@
                 <w:i w:val="0"/>
                 <w:sz w:val="18"/>
               </w:rPr>
-              <w:t>2/5</w:t>
+              <w:t>3/5</w:t>
             </w:r>
           </w:p>
         </w:tc>
@@ -11406,7 +12055,7 @@
                 <w:i w:val="0"/>
                 <w:sz w:val="18"/>
               </w:rPr>
-              <w:t>Target 7d RV</w:t>
+              <w:t>INTERNAL subsample</w:t>
             </w:r>
           </w:p>
         </w:tc>
@@ -11429,7 +12078,7 @@
                 <w:i w:val="0"/>
                 <w:sz w:val="18"/>
               </w:rPr>
-              <w:t>Random Forest</w:t>
+              <w:t>LightGBM</w:t>
             </w:r>
           </w:p>
         </w:tc>
@@ -11452,7 +12101,7 @@
                 <w:i w:val="0"/>
                 <w:sz w:val="18"/>
               </w:rPr>
-              <w:t>not run</w:t>
+              <w:t>0.220</w:t>
             </w:r>
           </w:p>
         </w:tc>
@@ -11475,7 +12124,7 @@
                 <w:i w:val="0"/>
                 <w:sz w:val="18"/>
               </w:rPr>
-              <w:t>0.235</w:t>
+              <w:t>0.232</w:t>
             </w:r>
           </w:p>
         </w:tc>
@@ -11498,7 +12147,7 @@
                 <w:i w:val="0"/>
                 <w:sz w:val="18"/>
               </w:rPr>
-              <w:t>–</w:t>
+              <w:t>+0.013</w:t>
             </w:r>
           </w:p>
         </w:tc>
@@ -11521,7 +12170,7 @@
                 <w:i w:val="0"/>
                 <w:sz w:val="18"/>
               </w:rPr>
-              <w:t>–</w:t>
+              <w:t>2/5</w:t>
             </w:r>
           </w:p>
         </w:tc>
@@ -11545,7 +12194,7 @@
                 <w:i w:val="0"/>
                 <w:sz w:val="18"/>
               </w:rPr>
-              <w:t>Target 7d RV</w:t>
+              <w:t>INTERNAL subsample</w:t>
             </w:r>
           </w:p>
         </w:tc>
@@ -11589,7 +12238,7 @@
                 <w:i w:val="0"/>
                 <w:sz w:val="18"/>
               </w:rPr>
-              <w:t>0.211</w:t>
+              <w:t>0.273</w:t>
             </w:r>
           </w:p>
         </w:tc>
@@ -11611,7 +12260,7 @@
                 <w:i w:val="0"/>
                 <w:sz w:val="18"/>
               </w:rPr>
-              <w:t>0.215</w:t>
+              <w:t>0.278</w:t>
             </w:r>
           </w:p>
         </w:tc>
@@ -11633,7 +12282,7 @@
                 <w:i w:val="0"/>
                 <w:sz w:val="18"/>
               </w:rPr>
-              <w:t>+0.004</w:t>
+              <w:t>+0.005</w:t>
             </w:r>
           </w:p>
         </w:tc>
@@ -11680,7 +12329,7 @@
                 <w:i w:val="0"/>
                 <w:sz w:val="18"/>
               </w:rPr>
-              <w:t>Target 7d RV</w:t>
+              <w:t>INTERNAL subsample</w:t>
             </w:r>
           </w:p>
         </w:tc>
@@ -11726,7 +12375,7 @@
                 <w:i w:val="0"/>
                 <w:sz w:val="18"/>
               </w:rPr>
-              <w:t>0.214</w:t>
+              <w:t>0.264</w:t>
             </w:r>
           </w:p>
         </w:tc>
@@ -11749,7 +12398,7 @@
                 <w:i w:val="0"/>
                 <w:sz w:val="18"/>
               </w:rPr>
-              <w:t>0.216</w:t>
+              <w:t>0.264</w:t>
             </w:r>
           </w:p>
         </w:tc>
@@ -11772,7 +12421,7 @@
                 <w:i w:val="0"/>
                 <w:sz w:val="18"/>
               </w:rPr>
-              <w:t>+0.002</w:t>
+              <w:t>+0.000</w:t>
             </w:r>
           </w:p>
         </w:tc>
@@ -11795,7 +12444,7 @@
                 <w:i w:val="0"/>
                 <w:sz w:val="18"/>
               </w:rPr>
-              <w:t>4/5</w:t>
+              <w:t>2/5</w:t>
             </w:r>
           </w:p>
         </w:tc>
@@ -11819,7 +12468,7 @@
                 <w:i w:val="0"/>
                 <w:sz w:val="18"/>
               </w:rPr>
-              <w:t>Target 30d RV</w:t>
+              <w:t>Target 7d RV</w:t>
             </w:r>
           </w:p>
         </w:tc>
@@ -11885,7 +12534,7 @@
                 <w:i w:val="0"/>
                 <w:sz w:val="18"/>
               </w:rPr>
-              <w:t>0.388</w:t>
+              <w:t>0.235</w:t>
             </w:r>
           </w:p>
         </w:tc>
@@ -11954,7 +12603,7 @@
                 <w:i w:val="0"/>
                 <w:sz w:val="18"/>
               </w:rPr>
-              <w:t>Target 30d RV</w:t>
+              <w:t>Target 7d RV</w:t>
             </w:r>
           </w:p>
         </w:tc>
@@ -11977,7 +12626,7 @@
                 <w:i w:val="0"/>
                 <w:sz w:val="18"/>
               </w:rPr>
-              <w:t>Ridge</w:t>
+              <w:t>LightGBM</w:t>
             </w:r>
           </w:p>
         </w:tc>
@@ -12000,7 +12649,7 @@
                 <w:i w:val="0"/>
                 <w:sz w:val="18"/>
               </w:rPr>
-              <w:t>0.363</w:t>
+              <w:t>0.189</w:t>
             </w:r>
           </w:p>
         </w:tc>
@@ -12023,7 +12672,7 @@
                 <w:i w:val="0"/>
                 <w:sz w:val="18"/>
               </w:rPr>
-              <w:t>0.366</w:t>
+              <w:t>0.191</w:t>
             </w:r>
           </w:p>
         </w:tc>
@@ -12046,7 +12695,7 @@
                 <w:i w:val="0"/>
                 <w:sz w:val="18"/>
               </w:rPr>
-              <w:t>+0.003</w:t>
+              <w:t>+0.002</w:t>
             </w:r>
           </w:p>
         </w:tc>
@@ -12069,7 +12718,7 @@
                 <w:i w:val="0"/>
                 <w:sz w:val="18"/>
               </w:rPr>
-              <w:t>4/5</w:t>
+              <w:t>3/5</w:t>
             </w:r>
           </w:p>
         </w:tc>
@@ -12093,7 +12742,7 @@
                 <w:i w:val="0"/>
                 <w:sz w:val="18"/>
               </w:rPr>
-              <w:t>Target 30d RV</w:t>
+              <w:t>Target 7d RV</w:t>
             </w:r>
           </w:p>
         </w:tc>
@@ -12115,7 +12764,7 @@
                 <w:i w:val="0"/>
                 <w:sz w:val="18"/>
               </w:rPr>
-              <w:t>Elastic Net</w:t>
+              <w:t>Ridge</w:t>
             </w:r>
           </w:p>
         </w:tc>
@@ -12137,7 +12786,7 @@
                 <w:i w:val="0"/>
                 <w:sz w:val="18"/>
               </w:rPr>
-              <w:t>0.347</w:t>
+              <w:t>0.211</w:t>
             </w:r>
           </w:p>
         </w:tc>
@@ -12159,7 +12808,7 @@
                 <w:i w:val="0"/>
                 <w:sz w:val="18"/>
               </w:rPr>
-              <w:t>0.350</w:t>
+              <w:t>0.215</w:t>
             </w:r>
           </w:p>
         </w:tc>
@@ -12181,7 +12830,7 @@
                 <w:i w:val="0"/>
                 <w:sz w:val="18"/>
               </w:rPr>
-              <w:t>+0.003</w:t>
+              <w:t>+0.004</w:t>
             </w:r>
           </w:p>
         </w:tc>
@@ -12228,7 +12877,7 @@
                 <w:i w:val="0"/>
                 <w:sz w:val="18"/>
               </w:rPr>
-              <w:t>Target Parkinson 14d</w:t>
+              <w:t>Target 7d RV</w:t>
             </w:r>
           </w:p>
         </w:tc>
@@ -12251,7 +12900,7 @@
                 <w:i w:val="0"/>
                 <w:sz w:val="18"/>
               </w:rPr>
-              <w:t>Random Forest</w:t>
+              <w:t>Elastic Net</w:t>
             </w:r>
           </w:p>
         </w:tc>
@@ -12274,7 +12923,7 @@
                 <w:i w:val="0"/>
                 <w:sz w:val="18"/>
               </w:rPr>
-              <w:t>not run</w:t>
+              <w:t>0.214</w:t>
             </w:r>
           </w:p>
         </w:tc>
@@ -12297,7 +12946,7 @@
                 <w:i w:val="0"/>
                 <w:sz w:val="18"/>
               </w:rPr>
-              <w:t>0.354</w:t>
+              <w:t>0.216</w:t>
             </w:r>
           </w:p>
         </w:tc>
@@ -12320,7 +12969,7 @@
                 <w:i w:val="0"/>
                 <w:sz w:val="18"/>
               </w:rPr>
-              <w:t>–</w:t>
+              <w:t>+0.002</w:t>
             </w:r>
           </w:p>
         </w:tc>
@@ -12343,7 +12992,829 @@
                 <w:i w:val="0"/>
                 <w:sz w:val="18"/>
               </w:rPr>
+              <w:t>4/5</w:t>
+            </w:r>
+          </w:p>
+        </w:tc>
+      </w:tr>
+      <w:tr>
+        <w:tc>
+          <w:tcPr>
+            <w:tcW w:type="dxa" w:w="2494"/>
+          </w:tcPr>
+          <w:p>
+            <w:pPr>
+              <w:keepNext/>
+              <w:spacing w:after="0" w:line="240" w:lineRule="auto"/>
+              <w:jc w:val="left"/>
+            </w:pPr>
+            <w:r/>
+            <w:r>
+              <w:rPr>
+                <w:rFonts w:ascii="Calibri" w:hAnsi="Calibri"/>
+                <w:b w:val="0"/>
+                <w:i w:val="0"/>
+                <w:sz w:val="18"/>
+              </w:rPr>
+              <w:t>Target 30d RV</w:t>
+            </w:r>
+          </w:p>
+        </w:tc>
+        <w:tc>
+          <w:tcPr>
+            <w:tcW w:type="dxa" w:w="1701"/>
+          </w:tcPr>
+          <w:p>
+            <w:pPr>
+              <w:keepNext/>
+              <w:spacing w:after="0" w:line="240" w:lineRule="auto"/>
+              <w:jc w:val="center"/>
+            </w:pPr>
+            <w:r/>
+            <w:r>
+              <w:rPr>
+                <w:rFonts w:ascii="Calibri" w:hAnsi="Calibri"/>
+                <w:b w:val="0"/>
+                <w:i w:val="0"/>
+                <w:sz w:val="18"/>
+              </w:rPr>
+              <w:t>Random Forest</w:t>
+            </w:r>
+          </w:p>
+        </w:tc>
+        <w:tc>
+          <w:tcPr>
+            <w:tcW w:type="dxa" w:w="1247"/>
+          </w:tcPr>
+          <w:p>
+            <w:pPr>
+              <w:keepNext/>
+              <w:spacing w:after="0" w:line="240" w:lineRule="auto"/>
+              <w:jc w:val="center"/>
+            </w:pPr>
+            <w:r/>
+            <w:r>
+              <w:rPr>
+                <w:rFonts w:ascii="Calibri" w:hAnsi="Calibri"/>
+                <w:b w:val="0"/>
+                <w:i w:val="0"/>
+                <w:sz w:val="18"/>
+              </w:rPr>
+              <w:t>not run</w:t>
+            </w:r>
+          </w:p>
+        </w:tc>
+        <w:tc>
+          <w:tcPr>
+            <w:tcW w:type="dxa" w:w="1247"/>
+          </w:tcPr>
+          <w:p>
+            <w:pPr>
+              <w:keepNext/>
+              <w:spacing w:after="0" w:line="240" w:lineRule="auto"/>
+              <w:jc w:val="center"/>
+            </w:pPr>
+            <w:r/>
+            <w:r>
+              <w:rPr>
+                <w:rFonts w:ascii="Calibri" w:hAnsi="Calibri"/>
+                <w:b w:val="0"/>
+                <w:i w:val="0"/>
+                <w:sz w:val="18"/>
+              </w:rPr>
+              <w:t>0.388</w:t>
+            </w:r>
+          </w:p>
+        </w:tc>
+        <w:tc>
+          <w:tcPr>
+            <w:tcW w:type="dxa" w:w="1020"/>
+          </w:tcPr>
+          <w:p>
+            <w:pPr>
+              <w:keepNext/>
+              <w:spacing w:after="0" w:line="240" w:lineRule="auto"/>
+              <w:jc w:val="center"/>
+            </w:pPr>
+            <w:r/>
+            <w:r>
+              <w:rPr>
+                <w:rFonts w:ascii="Calibri" w:hAnsi="Calibri"/>
+                <w:b w:val="0"/>
+                <w:i w:val="0"/>
+                <w:sz w:val="18"/>
+              </w:rPr>
               <w:t>–</w:t>
+            </w:r>
+          </w:p>
+        </w:tc>
+        <w:tc>
+          <w:tcPr>
+            <w:tcW w:type="dxa" w:w="1020"/>
+          </w:tcPr>
+          <w:p>
+            <w:pPr>
+              <w:keepNext/>
+              <w:spacing w:after="0" w:line="240" w:lineRule="auto"/>
+              <w:jc w:val="center"/>
+            </w:pPr>
+            <w:r/>
+            <w:r>
+              <w:rPr>
+                <w:rFonts w:ascii="Calibri" w:hAnsi="Calibri"/>
+                <w:b w:val="0"/>
+                <w:i w:val="0"/>
+                <w:sz w:val="18"/>
+              </w:rPr>
+              <w:t>–</w:t>
+            </w:r>
+          </w:p>
+        </w:tc>
+      </w:tr>
+      <w:tr>
+        <w:tc>
+          <w:tcPr>
+            <w:tcW w:type="dxa" w:w="2494"/>
+            <w:shd w:val="clear" w:color="auto" w:fill="F1F3F6"/>
+          </w:tcPr>
+          <w:p>
+            <w:pPr>
+              <w:keepNext/>
+              <w:spacing w:after="0" w:line="240" w:lineRule="auto"/>
+              <w:jc w:val="left"/>
+            </w:pPr>
+            <w:r/>
+            <w:r>
+              <w:rPr>
+                <w:rFonts w:ascii="Calibri" w:hAnsi="Calibri"/>
+                <w:b w:val="0"/>
+                <w:i w:val="0"/>
+                <w:sz w:val="18"/>
+              </w:rPr>
+              <w:t>Target 30d RV</w:t>
+            </w:r>
+          </w:p>
+        </w:tc>
+        <w:tc>
+          <w:tcPr>
+            <w:tcW w:type="dxa" w:w="1701"/>
+            <w:shd w:val="clear" w:color="auto" w:fill="F1F3F6"/>
+          </w:tcPr>
+          <w:p>
+            <w:pPr>
+              <w:keepNext/>
+              <w:spacing w:after="0" w:line="240" w:lineRule="auto"/>
+              <w:jc w:val="center"/>
+            </w:pPr>
+            <w:r/>
+            <w:r>
+              <w:rPr>
+                <w:rFonts w:ascii="Calibri" w:hAnsi="Calibri"/>
+                <w:b w:val="0"/>
+                <w:i w:val="0"/>
+                <w:sz w:val="18"/>
+              </w:rPr>
+              <w:t>LightGBM</w:t>
+            </w:r>
+          </w:p>
+        </w:tc>
+        <w:tc>
+          <w:tcPr>
+            <w:tcW w:type="dxa" w:w="1247"/>
+            <w:shd w:val="clear" w:color="auto" w:fill="F1F3F6"/>
+          </w:tcPr>
+          <w:p>
+            <w:pPr>
+              <w:keepNext/>
+              <w:spacing w:after="0" w:line="240" w:lineRule="auto"/>
+              <w:jc w:val="center"/>
+            </w:pPr>
+            <w:r/>
+            <w:r>
+              <w:rPr>
+                <w:rFonts w:ascii="Calibri" w:hAnsi="Calibri"/>
+                <w:b w:val="0"/>
+                <w:i w:val="0"/>
+                <w:sz w:val="18"/>
+              </w:rPr>
+              <w:t>0.358</w:t>
+            </w:r>
+          </w:p>
+        </w:tc>
+        <w:tc>
+          <w:tcPr>
+            <w:tcW w:type="dxa" w:w="1247"/>
+            <w:shd w:val="clear" w:color="auto" w:fill="F1F3F6"/>
+          </w:tcPr>
+          <w:p>
+            <w:pPr>
+              <w:keepNext/>
+              <w:spacing w:after="0" w:line="240" w:lineRule="auto"/>
+              <w:jc w:val="center"/>
+            </w:pPr>
+            <w:r/>
+            <w:r>
+              <w:rPr>
+                <w:rFonts w:ascii="Calibri" w:hAnsi="Calibri"/>
+                <w:b w:val="0"/>
+                <w:i w:val="0"/>
+                <w:sz w:val="18"/>
+              </w:rPr>
+              <w:t>0.374</w:t>
+            </w:r>
+          </w:p>
+        </w:tc>
+        <w:tc>
+          <w:tcPr>
+            <w:tcW w:type="dxa" w:w="1020"/>
+            <w:shd w:val="clear" w:color="auto" w:fill="F1F3F6"/>
+          </w:tcPr>
+          <w:p>
+            <w:pPr>
+              <w:keepNext/>
+              <w:spacing w:after="0" w:line="240" w:lineRule="auto"/>
+              <w:jc w:val="center"/>
+            </w:pPr>
+            <w:r/>
+            <w:r>
+              <w:rPr>
+                <w:rFonts w:ascii="Calibri" w:hAnsi="Calibri"/>
+                <w:b w:val="0"/>
+                <w:i w:val="0"/>
+                <w:sz w:val="18"/>
+              </w:rPr>
+              <w:t>+0.017</w:t>
+            </w:r>
+          </w:p>
+        </w:tc>
+        <w:tc>
+          <w:tcPr>
+            <w:tcW w:type="dxa" w:w="1020"/>
+            <w:shd w:val="clear" w:color="auto" w:fill="F1F3F6"/>
+          </w:tcPr>
+          <w:p>
+            <w:pPr>
+              <w:keepNext/>
+              <w:spacing w:after="0" w:line="240" w:lineRule="auto"/>
+              <w:jc w:val="center"/>
+            </w:pPr>
+            <w:r/>
+            <w:r>
+              <w:rPr>
+                <w:rFonts w:ascii="Calibri" w:hAnsi="Calibri"/>
+                <w:b w:val="0"/>
+                <w:i w:val="0"/>
+                <w:sz w:val="18"/>
+              </w:rPr>
+              <w:t>4/5</w:t>
+            </w:r>
+          </w:p>
+        </w:tc>
+      </w:tr>
+      <w:tr>
+        <w:tc>
+          <w:tcPr>
+            <w:tcW w:type="dxa" w:w="2494"/>
+          </w:tcPr>
+          <w:p>
+            <w:pPr>
+              <w:keepNext/>
+              <w:spacing w:after="0" w:line="240" w:lineRule="auto"/>
+              <w:jc w:val="left"/>
+            </w:pPr>
+            <w:r/>
+            <w:r>
+              <w:rPr>
+                <w:rFonts w:ascii="Calibri" w:hAnsi="Calibri"/>
+                <w:b w:val="0"/>
+                <w:i w:val="0"/>
+                <w:sz w:val="18"/>
+              </w:rPr>
+              <w:t>Target 30d RV</w:t>
+            </w:r>
+          </w:p>
+        </w:tc>
+        <w:tc>
+          <w:tcPr>
+            <w:tcW w:type="dxa" w:w="1701"/>
+          </w:tcPr>
+          <w:p>
+            <w:pPr>
+              <w:keepNext/>
+              <w:spacing w:after="0" w:line="240" w:lineRule="auto"/>
+              <w:jc w:val="center"/>
+            </w:pPr>
+            <w:r/>
+            <w:r>
+              <w:rPr>
+                <w:rFonts w:ascii="Calibri" w:hAnsi="Calibri"/>
+                <w:b w:val="0"/>
+                <w:i w:val="0"/>
+                <w:sz w:val="18"/>
+              </w:rPr>
+              <w:t>Ridge</w:t>
+            </w:r>
+          </w:p>
+        </w:tc>
+        <w:tc>
+          <w:tcPr>
+            <w:tcW w:type="dxa" w:w="1247"/>
+          </w:tcPr>
+          <w:p>
+            <w:pPr>
+              <w:keepNext/>
+              <w:spacing w:after="0" w:line="240" w:lineRule="auto"/>
+              <w:jc w:val="center"/>
+            </w:pPr>
+            <w:r/>
+            <w:r>
+              <w:rPr>
+                <w:rFonts w:ascii="Calibri" w:hAnsi="Calibri"/>
+                <w:b w:val="0"/>
+                <w:i w:val="0"/>
+                <w:sz w:val="18"/>
+              </w:rPr>
+              <w:t>0.363</w:t>
+            </w:r>
+          </w:p>
+        </w:tc>
+        <w:tc>
+          <w:tcPr>
+            <w:tcW w:type="dxa" w:w="1247"/>
+          </w:tcPr>
+          <w:p>
+            <w:pPr>
+              <w:keepNext/>
+              <w:spacing w:after="0" w:line="240" w:lineRule="auto"/>
+              <w:jc w:val="center"/>
+            </w:pPr>
+            <w:r/>
+            <w:r>
+              <w:rPr>
+                <w:rFonts w:ascii="Calibri" w:hAnsi="Calibri"/>
+                <w:b w:val="0"/>
+                <w:i w:val="0"/>
+                <w:sz w:val="18"/>
+              </w:rPr>
+              <w:t>0.366</w:t>
+            </w:r>
+          </w:p>
+        </w:tc>
+        <w:tc>
+          <w:tcPr>
+            <w:tcW w:type="dxa" w:w="1020"/>
+          </w:tcPr>
+          <w:p>
+            <w:pPr>
+              <w:keepNext/>
+              <w:spacing w:after="0" w:line="240" w:lineRule="auto"/>
+              <w:jc w:val="center"/>
+            </w:pPr>
+            <w:r/>
+            <w:r>
+              <w:rPr>
+                <w:rFonts w:ascii="Calibri" w:hAnsi="Calibri"/>
+                <w:b w:val="0"/>
+                <w:i w:val="0"/>
+                <w:sz w:val="18"/>
+              </w:rPr>
+              <w:t>+0.003</w:t>
+            </w:r>
+          </w:p>
+        </w:tc>
+        <w:tc>
+          <w:tcPr>
+            <w:tcW w:type="dxa" w:w="1020"/>
+          </w:tcPr>
+          <w:p>
+            <w:pPr>
+              <w:keepNext/>
+              <w:spacing w:after="0" w:line="240" w:lineRule="auto"/>
+              <w:jc w:val="center"/>
+            </w:pPr>
+            <w:r/>
+            <w:r>
+              <w:rPr>
+                <w:rFonts w:ascii="Calibri" w:hAnsi="Calibri"/>
+                <w:b w:val="0"/>
+                <w:i w:val="0"/>
+                <w:sz w:val="18"/>
+              </w:rPr>
+              <w:t>4/5</w:t>
+            </w:r>
+          </w:p>
+        </w:tc>
+      </w:tr>
+      <w:tr>
+        <w:tc>
+          <w:tcPr>
+            <w:tcW w:type="dxa" w:w="2494"/>
+            <w:shd w:val="clear" w:color="auto" w:fill="F1F3F6"/>
+          </w:tcPr>
+          <w:p>
+            <w:pPr>
+              <w:keepNext/>
+              <w:spacing w:after="0" w:line="240" w:lineRule="auto"/>
+              <w:jc w:val="left"/>
+            </w:pPr>
+            <w:r/>
+            <w:r>
+              <w:rPr>
+                <w:rFonts w:ascii="Calibri" w:hAnsi="Calibri"/>
+                <w:b w:val="0"/>
+                <w:i w:val="0"/>
+                <w:sz w:val="18"/>
+              </w:rPr>
+              <w:t>Target 30d RV</w:t>
+            </w:r>
+          </w:p>
+        </w:tc>
+        <w:tc>
+          <w:tcPr>
+            <w:tcW w:type="dxa" w:w="1701"/>
+            <w:shd w:val="clear" w:color="auto" w:fill="F1F3F6"/>
+          </w:tcPr>
+          <w:p>
+            <w:pPr>
+              <w:keepNext/>
+              <w:spacing w:after="0" w:line="240" w:lineRule="auto"/>
+              <w:jc w:val="center"/>
+            </w:pPr>
+            <w:r/>
+            <w:r>
+              <w:rPr>
+                <w:rFonts w:ascii="Calibri" w:hAnsi="Calibri"/>
+                <w:b w:val="0"/>
+                <w:i w:val="0"/>
+                <w:sz w:val="18"/>
+              </w:rPr>
+              <w:t>Elastic Net</w:t>
+            </w:r>
+          </w:p>
+        </w:tc>
+        <w:tc>
+          <w:tcPr>
+            <w:tcW w:type="dxa" w:w="1247"/>
+            <w:shd w:val="clear" w:color="auto" w:fill="F1F3F6"/>
+          </w:tcPr>
+          <w:p>
+            <w:pPr>
+              <w:keepNext/>
+              <w:spacing w:after="0" w:line="240" w:lineRule="auto"/>
+              <w:jc w:val="center"/>
+            </w:pPr>
+            <w:r/>
+            <w:r>
+              <w:rPr>
+                <w:rFonts w:ascii="Calibri" w:hAnsi="Calibri"/>
+                <w:b w:val="0"/>
+                <w:i w:val="0"/>
+                <w:sz w:val="18"/>
+              </w:rPr>
+              <w:t>0.347</w:t>
+            </w:r>
+          </w:p>
+        </w:tc>
+        <w:tc>
+          <w:tcPr>
+            <w:tcW w:type="dxa" w:w="1247"/>
+            <w:shd w:val="clear" w:color="auto" w:fill="F1F3F6"/>
+          </w:tcPr>
+          <w:p>
+            <w:pPr>
+              <w:keepNext/>
+              <w:spacing w:after="0" w:line="240" w:lineRule="auto"/>
+              <w:jc w:val="center"/>
+            </w:pPr>
+            <w:r/>
+            <w:r>
+              <w:rPr>
+                <w:rFonts w:ascii="Calibri" w:hAnsi="Calibri"/>
+                <w:b w:val="0"/>
+                <w:i w:val="0"/>
+                <w:sz w:val="18"/>
+              </w:rPr>
+              <w:t>0.350</w:t>
+            </w:r>
+          </w:p>
+        </w:tc>
+        <w:tc>
+          <w:tcPr>
+            <w:tcW w:type="dxa" w:w="1020"/>
+            <w:shd w:val="clear" w:color="auto" w:fill="F1F3F6"/>
+          </w:tcPr>
+          <w:p>
+            <w:pPr>
+              <w:keepNext/>
+              <w:spacing w:after="0" w:line="240" w:lineRule="auto"/>
+              <w:jc w:val="center"/>
+            </w:pPr>
+            <w:r/>
+            <w:r>
+              <w:rPr>
+                <w:rFonts w:ascii="Calibri" w:hAnsi="Calibri"/>
+                <w:b w:val="0"/>
+                <w:i w:val="0"/>
+                <w:sz w:val="18"/>
+              </w:rPr>
+              <w:t>+0.003</w:t>
+            </w:r>
+          </w:p>
+        </w:tc>
+        <w:tc>
+          <w:tcPr>
+            <w:tcW w:type="dxa" w:w="1020"/>
+            <w:shd w:val="clear" w:color="auto" w:fill="F1F3F6"/>
+          </w:tcPr>
+          <w:p>
+            <w:pPr>
+              <w:keepNext/>
+              <w:spacing w:after="0" w:line="240" w:lineRule="auto"/>
+              <w:jc w:val="center"/>
+            </w:pPr>
+            <w:r/>
+            <w:r>
+              <w:rPr>
+                <w:rFonts w:ascii="Calibri" w:hAnsi="Calibri"/>
+                <w:b w:val="0"/>
+                <w:i w:val="0"/>
+                <w:sz w:val="18"/>
+              </w:rPr>
+              <w:t>3/5</w:t>
+            </w:r>
+          </w:p>
+        </w:tc>
+      </w:tr>
+      <w:tr>
+        <w:tc>
+          <w:tcPr>
+            <w:tcW w:type="dxa" w:w="2494"/>
+          </w:tcPr>
+          <w:p>
+            <w:pPr>
+              <w:keepNext/>
+              <w:spacing w:after="0" w:line="240" w:lineRule="auto"/>
+              <w:jc w:val="left"/>
+            </w:pPr>
+            <w:r/>
+            <w:r>
+              <w:rPr>
+                <w:rFonts w:ascii="Calibri" w:hAnsi="Calibri"/>
+                <w:b w:val="0"/>
+                <w:i w:val="0"/>
+                <w:sz w:val="18"/>
+              </w:rPr>
+              <w:t>Target Parkinson 14d</w:t>
+            </w:r>
+          </w:p>
+        </w:tc>
+        <w:tc>
+          <w:tcPr>
+            <w:tcW w:type="dxa" w:w="1701"/>
+          </w:tcPr>
+          <w:p>
+            <w:pPr>
+              <w:keepNext/>
+              <w:spacing w:after="0" w:line="240" w:lineRule="auto"/>
+              <w:jc w:val="center"/>
+            </w:pPr>
+            <w:r/>
+            <w:r>
+              <w:rPr>
+                <w:rFonts w:ascii="Calibri" w:hAnsi="Calibri"/>
+                <w:b w:val="0"/>
+                <w:i w:val="0"/>
+                <w:sz w:val="18"/>
+              </w:rPr>
+              <w:t>Random Forest</w:t>
+            </w:r>
+          </w:p>
+        </w:tc>
+        <w:tc>
+          <w:tcPr>
+            <w:tcW w:type="dxa" w:w="1247"/>
+          </w:tcPr>
+          <w:p>
+            <w:pPr>
+              <w:keepNext/>
+              <w:spacing w:after="0" w:line="240" w:lineRule="auto"/>
+              <w:jc w:val="center"/>
+            </w:pPr>
+            <w:r/>
+            <w:r>
+              <w:rPr>
+                <w:rFonts w:ascii="Calibri" w:hAnsi="Calibri"/>
+                <w:b w:val="0"/>
+                <w:i w:val="0"/>
+                <w:sz w:val="18"/>
+              </w:rPr>
+              <w:t>not run</w:t>
+            </w:r>
+          </w:p>
+        </w:tc>
+        <w:tc>
+          <w:tcPr>
+            <w:tcW w:type="dxa" w:w="1247"/>
+          </w:tcPr>
+          <w:p>
+            <w:pPr>
+              <w:keepNext/>
+              <w:spacing w:after="0" w:line="240" w:lineRule="auto"/>
+              <w:jc w:val="center"/>
+            </w:pPr>
+            <w:r/>
+            <w:r>
+              <w:rPr>
+                <w:rFonts w:ascii="Calibri" w:hAnsi="Calibri"/>
+                <w:b w:val="0"/>
+                <w:i w:val="0"/>
+                <w:sz w:val="18"/>
+              </w:rPr>
+              <w:t>0.354</w:t>
+            </w:r>
+          </w:p>
+        </w:tc>
+        <w:tc>
+          <w:tcPr>
+            <w:tcW w:type="dxa" w:w="1020"/>
+          </w:tcPr>
+          <w:p>
+            <w:pPr>
+              <w:keepNext/>
+              <w:spacing w:after="0" w:line="240" w:lineRule="auto"/>
+              <w:jc w:val="center"/>
+            </w:pPr>
+            <w:r/>
+            <w:r>
+              <w:rPr>
+                <w:rFonts w:ascii="Calibri" w:hAnsi="Calibri"/>
+                <w:b w:val="0"/>
+                <w:i w:val="0"/>
+                <w:sz w:val="18"/>
+              </w:rPr>
+              <w:t>–</w:t>
+            </w:r>
+          </w:p>
+        </w:tc>
+        <w:tc>
+          <w:tcPr>
+            <w:tcW w:type="dxa" w:w="1020"/>
+          </w:tcPr>
+          <w:p>
+            <w:pPr>
+              <w:keepNext/>
+              <w:spacing w:after="0" w:line="240" w:lineRule="auto"/>
+              <w:jc w:val="center"/>
+            </w:pPr>
+            <w:r/>
+            <w:r>
+              <w:rPr>
+                <w:rFonts w:ascii="Calibri" w:hAnsi="Calibri"/>
+                <w:b w:val="0"/>
+                <w:i w:val="0"/>
+                <w:sz w:val="18"/>
+              </w:rPr>
+              <w:t>–</w:t>
+            </w:r>
+          </w:p>
+        </w:tc>
+      </w:tr>
+      <w:tr>
+        <w:tc>
+          <w:tcPr>
+            <w:tcW w:type="dxa" w:w="2494"/>
+            <w:shd w:val="clear" w:color="auto" w:fill="F1F3F6"/>
+          </w:tcPr>
+          <w:p>
+            <w:pPr>
+              <w:keepNext/>
+              <w:spacing w:after="0" w:line="240" w:lineRule="auto"/>
+              <w:jc w:val="left"/>
+            </w:pPr>
+            <w:r/>
+            <w:r>
+              <w:rPr>
+                <w:rFonts w:ascii="Calibri" w:hAnsi="Calibri"/>
+                <w:b w:val="0"/>
+                <w:i w:val="0"/>
+                <w:sz w:val="18"/>
+              </w:rPr>
+              <w:t>Target Parkinson 14d</w:t>
+            </w:r>
+          </w:p>
+        </w:tc>
+        <w:tc>
+          <w:tcPr>
+            <w:tcW w:type="dxa" w:w="1701"/>
+            <w:shd w:val="clear" w:color="auto" w:fill="F1F3F6"/>
+          </w:tcPr>
+          <w:p>
+            <w:pPr>
+              <w:keepNext/>
+              <w:spacing w:after="0" w:line="240" w:lineRule="auto"/>
+              <w:jc w:val="center"/>
+            </w:pPr>
+            <w:r/>
+            <w:r>
+              <w:rPr>
+                <w:rFonts w:ascii="Calibri" w:hAnsi="Calibri"/>
+                <w:b w:val="0"/>
+                <w:i w:val="0"/>
+                <w:sz w:val="18"/>
+              </w:rPr>
+              <w:t>LightGBM</w:t>
+            </w:r>
+          </w:p>
+        </w:tc>
+        <w:tc>
+          <w:tcPr>
+            <w:tcW w:type="dxa" w:w="1247"/>
+            <w:shd w:val="clear" w:color="auto" w:fill="F1F3F6"/>
+          </w:tcPr>
+          <w:p>
+            <w:pPr>
+              <w:keepNext/>
+              <w:spacing w:after="0" w:line="240" w:lineRule="auto"/>
+              <w:jc w:val="center"/>
+            </w:pPr>
+            <w:r/>
+            <w:r>
+              <w:rPr>
+                <w:rFonts w:ascii="Calibri" w:hAnsi="Calibri"/>
+                <w:b w:val="0"/>
+                <w:i w:val="0"/>
+                <w:sz w:val="18"/>
+              </w:rPr>
+              <w:t>0.321</w:t>
+            </w:r>
+          </w:p>
+        </w:tc>
+        <w:tc>
+          <w:tcPr>
+            <w:tcW w:type="dxa" w:w="1247"/>
+            <w:shd w:val="clear" w:color="auto" w:fill="F1F3F6"/>
+          </w:tcPr>
+          <w:p>
+            <w:pPr>
+              <w:keepNext/>
+              <w:spacing w:after="0" w:line="240" w:lineRule="auto"/>
+              <w:jc w:val="center"/>
+            </w:pPr>
+            <w:r/>
+            <w:r>
+              <w:rPr>
+                <w:rFonts w:ascii="Calibri" w:hAnsi="Calibri"/>
+                <w:b w:val="0"/>
+                <w:i w:val="0"/>
+                <w:sz w:val="18"/>
+              </w:rPr>
+              <w:t>0.331</w:t>
+            </w:r>
+          </w:p>
+        </w:tc>
+        <w:tc>
+          <w:tcPr>
+            <w:tcW w:type="dxa" w:w="1020"/>
+            <w:shd w:val="clear" w:color="auto" w:fill="F1F3F6"/>
+          </w:tcPr>
+          <w:p>
+            <w:pPr>
+              <w:keepNext/>
+              <w:spacing w:after="0" w:line="240" w:lineRule="auto"/>
+              <w:jc w:val="center"/>
+            </w:pPr>
+            <w:r/>
+            <w:r>
+              <w:rPr>
+                <w:rFonts w:ascii="Calibri" w:hAnsi="Calibri"/>
+                <w:b w:val="0"/>
+                <w:i w:val="0"/>
+                <w:sz w:val="18"/>
+              </w:rPr>
+              <w:t>+0.009</w:t>
+            </w:r>
+          </w:p>
+        </w:tc>
+        <w:tc>
+          <w:tcPr>
+            <w:tcW w:type="dxa" w:w="1020"/>
+            <w:shd w:val="clear" w:color="auto" w:fill="F1F3F6"/>
+          </w:tcPr>
+          <w:p>
+            <w:pPr>
+              <w:keepNext/>
+              <w:spacing w:after="0" w:line="240" w:lineRule="auto"/>
+              <w:jc w:val="center"/>
+            </w:pPr>
+            <w:r/>
+            <w:r>
+              <w:rPr>
+                <w:rFonts w:ascii="Calibri" w:hAnsi="Calibri"/>
+                <w:b w:val="0"/>
+                <w:i w:val="0"/>
+                <w:sz w:val="18"/>
+              </w:rPr>
+              <w:t>5/5</w:t>
             </w:r>
           </w:p>
         </w:tc>
@@ -13541,7 +15012,7 @@
       <w:r>
         <w:drawing>
           <wp:inline xmlns:a="http://schemas.openxmlformats.org/drawingml/2006/main" xmlns:pic="http://schemas.openxmlformats.org/drawingml/2006/picture">
-            <wp:extent cx="4680000" cy="2323096"/>
+            <wp:extent cx="4680000" cy="2325511"/>
             <wp:docPr id="6" name="Picture 6"/>
             <wp:cNvGraphicFramePr>
               <a:graphicFrameLocks noChangeAspect="1"/>
@@ -13562,7 +15033,7 @@
                   <pic:spPr>
                     <a:xfrm>
                       <a:off x="0" y="0"/>
-                      <a:ext cx="4680000" cy="2323096"/>
+                      <a:ext cx="4680000" cy="2325511"/>
                     </a:xfrm>
                     <a:prstGeom prst="rect"/>
                   </pic:spPr>
@@ -13712,7 +15183,7 @@
       <w:r>
         <w:drawing>
           <wp:inline xmlns:a="http://schemas.openxmlformats.org/drawingml/2006/main" xmlns:pic="http://schemas.openxmlformats.org/drawingml/2006/picture">
-            <wp:extent cx="5400000" cy="4197341"/>
+            <wp:extent cx="5400000" cy="4237898"/>
             <wp:docPr id="9" name="Picture 9"/>
             <wp:cNvGraphicFramePr>
               <a:graphicFrameLocks noChangeAspect="1"/>
@@ -13733,7 +15204,7 @@
                   <pic:spPr>
                     <a:xfrm>
                       <a:off x="0" y="0"/>
-                      <a:ext cx="5400000" cy="4197341"/>
+                      <a:ext cx="5400000" cy="4237898"/>
                     </a:xfrm>
                     <a:prstGeom prst="rect"/>
                   </pic:spPr>
@@ -13826,7 +15297,7 @@
       <w:r>
         <w:drawing>
           <wp:inline xmlns:a="http://schemas.openxmlformats.org/drawingml/2006/main" xmlns:pic="http://schemas.openxmlformats.org/drawingml/2006/picture">
-            <wp:extent cx="4320000" cy="2606127"/>
+            <wp:extent cx="4320000" cy="2651330"/>
             <wp:docPr id="11" name="Picture 11"/>
             <wp:cNvGraphicFramePr>
               <a:graphicFrameLocks noChangeAspect="1"/>
@@ -13847,7 +15318,7 @@
                   <pic:spPr>
                     <a:xfrm>
                       <a:off x="0" y="0"/>
-                      <a:ext cx="4320000" cy="2606127"/>
+                      <a:ext cx="4320000" cy="2651330"/>
                     </a:xfrm>
                     <a:prstGeom prst="rect"/>
                   </pic:spPr>
@@ -13883,7 +15354,7 @@
       <w:r>
         <w:drawing>
           <wp:inline xmlns:a="http://schemas.openxmlformats.org/drawingml/2006/main" xmlns:pic="http://schemas.openxmlformats.org/drawingml/2006/picture">
-            <wp:extent cx="4680000" cy="4201116"/>
+            <wp:extent cx="4680000" cy="4216727"/>
             <wp:docPr id="12" name="Picture 12"/>
             <wp:cNvGraphicFramePr>
               <a:graphicFrameLocks noChangeAspect="1"/>
@@ -13904,7 +15375,7 @@
                   <pic:spPr>
                     <a:xfrm>
                       <a:off x="0" y="0"/>
-                      <a:ext cx="4680000" cy="4201116"/>
+                      <a:ext cx="4680000" cy="4216727"/>
                     </a:xfrm>
                     <a:prstGeom prst="rect"/>
                   </pic:spPr>
@@ -13929,6 +15400,63 @@
           <w:sz w:val="18"/>
         </w:rPr>
         <w:t>Figure A10. Spearman correlations between target, controls and emission features.</w:t>
+      </w:r>
+    </w:p>
+    <w:p>
+      <w:pPr>
+        <w:keepNext/>
+        <w:spacing w:after="0"/>
+        <w:jc w:val="center"/>
+      </w:pPr>
+      <w:r>
+        <w:drawing>
+          <wp:inline xmlns:a="http://schemas.openxmlformats.org/drawingml/2006/main" xmlns:pic="http://schemas.openxmlformats.org/drawingml/2006/picture">
+            <wp:extent cx="4680000" cy="3036488"/>
+            <wp:docPr id="13" name="Picture 13"/>
+            <wp:cNvGraphicFramePr>
+              <a:graphicFrameLocks noChangeAspect="1"/>
+            </wp:cNvGraphicFramePr>
+            <a:graphic>
+              <a:graphicData uri="http://schemas.openxmlformats.org/drawingml/2006/picture">
+                <pic:pic>
+                  <pic:nvPicPr>
+                    <pic:cNvPr id="0" name="lgbm_importance.png"/>
+                    <pic:cNvPicPr/>
+                  </pic:nvPicPr>
+                  <pic:blipFill>
+                    <a:blip r:embed="rId22"/>
+                    <a:stretch>
+                      <a:fillRect/>
+                    </a:stretch>
+                  </pic:blipFill>
+                  <pic:spPr>
+                    <a:xfrm>
+                      <a:off x="0" y="0"/>
+                      <a:ext cx="4680000" cy="3036488"/>
+                    </a:xfrm>
+                    <a:prstGeom prst="rect"/>
+                  </pic:spPr>
+                </pic:pic>
+              </a:graphicData>
+            </a:graphic>
+          </wp:inline>
+        </w:drawing>
+      </w:r>
+    </w:p>
+    <w:p>
+      <w:pPr>
+        <w:spacing w:after="120"/>
+        <w:jc w:val="center"/>
+      </w:pPr>
+      <w:r>
+        <w:rPr>
+          <w:rFonts w:ascii="Calibri" w:hAnsi="Calibri"/>
+          <w:b w:val="0"/>
+          <w:i w:val="0"/>
+          <w:color w:val="5A6070"/>
+          <w:sz w:val="18"/>
+        </w:rPr>
+        <w:t>Figure A11. LightGBM (FULL, last fold): share of total split gain by feature, coloured by feature group.</w:t>
       </w:r>
     </w:p>
     <w:p>

--- a/report/Group7_Final_Report_DRAFT.docx
+++ b/report/Group7_Final_Report_DRAFT.docx
@@ -47,7 +47,7 @@
           <w:color w:val="5A6070"/>
           <w:sz w:val="22"/>
         </w:rPr>
-        <w:t>Walk-forward evidence from 176 tokens and six machine-learning models</w:t>
+        <w:t>Walk-forward evidence from 176 tokens and five machine-learning models</w:t>
       </w:r>
     </w:p>
     <w:p>
@@ -140,7 +140,7 @@
           <w:i w:val="0"/>
           <w:sz w:val="22"/>
         </w:rPr>
-        <w:t>We ask whether a token's published unlock (emission) schedule adds forecasting power for its forward 14-day realized volatility beyond what trailing volatility and the market regime already explain. On a panel of 176 tokens over 2024-09 to 2026-08 (101,393 token-days) we run K-nearest neighbours, Random Forest, LightGBM, Ridge, Elastic Net and logistic regression twice, once on nine control features and once on controls plus 23 emission and static features, under a five-fold walk-forward protocol with embargo. Every regressor beats both the persistence forecast and the pooled-mean baseline (R</w:t>
+        <w:t>We ask whether a token's published unlock (emission) schedule adds forecasting power for its forward 14-day realized volatility beyond what trailing volatility and the market regime already explain. On a panel of 176 tokens over 2024-09 to 2026-08 (101,393 token-days) we run K-nearest neighbours, Random Forest, LightGBM, Ridge and Elastic Net twice, once on nine control features and once on controls plus 23 emission and static features, under a five-fold walk-forward protocol with embargo. Every regressor beats both the persistence forecast and the pooled-mean baseline (R</w:t>
       </w:r>
       <w:r>
         <w:rPr>
@@ -198,7 +198,7 @@
           <w:i w:val="0"/>
           <w:sz w:val="22"/>
         </w:rPr>
-        <w:t xml:space="preserve"> by +0.001 to +0.006 on average, against a fold-to-fold standard deviation of about 0.15, and the sign of the change flips between folds. Error analysis shows that the unlock features do not help even where unlocks are largest, and the classification view shows a small loss in ROC-AUC. We conclude that, in this panel, scheduled unlocks are not a reliable incremental volatility signal.</w:t>
+        <w:t xml:space="preserve"> by +0.001 to +0.006 on average, against a fold-to-fold standard deviation of about 0.15, and the sign of the change flips between folds. Error analysis shows that the unlock features do not help even where unlocks are largest. We conclude that, in this panel, scheduled unlocks are not a reliable incremental volatility signal.</w:t>
       </w:r>
     </w:p>
     <w:p>
@@ -433,7 +433,7 @@
           <w:i w:val="0"/>
           <w:sz w:val="22"/>
         </w:rPr>
-        <w:t xml:space="preserve"> Re-ask the question as classification (logistic regression), interpret what each model uses, and judge whether any improvement is useful in practice.</w:t>
+        <w:t xml:space="preserve"> Interpret what each model uses, and judge whether any improvement is useful in practice.</w:t>
       </w:r>
     </w:p>
     <w:p>
@@ -2328,84 +2328,6 @@
     </w:p>
     <w:p>
       <w:pPr>
-        <w:jc w:val="both"/>
-      </w:pPr>
-      <w:r>
-        <w:rPr>
-          <w:rFonts w:ascii="Calibri" w:hAnsi="Calibri"/>
-          <w:b/>
-          <w:i w:val="0"/>
-          <w:sz w:val="22"/>
-        </w:rPr>
-        <w:t xml:space="preserve">Logistic regression. </w:t>
-      </w:r>
-      <w:r>
-        <w:rPr>
-          <w:rFonts w:ascii="Calibri" w:hAnsi="Calibri"/>
-          <w:b w:val="0"/>
-          <w:i w:val="0"/>
-          <w:sz w:val="22"/>
-        </w:rPr>
-        <w:t>An L2-penalised classifier (C ∈ {10</w:t>
-      </w:r>
-      <w:r>
-        <w:rPr>
-          <w:rFonts w:ascii="Calibri" w:hAnsi="Calibri"/>
-          <w:b w:val="0"/>
-          <w:i w:val="0"/>
-          <w:sz w:val="22"/>
-          <w:vertAlign w:val="superscript"/>
-        </w:rPr>
-        <w:t>-5</w:t>
-      </w:r>
-      <w:r>
-        <w:rPr>
-          <w:rFonts w:ascii="Calibri" w:hAnsi="Calibri"/>
-          <w:b w:val="0"/>
-          <w:i w:val="0"/>
-          <w:sz w:val="22"/>
-        </w:rPr>
-        <w:t xml:space="preserve">, …, 10}, tuned by validation log loss) for two events defined from the forward target: </w:t>
-      </w:r>
-      <w:r>
-        <w:rPr>
-          <w:rFonts w:ascii="Calibri" w:hAnsi="Calibri"/>
-          <w:b/>
-          <w:i w:val="0"/>
-          <w:sz w:val="22"/>
-        </w:rPr>
-        <w:t>top20_xs</w:t>
-      </w:r>
-      <w:r>
-        <w:rPr>
-          <w:rFonts w:ascii="Calibri" w:hAnsi="Calibri"/>
-          <w:b w:val="0"/>
-          <w:i w:val="0"/>
-          <w:sz w:val="22"/>
-        </w:rPr>
-        <w:t xml:space="preserve">, the token is in the top 20% of forward volatility across all tokens on date D (base rate 20%), and </w:t>
-      </w:r>
-      <w:r>
-        <w:rPr>
-          <w:rFonts w:ascii="Calibri" w:hAnsi="Calibri"/>
-          <w:b/>
-          <w:i w:val="0"/>
-          <w:sz w:val="22"/>
-        </w:rPr>
-        <w:t>spike_1.5x</w:t>
-      </w:r>
-      <w:r>
-        <w:rPr>
-          <w:rFonts w:ascii="Calibri" w:hAnsi="Calibri"/>
-          <w:b w:val="0"/>
-          <w:i w:val="0"/>
-          <w:sz w:val="22"/>
-        </w:rPr>
-        <w:t>, forward volatility exceeds 1.5× the token's own trailing 30-day volatility (base rate 14%). We report ROC-AUC, PR-AUC and the Brier skill score against the training base rate; no resampling is used, since it would distort the probabilities.</w:t>
-      </w:r>
-    </w:p>
-    <w:p>
-      <w:pPr>
         <w:pStyle w:val="Heading1"/>
       </w:pPr>
       <w:r>
@@ -7831,7 +7753,7 @@
           <w:i w:val="0"/>
           <w:sz w:val="22"/>
         </w:rPr>
-        <w:t>Controls account for 92% of LightGBM's total split gain on the last fold, emission features for 4% and static features for 4%; the top three are ETH volatility, BTC volatility and trailing 30-day volatility, and the best emission feature (30-day unlocks as a share of total supply) has 1% (Figure A11).</w:t>
+        <w:t>Controls account for 92% of LightGBM's total split gain on the last fold, emission features for 4% and static features for 4%; the top three are ETH volatility, BTC volatility and trailing 30-day volatility, and the best emission feature (30-day unlocks as a share of total supply) has 1% (Figure A10).</w:t>
       </w:r>
     </w:p>
     <w:p>
@@ -7862,733 +7784,7 @@
         <w:pStyle w:val="Heading2"/>
       </w:pPr>
       <w:r>
-        <w:t>5.4  Classification view (logistic regression)</w:t>
-      </w:r>
-    </w:p>
-    <w:p>
-      <w:pPr>
-        <w:keepNext/>
-        <w:spacing w:after="40"/>
-        <w:jc w:val="left"/>
-      </w:pPr>
-      <w:r>
-        <w:rPr>
-          <w:rFonts w:ascii="Calibri" w:hAnsi="Calibri"/>
-          <w:b/>
-          <w:i w:val="0"/>
-          <w:color w:val="5A6070"/>
-          <w:sz w:val="18"/>
-        </w:rPr>
-        <w:t>Table 6. Logistic regression, daily panel, mean of 5 folds. Naive = rank by trailing 14d volatility; BSS = Brier skill score vs the training base rate.</w:t>
-      </w:r>
-    </w:p>
-    <w:tbl>
-      <w:tblPr>
-        <w:tblStyle w:val="TableGrid"/>
-        <w:tblW w:type="auto" w:w="0"/>
-        <w:jc w:val="center"/>
-        <w:tblLook w:firstColumn="1" w:firstRow="1" w:lastColumn="0" w:lastRow="0" w:noHBand="0" w:noVBand="1" w:val="04A0"/>
-      </w:tblPr>
-      <w:tblGrid>
-        <w:gridCol w:w="1071"/>
-        <w:gridCol w:w="1071"/>
-        <w:gridCol w:w="1071"/>
-        <w:gridCol w:w="1071"/>
-        <w:gridCol w:w="1071"/>
-        <w:gridCol w:w="1071"/>
-        <w:gridCol w:w="1071"/>
-        <w:gridCol w:w="1071"/>
-        <w:gridCol w:w="1071"/>
-      </w:tblGrid>
-      <w:tr>
-        <w:tc>
-          <w:tcPr>
-            <w:tcW w:type="dxa" w:w="2041"/>
-            <w:shd w:val="clear" w:color="auto" w:fill="1F2433"/>
-          </w:tcPr>
-          <w:p>
-            <w:pPr>
-              <w:keepNext/>
-              <w:spacing w:after="0" w:line="240" w:lineRule="auto"/>
-              <w:jc w:val="left"/>
-            </w:pPr>
-            <w:r>
-              <w:rPr>
-                <w:color w:val="FFFFFF"/>
-              </w:rPr>
-            </w:r>
-            <w:r>
-              <w:rPr>
-                <w:rFonts w:ascii="Calibri" w:hAnsi="Calibri"/>
-                <w:b/>
-                <w:i w:val="0"/>
-                <w:color w:val="FFFFFF"/>
-                <w:sz w:val="18"/>
-              </w:rPr>
-              <w:t>Event</w:t>
-            </w:r>
-          </w:p>
-        </w:tc>
-        <w:tc>
-          <w:tcPr>
-            <w:tcW w:type="dxa" w:w="907"/>
-            <w:shd w:val="clear" w:color="auto" w:fill="1F2433"/>
-          </w:tcPr>
-          <w:p>
-            <w:pPr>
-              <w:keepNext/>
-              <w:spacing w:after="0" w:line="240" w:lineRule="auto"/>
-              <w:jc w:val="center"/>
-            </w:pPr>
-            <w:r>
-              <w:rPr>
-                <w:color w:val="FFFFFF"/>
-              </w:rPr>
-            </w:r>
-            <w:r>
-              <w:rPr>
-                <w:rFonts w:ascii="Calibri" w:hAnsi="Calibri"/>
-                <w:b/>
-                <w:i w:val="0"/>
-                <w:color w:val="FFFFFF"/>
-                <w:sz w:val="18"/>
-              </w:rPr>
-              <w:t>AUC naive</w:t>
-            </w:r>
-          </w:p>
-        </w:tc>
-        <w:tc>
-          <w:tcPr>
-            <w:tcW w:type="dxa" w:w="907"/>
-            <w:shd w:val="clear" w:color="auto" w:fill="1F2433"/>
-          </w:tcPr>
-          <w:p>
-            <w:pPr>
-              <w:keepNext/>
-              <w:spacing w:after="0" w:line="240" w:lineRule="auto"/>
-              <w:jc w:val="center"/>
-            </w:pPr>
-            <w:r>
-              <w:rPr>
-                <w:color w:val="FFFFFF"/>
-              </w:rPr>
-            </w:r>
-            <w:r>
-              <w:rPr>
-                <w:rFonts w:ascii="Calibri" w:hAnsi="Calibri"/>
-                <w:b/>
-                <w:i w:val="0"/>
-                <w:color w:val="FFFFFF"/>
-                <w:sz w:val="18"/>
-              </w:rPr>
-              <w:t>AUC CTRL</w:t>
-            </w:r>
-          </w:p>
-        </w:tc>
-        <w:tc>
-          <w:tcPr>
-            <w:tcW w:type="dxa" w:w="907"/>
-            <w:shd w:val="clear" w:color="auto" w:fill="1F2433"/>
-          </w:tcPr>
-          <w:p>
-            <w:pPr>
-              <w:keepNext/>
-              <w:spacing w:after="0" w:line="240" w:lineRule="auto"/>
-              <w:jc w:val="center"/>
-            </w:pPr>
-            <w:r>
-              <w:rPr>
-                <w:color w:val="FFFFFF"/>
-              </w:rPr>
-            </w:r>
-            <w:r>
-              <w:rPr>
-                <w:rFonts w:ascii="Calibri" w:hAnsi="Calibri"/>
-                <w:b/>
-                <w:i w:val="0"/>
-                <w:color w:val="FFFFFF"/>
-                <w:sz w:val="18"/>
-              </w:rPr>
-              <w:t>AUC FULL</w:t>
-            </w:r>
-          </w:p>
-        </w:tc>
-        <w:tc>
-          <w:tcPr>
-            <w:tcW w:type="dxa" w:w="794"/>
-            <w:shd w:val="clear" w:color="auto" w:fill="1F2433"/>
-          </w:tcPr>
-          <w:p>
-            <w:pPr>
-              <w:keepNext/>
-              <w:spacing w:after="0" w:line="240" w:lineRule="auto"/>
-              <w:jc w:val="center"/>
-            </w:pPr>
-            <w:r>
-              <w:rPr>
-                <w:color w:val="FFFFFF"/>
-              </w:rPr>
-            </w:r>
-            <w:r>
-              <w:rPr>
-                <w:rFonts w:ascii="Calibri" w:hAnsi="Calibri"/>
-                <w:b/>
-                <w:i w:val="0"/>
-                <w:color w:val="FFFFFF"/>
-                <w:sz w:val="18"/>
-              </w:rPr>
-              <w:t>ΔAUC</w:t>
-            </w:r>
-          </w:p>
-        </w:tc>
-        <w:tc>
-          <w:tcPr>
-            <w:tcW w:type="dxa" w:w="1020"/>
-            <w:shd w:val="clear" w:color="auto" w:fill="1F2433"/>
-          </w:tcPr>
-          <w:p>
-            <w:pPr>
-              <w:keepNext/>
-              <w:spacing w:after="0" w:line="240" w:lineRule="auto"/>
-              <w:jc w:val="center"/>
-            </w:pPr>
-            <w:r>
-              <w:rPr>
-                <w:color w:val="FFFFFF"/>
-              </w:rPr>
-            </w:r>
-            <w:r>
-              <w:rPr>
-                <w:rFonts w:ascii="Calibri" w:hAnsi="Calibri"/>
-                <w:b/>
-                <w:i w:val="0"/>
-                <w:color w:val="FFFFFF"/>
-                <w:sz w:val="18"/>
-              </w:rPr>
-              <w:t>PR-AUC CTRL</w:t>
-            </w:r>
-          </w:p>
-        </w:tc>
-        <w:tc>
-          <w:tcPr>
-            <w:tcW w:type="dxa" w:w="1020"/>
-            <w:shd w:val="clear" w:color="auto" w:fill="1F2433"/>
-          </w:tcPr>
-          <w:p>
-            <w:pPr>
-              <w:keepNext/>
-              <w:spacing w:after="0" w:line="240" w:lineRule="auto"/>
-              <w:jc w:val="center"/>
-            </w:pPr>
-            <w:r>
-              <w:rPr>
-                <w:color w:val="FFFFFF"/>
-              </w:rPr>
-            </w:r>
-            <w:r>
-              <w:rPr>
-                <w:rFonts w:ascii="Calibri" w:hAnsi="Calibri"/>
-                <w:b/>
-                <w:i w:val="0"/>
-                <w:color w:val="FFFFFF"/>
-                <w:sz w:val="18"/>
-              </w:rPr>
-              <w:t>PR-AUC FULL</w:t>
-            </w:r>
-          </w:p>
-        </w:tc>
-        <w:tc>
-          <w:tcPr>
-            <w:tcW w:type="dxa" w:w="850"/>
-            <w:shd w:val="clear" w:color="auto" w:fill="1F2433"/>
-          </w:tcPr>
-          <w:p>
-            <w:pPr>
-              <w:keepNext/>
-              <w:spacing w:after="0" w:line="240" w:lineRule="auto"/>
-              <w:jc w:val="center"/>
-            </w:pPr>
-            <w:r>
-              <w:rPr>
-                <w:color w:val="FFFFFF"/>
-              </w:rPr>
-            </w:r>
-            <w:r>
-              <w:rPr>
-                <w:rFonts w:ascii="Calibri" w:hAnsi="Calibri"/>
-                <w:b/>
-                <w:i w:val="0"/>
-                <w:color w:val="FFFFFF"/>
-                <w:sz w:val="18"/>
-              </w:rPr>
-              <w:t>BSS CTRL</w:t>
-            </w:r>
-          </w:p>
-        </w:tc>
-        <w:tc>
-          <w:tcPr>
-            <w:tcW w:type="dxa" w:w="850"/>
-            <w:shd w:val="clear" w:color="auto" w:fill="1F2433"/>
-          </w:tcPr>
-          <w:p>
-            <w:pPr>
-              <w:keepNext/>
-              <w:spacing w:after="0" w:line="240" w:lineRule="auto"/>
-              <w:jc w:val="center"/>
-            </w:pPr>
-            <w:r>
-              <w:rPr>
-                <w:color w:val="FFFFFF"/>
-              </w:rPr>
-            </w:r>
-            <w:r>
-              <w:rPr>
-                <w:rFonts w:ascii="Calibri" w:hAnsi="Calibri"/>
-                <w:b/>
-                <w:i w:val="0"/>
-                <w:color w:val="FFFFFF"/>
-                <w:sz w:val="18"/>
-              </w:rPr>
-              <w:t>BSS FULL</w:t>
-            </w:r>
-          </w:p>
-        </w:tc>
-      </w:tr>
-      <w:tr>
-        <w:tc>
-          <w:tcPr>
-            <w:tcW w:type="dxa" w:w="2041"/>
-          </w:tcPr>
-          <w:p>
-            <w:pPr>
-              <w:keepNext/>
-              <w:spacing w:after="0" w:line="240" w:lineRule="auto"/>
-              <w:jc w:val="left"/>
-            </w:pPr>
-            <w:r/>
-            <w:r>
-              <w:rPr>
-                <w:rFonts w:ascii="Calibri" w:hAnsi="Calibri"/>
-                <w:b w:val="0"/>
-                <w:i w:val="0"/>
-                <w:sz w:val="18"/>
-              </w:rPr>
-              <w:t>Top 20% cross-section</w:t>
-            </w:r>
-          </w:p>
-        </w:tc>
-        <w:tc>
-          <w:tcPr>
-            <w:tcW w:type="dxa" w:w="907"/>
-          </w:tcPr>
-          <w:p>
-            <w:pPr>
-              <w:keepNext/>
-              <w:spacing w:after="0" w:line="240" w:lineRule="auto"/>
-              <w:jc w:val="center"/>
-            </w:pPr>
-            <w:r/>
-            <w:r>
-              <w:rPr>
-                <w:rFonts w:ascii="Calibri" w:hAnsi="Calibri"/>
-                <w:b w:val="0"/>
-                <w:i w:val="0"/>
-                <w:sz w:val="18"/>
-              </w:rPr>
-              <w:t>0.653</w:t>
-            </w:r>
-          </w:p>
-        </w:tc>
-        <w:tc>
-          <w:tcPr>
-            <w:tcW w:type="dxa" w:w="907"/>
-          </w:tcPr>
-          <w:p>
-            <w:pPr>
-              <w:keepNext/>
-              <w:spacing w:after="0" w:line="240" w:lineRule="auto"/>
-              <w:jc w:val="center"/>
-            </w:pPr>
-            <w:r/>
-            <w:r>
-              <w:rPr>
-                <w:rFonts w:ascii="Calibri" w:hAnsi="Calibri"/>
-                <w:b w:val="0"/>
-                <w:i w:val="0"/>
-                <w:sz w:val="18"/>
-              </w:rPr>
-              <w:t>0.694</w:t>
-            </w:r>
-          </w:p>
-        </w:tc>
-        <w:tc>
-          <w:tcPr>
-            <w:tcW w:type="dxa" w:w="907"/>
-          </w:tcPr>
-          <w:p>
-            <w:pPr>
-              <w:keepNext/>
-              <w:spacing w:after="0" w:line="240" w:lineRule="auto"/>
-              <w:jc w:val="center"/>
-            </w:pPr>
-            <w:r/>
-            <w:r>
-              <w:rPr>
-                <w:rFonts w:ascii="Calibri" w:hAnsi="Calibri"/>
-                <w:b w:val="0"/>
-                <w:i w:val="0"/>
-                <w:sz w:val="18"/>
-              </w:rPr>
-              <w:t>0.693</w:t>
-            </w:r>
-          </w:p>
-        </w:tc>
-        <w:tc>
-          <w:tcPr>
-            <w:tcW w:type="dxa" w:w="794"/>
-          </w:tcPr>
-          <w:p>
-            <w:pPr>
-              <w:keepNext/>
-              <w:spacing w:after="0" w:line="240" w:lineRule="auto"/>
-              <w:jc w:val="center"/>
-            </w:pPr>
-            <w:r/>
-            <w:r>
-              <w:rPr>
-                <w:rFonts w:ascii="Calibri" w:hAnsi="Calibri"/>
-                <w:b w:val="0"/>
-                <w:i w:val="0"/>
-                <w:sz w:val="18"/>
-              </w:rPr>
-              <w:t>-0.002</w:t>
-            </w:r>
-          </w:p>
-        </w:tc>
-        <w:tc>
-          <w:tcPr>
-            <w:tcW w:type="dxa" w:w="1020"/>
-          </w:tcPr>
-          <w:p>
-            <w:pPr>
-              <w:keepNext/>
-              <w:spacing w:after="0" w:line="240" w:lineRule="auto"/>
-              <w:jc w:val="center"/>
-            </w:pPr>
-            <w:r/>
-            <w:r>
-              <w:rPr>
-                <w:rFonts w:ascii="Calibri" w:hAnsi="Calibri"/>
-                <w:b w:val="0"/>
-                <w:i w:val="0"/>
-                <w:sz w:val="18"/>
-              </w:rPr>
-              <w:t>0.384</w:t>
-            </w:r>
-          </w:p>
-        </w:tc>
-        <w:tc>
-          <w:tcPr>
-            <w:tcW w:type="dxa" w:w="1020"/>
-          </w:tcPr>
-          <w:p>
-            <w:pPr>
-              <w:keepNext/>
-              <w:spacing w:after="0" w:line="240" w:lineRule="auto"/>
-              <w:jc w:val="center"/>
-            </w:pPr>
-            <w:r/>
-            <w:r>
-              <w:rPr>
-                <w:rFonts w:ascii="Calibri" w:hAnsi="Calibri"/>
-                <w:b w:val="0"/>
-                <w:i w:val="0"/>
-                <w:sz w:val="18"/>
-              </w:rPr>
-              <w:t>0.373</w:t>
-            </w:r>
-          </w:p>
-        </w:tc>
-        <w:tc>
-          <w:tcPr>
-            <w:tcW w:type="dxa" w:w="850"/>
-          </w:tcPr>
-          <w:p>
-            <w:pPr>
-              <w:keepNext/>
-              <w:spacing w:after="0" w:line="240" w:lineRule="auto"/>
-              <w:jc w:val="center"/>
-            </w:pPr>
-            <w:r/>
-            <w:r>
-              <w:rPr>
-                <w:rFonts w:ascii="Calibri" w:hAnsi="Calibri"/>
-                <w:b w:val="0"/>
-                <w:i w:val="0"/>
-                <w:sz w:val="18"/>
-              </w:rPr>
-              <w:t>0.079</w:t>
-            </w:r>
-          </w:p>
-        </w:tc>
-        <w:tc>
-          <w:tcPr>
-            <w:tcW w:type="dxa" w:w="850"/>
-          </w:tcPr>
-          <w:p>
-            <w:pPr>
-              <w:keepNext/>
-              <w:spacing w:after="0" w:line="240" w:lineRule="auto"/>
-              <w:jc w:val="center"/>
-            </w:pPr>
-            <w:r/>
-            <w:r>
-              <w:rPr>
-                <w:rFonts w:ascii="Calibri" w:hAnsi="Calibri"/>
-                <w:b w:val="0"/>
-                <w:i w:val="0"/>
-                <w:sz w:val="18"/>
-              </w:rPr>
-              <w:t>0.072</w:t>
-            </w:r>
-          </w:p>
-        </w:tc>
-      </w:tr>
-      <w:tr>
-        <w:tc>
-          <w:tcPr>
-            <w:tcW w:type="dxa" w:w="2041"/>
-            <w:shd w:val="clear" w:color="auto" w:fill="F1F3F6"/>
-          </w:tcPr>
-          <w:p>
-            <w:pPr>
-              <w:keepNext w:val="0"/>
-              <w:spacing w:after="0" w:line="240" w:lineRule="auto"/>
-              <w:jc w:val="left"/>
-            </w:pPr>
-            <w:r/>
-            <w:r>
-              <w:rPr>
-                <w:rFonts w:ascii="Calibri" w:hAnsi="Calibri"/>
-                <w:b w:val="0"/>
-                <w:i w:val="0"/>
-                <w:sz w:val="18"/>
-              </w:rPr>
-              <w:t>Spike &gt; 1.5× own 30d vol</w:t>
-            </w:r>
-          </w:p>
-        </w:tc>
-        <w:tc>
-          <w:tcPr>
-            <w:tcW w:type="dxa" w:w="907"/>
-            <w:shd w:val="clear" w:color="auto" w:fill="F1F3F6"/>
-          </w:tcPr>
-          <w:p>
-            <w:pPr>
-              <w:keepNext w:val="0"/>
-              <w:spacing w:after="0" w:line="240" w:lineRule="auto"/>
-              <w:jc w:val="center"/>
-            </w:pPr>
-            <w:r/>
-            <w:r>
-              <w:rPr>
-                <w:rFonts w:ascii="Calibri" w:hAnsi="Calibri"/>
-                <w:b w:val="0"/>
-                <w:i w:val="0"/>
-                <w:sz w:val="18"/>
-              </w:rPr>
-              <w:t>–</w:t>
-            </w:r>
-          </w:p>
-        </w:tc>
-        <w:tc>
-          <w:tcPr>
-            <w:tcW w:type="dxa" w:w="907"/>
-            <w:shd w:val="clear" w:color="auto" w:fill="F1F3F6"/>
-          </w:tcPr>
-          <w:p>
-            <w:pPr>
-              <w:keepNext w:val="0"/>
-              <w:spacing w:after="0" w:line="240" w:lineRule="auto"/>
-              <w:jc w:val="center"/>
-            </w:pPr>
-            <w:r/>
-            <w:r>
-              <w:rPr>
-                <w:rFonts w:ascii="Calibri" w:hAnsi="Calibri"/>
-                <w:b w:val="0"/>
-                <w:i w:val="0"/>
-                <w:sz w:val="18"/>
-              </w:rPr>
-              <w:t>0.722</w:t>
-            </w:r>
-          </w:p>
-        </w:tc>
-        <w:tc>
-          <w:tcPr>
-            <w:tcW w:type="dxa" w:w="907"/>
-            <w:shd w:val="clear" w:color="auto" w:fill="F1F3F6"/>
-          </w:tcPr>
-          <w:p>
-            <w:pPr>
-              <w:keepNext w:val="0"/>
-              <w:spacing w:after="0" w:line="240" w:lineRule="auto"/>
-              <w:jc w:val="center"/>
-            </w:pPr>
-            <w:r/>
-            <w:r>
-              <w:rPr>
-                <w:rFonts w:ascii="Calibri" w:hAnsi="Calibri"/>
-                <w:b w:val="0"/>
-                <w:i w:val="0"/>
-                <w:sz w:val="18"/>
-              </w:rPr>
-              <w:t>0.718</w:t>
-            </w:r>
-          </w:p>
-        </w:tc>
-        <w:tc>
-          <w:tcPr>
-            <w:tcW w:type="dxa" w:w="794"/>
-            <w:shd w:val="clear" w:color="auto" w:fill="F1F3F6"/>
-          </w:tcPr>
-          <w:p>
-            <w:pPr>
-              <w:keepNext w:val="0"/>
-              <w:spacing w:after="0" w:line="240" w:lineRule="auto"/>
-              <w:jc w:val="center"/>
-            </w:pPr>
-            <w:r/>
-            <w:r>
-              <w:rPr>
-                <w:rFonts w:ascii="Calibri" w:hAnsi="Calibri"/>
-                <w:b w:val="0"/>
-                <w:i w:val="0"/>
-                <w:sz w:val="18"/>
-              </w:rPr>
-              <w:t>-0.004</w:t>
-            </w:r>
-          </w:p>
-        </w:tc>
-        <w:tc>
-          <w:tcPr>
-            <w:tcW w:type="dxa" w:w="1020"/>
-            <w:shd w:val="clear" w:color="auto" w:fill="F1F3F6"/>
-          </w:tcPr>
-          <w:p>
-            <w:pPr>
-              <w:keepNext w:val="0"/>
-              <w:spacing w:after="0" w:line="240" w:lineRule="auto"/>
-              <w:jc w:val="center"/>
-            </w:pPr>
-            <w:r/>
-            <w:r>
-              <w:rPr>
-                <w:rFonts w:ascii="Calibri" w:hAnsi="Calibri"/>
-                <w:b w:val="0"/>
-                <w:i w:val="0"/>
-                <w:sz w:val="18"/>
-              </w:rPr>
-              <w:t>0.283</w:t>
-            </w:r>
-          </w:p>
-        </w:tc>
-        <w:tc>
-          <w:tcPr>
-            <w:tcW w:type="dxa" w:w="1020"/>
-            <w:shd w:val="clear" w:color="auto" w:fill="F1F3F6"/>
-          </w:tcPr>
-          <w:p>
-            <w:pPr>
-              <w:keepNext w:val="0"/>
-              <w:spacing w:after="0" w:line="240" w:lineRule="auto"/>
-              <w:jc w:val="center"/>
-            </w:pPr>
-            <w:r/>
-            <w:r>
-              <w:rPr>
-                <w:rFonts w:ascii="Calibri" w:hAnsi="Calibri"/>
-                <w:b w:val="0"/>
-                <w:i w:val="0"/>
-                <w:sz w:val="18"/>
-              </w:rPr>
-              <w:t>0.279</w:t>
-            </w:r>
-          </w:p>
-        </w:tc>
-        <w:tc>
-          <w:tcPr>
-            <w:tcW w:type="dxa" w:w="850"/>
-            <w:shd w:val="clear" w:color="auto" w:fill="F1F3F6"/>
-          </w:tcPr>
-          <w:p>
-            <w:pPr>
-              <w:keepNext w:val="0"/>
-              <w:spacing w:after="0" w:line="240" w:lineRule="auto"/>
-              <w:jc w:val="center"/>
-            </w:pPr>
-            <w:r/>
-            <w:r>
-              <w:rPr>
-                <w:rFonts w:ascii="Calibri" w:hAnsi="Calibri"/>
-                <w:b w:val="0"/>
-                <w:i w:val="0"/>
-                <w:sz w:val="18"/>
-              </w:rPr>
-              <w:t>0.043</w:t>
-            </w:r>
-          </w:p>
-        </w:tc>
-        <w:tc>
-          <w:tcPr>
-            <w:tcW w:type="dxa" w:w="850"/>
-            <w:shd w:val="clear" w:color="auto" w:fill="F1F3F6"/>
-          </w:tcPr>
-          <w:p>
-            <w:pPr>
-              <w:keepNext w:val="0"/>
-              <w:spacing w:after="0" w:line="240" w:lineRule="auto"/>
-              <w:jc w:val="center"/>
-            </w:pPr>
-            <w:r/>
-            <w:r>
-              <w:rPr>
-                <w:rFonts w:ascii="Calibri" w:hAnsi="Calibri"/>
-                <w:b w:val="0"/>
-                <w:i w:val="0"/>
-                <w:sz w:val="18"/>
-              </w:rPr>
-              <w:t>0.041</w:t>
-            </w:r>
-          </w:p>
-        </w:tc>
-      </w:tr>
-    </w:tbl>
-    <w:p>
-      <w:pPr>
-        <w:spacing w:after="0"/>
-      </w:pPr>
-    </w:p>
-    <w:p>
-      <w:pPr>
-        <w:jc w:val="both"/>
-      </w:pPr>
-      <w:r>
-        <w:rPr>
-          <w:rFonts w:ascii="Calibri" w:hAnsi="Calibri"/>
-          <w:b w:val="0"/>
-          <w:i w:val="0"/>
-          <w:sz w:val="22"/>
-        </w:rPr>
-        <w:t>On controls, logistic regression identifies high-volatility tokens clearly better than ranking by trailing volatility (AUC 0.694 vs 0.653). Its coefficients rank token age (younger tokens are more often in the top 20%) and trailing volatility first; the 90-day unlock share enters with an odds ratio of about 1.1 per s.d., yet adding the unlock features lowers ROC-AUC, PR-AUC and Brier skill for both events on both panels (Figure A8).</w:t>
-      </w:r>
-    </w:p>
-    <w:p>
-      <w:pPr>
-        <w:pStyle w:val="Heading2"/>
-      </w:pPr>
-      <w:r>
-        <w:t>5.5  Robustness</w:t>
+        <w:t>5.4  Robustness</w:t>
       </w:r>
     </w:p>
     <w:p>
@@ -8693,7 +7889,7 @@
         <w:pStyle w:val="Heading2"/>
       </w:pPr>
       <w:r>
-        <w:t>5.6  Model comparison and practical relevance</w:t>
+        <w:t>5.5  Model comparison and practical relevance</w:t>
       </w:r>
     </w:p>
     <w:p>
@@ -8788,7 +7984,7 @@
           <w:i w:val="0"/>
           <w:sz w:val="22"/>
         </w:rPr>
-        <w:t>Once trailing volatility and the market regime are controlled for, scheduled token unlocks do not add reliable forecasting power for 14-day forward realized volatility in this panel. Six models agree, the average gain is tiny relative to fold-to-fold variation, its sign is unstable, the unlock features hurt where unlocks are largest, and the classification view shows a small loss. Settings were chosen on validation data and the test results were reported without changing the models in response.</w:t>
+        <w:t>Once trailing volatility and the market regime are controlled for, scheduled token unlocks do not add reliable forecasting power for 14-day forward realized volatility in this panel. Five models agree, the average gain is tiny relative to fold-to-fold variation, its sign is unstable, and the unlock features hurt where unlocks are largest. Settings were chosen on validation data and the test results were reported without changing the models in response.</w:t>
       </w:r>
     </w:p>
     <w:p>
@@ -14706,7 +13902,7 @@
                 <w:color w:val="C0392B"/>
                 <w:sz w:val="18"/>
               </w:rPr>
-              <w:t>[e.g. Logistic]</w:t>
+              <w:t>[e.g. LightGBM]</w:t>
             </w:r>
           </w:p>
         </w:tc>
@@ -15240,65 +14436,8 @@
       <w:r>
         <w:drawing>
           <wp:inline xmlns:a="http://schemas.openxmlformats.org/drawingml/2006/main" xmlns:pic="http://schemas.openxmlformats.org/drawingml/2006/picture">
-            <wp:extent cx="5400000" cy="2460034"/>
+            <wp:extent cx="4320000" cy="2651330"/>
             <wp:docPr id="10" name="Picture 10"/>
-            <wp:cNvGraphicFramePr>
-              <a:graphicFrameLocks noChangeAspect="1"/>
-            </wp:cNvGraphicFramePr>
-            <a:graphic>
-              <a:graphicData uri="http://schemas.openxmlformats.org/drawingml/2006/picture">
-                <pic:pic>
-                  <pic:nvPicPr>
-                    <pic:cNvPr id="0" name="logistic_auc.png"/>
-                    <pic:cNvPicPr/>
-                  </pic:nvPicPr>
-                  <pic:blipFill>
-                    <a:blip r:embed="rId19"/>
-                    <a:stretch>
-                      <a:fillRect/>
-                    </a:stretch>
-                  </pic:blipFill>
-                  <pic:spPr>
-                    <a:xfrm>
-                      <a:off x="0" y="0"/>
-                      <a:ext cx="5400000" cy="2460034"/>
-                    </a:xfrm>
-                    <a:prstGeom prst="rect"/>
-                  </pic:spPr>
-                </pic:pic>
-              </a:graphicData>
-            </a:graphic>
-          </wp:inline>
-        </w:drawing>
-      </w:r>
-    </w:p>
-    <w:p>
-      <w:pPr>
-        <w:spacing w:after="120"/>
-        <w:jc w:val="center"/>
-      </w:pPr>
-      <w:r>
-        <w:rPr>
-          <w:rFonts w:ascii="Calibri" w:hAnsi="Calibri"/>
-          <w:b w:val="0"/>
-          <w:i w:val="0"/>
-          <w:color w:val="5A6070"/>
-          <w:sz w:val="18"/>
-        </w:rPr>
-        <w:t>Figure A8. Logistic regression test ROC-AUC, controls vs FULL; dashed = rank by trailing 14d volatility.</w:t>
-      </w:r>
-    </w:p>
-    <w:p>
-      <w:pPr>
-        <w:keepNext/>
-        <w:spacing w:after="0"/>
-        <w:jc w:val="center"/>
-      </w:pPr>
-      <w:r>
-        <w:drawing>
-          <wp:inline xmlns:a="http://schemas.openxmlformats.org/drawingml/2006/main" xmlns:pic="http://schemas.openxmlformats.org/drawingml/2006/picture">
-            <wp:extent cx="4320000" cy="2651330"/>
-            <wp:docPr id="11" name="Picture 11"/>
             <wp:cNvGraphicFramePr>
               <a:graphicFrameLocks noChangeAspect="1"/>
             </wp:cNvGraphicFramePr>
@@ -15310,7 +14449,7 @@
                     <pic:cNvPicPr/>
                   </pic:nvPicPr>
                   <pic:blipFill>
-                    <a:blip r:embed="rId20"/>
+                    <a:blip r:embed="rId19"/>
                     <a:stretch>
                       <a:fillRect/>
                     </a:stretch>
@@ -15342,7 +14481,7 @@
           <w:color w:val="5A6070"/>
           <w:sz w:val="18"/>
         </w:rPr>
-        <w:t>Figure A9. KNN validation RMSE against k (mean over folds), by feature set.</w:t>
+        <w:t>Figure A8. KNN validation RMSE against k (mean over folds), by feature set.</w:t>
       </w:r>
     </w:p>
     <w:p>
@@ -15355,7 +14494,7 @@
         <w:drawing>
           <wp:inline xmlns:a="http://schemas.openxmlformats.org/drawingml/2006/main" xmlns:pic="http://schemas.openxmlformats.org/drawingml/2006/picture">
             <wp:extent cx="4680000" cy="4216727"/>
-            <wp:docPr id="12" name="Picture 12"/>
+            <wp:docPr id="11" name="Picture 11"/>
             <wp:cNvGraphicFramePr>
               <a:graphicFrameLocks noChangeAspect="1"/>
             </wp:cNvGraphicFramePr>
@@ -15367,7 +14506,7 @@
                     <pic:cNvPicPr/>
                   </pic:nvPicPr>
                   <pic:blipFill>
-                    <a:blip r:embed="rId21"/>
+                    <a:blip r:embed="rId20"/>
                     <a:stretch>
                       <a:fillRect/>
                     </a:stretch>
@@ -15399,7 +14538,7 @@
           <w:color w:val="5A6070"/>
           <w:sz w:val="18"/>
         </w:rPr>
-        <w:t>Figure A10. Spearman correlations between target, controls and emission features.</w:t>
+        <w:t>Figure A9. Spearman correlations between target, controls and emission features.</w:t>
       </w:r>
     </w:p>
     <w:p>
@@ -15412,7 +14551,7 @@
         <w:drawing>
           <wp:inline xmlns:a="http://schemas.openxmlformats.org/drawingml/2006/main" xmlns:pic="http://schemas.openxmlformats.org/drawingml/2006/picture">
             <wp:extent cx="4680000" cy="3036488"/>
-            <wp:docPr id="13" name="Picture 13"/>
+            <wp:docPr id="12" name="Picture 12"/>
             <wp:cNvGraphicFramePr>
               <a:graphicFrameLocks noChangeAspect="1"/>
             </wp:cNvGraphicFramePr>
@@ -15424,7 +14563,7 @@
                     <pic:cNvPicPr/>
                   </pic:nvPicPr>
                   <pic:blipFill>
-                    <a:blip r:embed="rId22"/>
+                    <a:blip r:embed="rId21"/>
                     <a:stretch>
                       <a:fillRect/>
                     </a:stretch>
@@ -15456,7 +14595,7 @@
           <w:color w:val="5A6070"/>
           <w:sz w:val="18"/>
         </w:rPr>
-        <w:t>Figure A11. LightGBM (FULL, last fold): share of total split gain by feature, coloured by feature group.</w:t>
+        <w:t>Figure A10. LightGBM (FULL, last fold): share of total split gain by feature, coloured by feature group.</w:t>
       </w:r>
     </w:p>
     <w:p>
